--- a/Tóm tắt phiên làm việc trước .docx
+++ b/Tóm tắt phiên làm việc trước .docx
@@ -14,7 +14,7 @@
           <w:b/>
           <w:bCs/>
         </w:rPr>
-        <w:t>Tổng kết phiên làm việc – V75 Module 1</w:t>
+        <w:t>Tóm tắt 4 phiên — bàn giao cho phiên ngày mai</w:t>
       </w:r>
     </w:p>
     <w:p>
@@ -29,276 +29,101 @@
           <w:b/>
           <w:bCs/>
         </w:rPr>
-        <w:t>Đã hoàn thành</w:t>
+        <w:t>I. Hạ tầng &amp; Stack</w:t>
       </w:r>
     </w:p>
     <w:p>
       <w:pPr>
         <w:numPr>
           <w:ilvl w:val="0"/>
-          <w:numId w:val="9"/>
+          <w:numId w:val="34"/>
         </w:numPr>
-        <w:tabs>
-          <w:tab w:val="clear" w:pos="502"/>
-          <w:tab w:val="num" w:pos="360"/>
-        </w:tabs>
-      </w:pPr>
+      </w:pPr>
+      <w:r>
+        <w:t>Frontend: Vite + React 18 + TypeScript + TailwindCSS + shadcn-style UI primitives</w:t>
+      </w:r>
+    </w:p>
+    <w:p>
+      <w:pPr>
+        <w:numPr>
+          <w:ilvl w:val="0"/>
+          <w:numId w:val="34"/>
+        </w:numPr>
+      </w:pPr>
+      <w:r>
+        <w:t>Backend: Supabase project qvcqkciobetttltlqqjq (Postgres + Auth + RLS)</w:t>
+      </w:r>
+    </w:p>
+    <w:p>
+      <w:pPr>
+        <w:numPr>
+          <w:ilvl w:val="0"/>
+          <w:numId w:val="34"/>
+        </w:numPr>
+      </w:pPr>
+      <w:r>
+        <w:t xml:space="preserve">Deploy: Netlify https://luminous-marigold-a337b6.netlify.app/ qua </w:t>
+      </w:r>
       <w:r>
         <w:rPr>
           <w:b/>
           <w:bCs/>
         </w:rPr>
-        <w:t>1. Database Supabase</w:t>
+        <w:t>Netlify CLI</w:t>
       </w:r>
       <w:r>
-        <w:t xml:space="preserve"> (3 file SQL trong supabase/migrations/)</w:t>
+        <w:t xml:space="preserve"> (netlify deploy --prod --dir=dist)</w:t>
       </w:r>
     </w:p>
     <w:p>
       <w:pPr>
         <w:numPr>
           <w:ilvl w:val="0"/>
-          <w:numId w:val="11"/>
+          <w:numId w:val="34"/>
         </w:numPr>
       </w:pPr>
       <w:r>
-        <w:t>001_initial_schema.sql: 11 bảng (departments, salary_grades, salary_config, employees, users, attendance × 4, salary_records, activity_logs) + 5 enum + trigger updated_at.</w:t>
+        <w:t xml:space="preserve">Git: </w:t>
       </w:r>
-    </w:p>
-    <w:p>
-      <w:pPr>
-        <w:numPr>
-          <w:ilvl w:val="0"/>
-          <w:numId w:val="11"/>
-        </w:numPr>
-      </w:pPr>
-      <w:r>
-        <w:t>002_rls_policies.sql: 6 helper function + RLS policies cho 4 role.</w:t>
-      </w:r>
-    </w:p>
-    <w:p>
-      <w:pPr>
-        <w:numPr>
-          <w:ilvl w:val="0"/>
-          <w:numId w:val="11"/>
-        </w:numPr>
-      </w:pPr>
-      <w:r>
-        <w:t>003_seed_data.sql: 8 phòng ban, ngạch-bậc đầy đủ (RULE-02), salary_config hiện hành (RULE-04).</w:t>
-      </w:r>
-    </w:p>
-    <w:p>
-      <w:pPr>
-        <w:numPr>
-          <w:ilvl w:val="0"/>
-          <w:numId w:val="11"/>
-        </w:numPr>
-      </w:pPr>
-      <w:r>
-        <w:t>supabase/scripts/seed-users.mjs: tạo 8 demo user qua Auth Admin API.</w:t>
-      </w:r>
-    </w:p>
-    <w:p>
-      <w:pPr>
-        <w:numPr>
-          <w:ilvl w:val="0"/>
-          <w:numId w:val="9"/>
-        </w:numPr>
-        <w:tabs>
-          <w:tab w:val="clear" w:pos="502"/>
-          <w:tab w:val="num" w:pos="360"/>
-        </w:tabs>
-      </w:pPr>
       <w:r>
         <w:rPr>
           <w:b/>
           <w:bCs/>
         </w:rPr>
-        <w:t>2. Frontend</w:t>
+        <w:t>chỉ local, KHÔNG có GitHub remote</w:t>
       </w:r>
       <w:r>
-        <w:t xml:space="preserve"> (Vite + React 18 + TS + Tailwind + shadcn-style UI)</w:t>
+        <w:t xml:space="preserve"> — mỗi lần deploy phải build local rồi netlify deploy</w:t>
       </w:r>
     </w:p>
     <w:p>
       <w:pPr>
         <w:numPr>
           <w:ilvl w:val="0"/>
-          <w:numId w:val="12"/>
+          <w:numId w:val="34"/>
         </w:numPr>
-      </w:pPr>
-      <w:r>
-        <w:t>AuthContext (login bằng CCCD ánh xạ cccd@v75.local, logout, change password, role check).</w:t>
-      </w:r>
-    </w:p>
-    <w:p>
-      <w:pPr>
-        <w:numPr>
-          <w:ilvl w:val="0"/>
-          <w:numId w:val="12"/>
-        </w:numPr>
-      </w:pPr>
-      <w:r>
-        <w:t>ProtectedRoute (redirect login / change-password / unauthorized theo role).</w:t>
-      </w:r>
-    </w:p>
-    <w:p>
-      <w:pPr>
-        <w:numPr>
-          <w:ilvl w:val="0"/>
-          <w:numId w:val="12"/>
-        </w:numPr>
-      </w:pPr>
-      <w:r>
-        <w:t>Trang: LoginPage (CCCD 9–12 số + khoá 5 phút sau 5 lần sai), ChangePasswordPage (5 quy tắc), DashboardPage, UnauthorizedPage.</w:t>
-      </w:r>
-    </w:p>
-    <w:p>
-      <w:pPr>
-        <w:numPr>
-          <w:ilvl w:val="0"/>
-          <w:numId w:val="12"/>
-        </w:numPr>
-      </w:pPr>
-      <w:r>
-        <w:t>Layout: Sidebar render menu động theo role (10 mục) + Header dropdown đổi mật khẩu/đăng xuất.</w:t>
-      </w:r>
-    </w:p>
-    <w:p>
-      <w:pPr>
-        <w:numPr>
-          <w:ilvl w:val="0"/>
-          <w:numId w:val="12"/>
-        </w:numPr>
-      </w:pPr>
-      <w:r>
-        <w:t>5 UI primitives: Button, Input, Label, Card, Alert.</w:t>
-      </w:r>
-    </w:p>
-    <w:p>
-      <w:pPr>
-        <w:numPr>
-          <w:ilvl w:val="0"/>
-          <w:numId w:val="9"/>
-        </w:numPr>
-        <w:tabs>
-          <w:tab w:val="clear" w:pos="502"/>
-          <w:tab w:val="num" w:pos="360"/>
-        </w:tabs>
       </w:pPr>
       <w:r>
         <w:rPr>
           <w:b/>
           <w:bCs/>
         </w:rPr>
-        <w:t>3. Hạ tầng</w:t>
+        <w:t>Phiên bản hiện tại: 0.3.1</w:t>
       </w:r>
     </w:p>
     <w:p>
       <w:pPr>
-        <w:numPr>
-          <w:ilvl w:val="0"/>
-          <w:numId w:val="13"/>
-        </w:numPr>
-      </w:pPr>
-      <w:r>
-        <w:t>netlify.toml (SPA fallback, security headers).</w:t>
-      </w:r>
-    </w:p>
-    <w:p>
-      <w:pPr>
-        <w:numPr>
-          <w:ilvl w:val="0"/>
-          <w:numId w:val="13"/>
-        </w:numPr>
-      </w:pPr>
-      <w:r>
-        <w:t>.github/workflows/ci.yml (typecheck + lint + build trên Node 20).</w:t>
-      </w:r>
-    </w:p>
-    <w:p>
-      <w:pPr>
-        <w:numPr>
-          <w:ilvl w:val="0"/>
-          <w:numId w:val="13"/>
-        </w:numPr>
-      </w:pPr>
-      <w:r>
-        <w:t>README đầy đủ + supabase/README.md.</w:t>
-      </w:r>
-    </w:p>
-    <w:p>
-      <w:pPr>
-        <w:numPr>
-          <w:ilvl w:val="0"/>
-          <w:numId w:val="13"/>
-        </w:numPr>
-      </w:pPr>
-      <w:r>
-        <w:t>CLAUDE.md lưu DB password (đã thêm vào .gitignore).</w:t>
-      </w:r>
-    </w:p>
-    <w:p>
-      <w:pPr>
-        <w:numPr>
-          <w:ilvl w:val="0"/>
-          <w:numId w:val="9"/>
-        </w:numPr>
-        <w:tabs>
-          <w:tab w:val="clear" w:pos="502"/>
-          <w:tab w:val="num" w:pos="360"/>
-        </w:tabs>
+        <w:rPr>
+          <w:b/>
+          <w:bCs/>
+        </w:rPr>
       </w:pPr>
       <w:r>
         <w:rPr>
           <w:b/>
           <w:bCs/>
         </w:rPr>
-        <w:t>4. Đã deploy &amp; vận hành</w:t>
-      </w:r>
-    </w:p>
-    <w:p>
-      <w:pPr>
-        <w:numPr>
-          <w:ilvl w:val="0"/>
-          <w:numId w:val="14"/>
-        </w:numPr>
-      </w:pPr>
-      <w:r>
-        <w:t>Site Netlify: https://luminous-marigold-a337b6.netlify.app/</w:t>
-      </w:r>
-    </w:p>
-    <w:p>
-      <w:pPr>
-        <w:numPr>
-          <w:ilvl w:val="0"/>
-          <w:numId w:val="14"/>
-        </w:numPr>
-      </w:pPr>
-      <w:r>
-        <w:t>Env vars VITE_SUPABASE_URL + VITE_SUPABASE_ANON_KEY đã set trên Netlify.</w:t>
-      </w:r>
-    </w:p>
-    <w:p>
-      <w:pPr>
-        <w:numPr>
-          <w:ilvl w:val="0"/>
-          <w:numId w:val="14"/>
-        </w:numPr>
-      </w:pPr>
-      <w:r>
-        <w:t>3 SQL migration đã chạy trên Supabase project qvcqkciobetttltlqqjq.</w:t>
-      </w:r>
-    </w:p>
-    <w:p>
-      <w:pPr>
-        <w:numPr>
-          <w:ilvl w:val="0"/>
-          <w:numId w:val="14"/>
-        </w:numPr>
-      </w:pPr>
-      <w:r>
-        <w:t>8 demo user đã seed thành công, login thành công với 001199000001 / 8888V75.</w:t>
+        <w:t>II. 4 Module đã hoàn thành</w:t>
       </w:r>
     </w:p>
     <w:p>
@@ -313,70 +138,625 @@
           <w:b/>
           <w:bCs/>
         </w:rPr>
-        <w:t>Vấn đề đang tồn — chuyển sang phiên sau</w:t>
+        <w:t>Module 1 — Auth &amp; nền tảng (3 phiên đầu)</w:t>
       </w:r>
     </w:p>
     <w:p>
       <w:pPr>
         <w:numPr>
           <w:ilvl w:val="0"/>
-          <w:numId w:val="9"/>
+          <w:numId w:val="35"/>
         </w:numPr>
-        <w:tabs>
-          <w:tab w:val="clear" w:pos="502"/>
-          <w:tab w:val="num" w:pos="360"/>
-        </w:tabs>
+      </w:pPr>
+      <w:r>
+        <w:t>3 migration SQL: 001_initial_schema.sql (11 bảng + 5 enum + trigger updated_at), 002_rls_policies.sql (6 helper function + RLS 4 role), 003_seed_data.sql (8 phòng ban + ngạch-bậc + salary_config)</w:t>
+      </w:r>
+    </w:p>
+    <w:p>
+      <w:pPr>
+        <w:numPr>
+          <w:ilvl w:val="0"/>
+          <w:numId w:val="35"/>
+        </w:numPr>
+      </w:pPr>
+      <w:r>
+        <w:t>Script seed-users.mjs tạo 8 demo user qua Auth Admin API</w:t>
+      </w:r>
+    </w:p>
+    <w:p>
+      <w:pPr>
+        <w:numPr>
+          <w:ilvl w:val="0"/>
+          <w:numId w:val="35"/>
+        </w:numPr>
+      </w:pPr>
+      <w:r>
+        <w:t>Login bằng CCCD ánh xạ cccd@v75.local, đổi MK lần đầu, lockout 5 phút sau 5 lần sai (client-side)</w:t>
+      </w:r>
+    </w:p>
+    <w:p>
+      <w:pPr>
+        <w:numPr>
+          <w:ilvl w:val="0"/>
+          <w:numId w:val="35"/>
+        </w:numPr>
+      </w:pPr>
+      <w:r>
+        <w:t>Bug đổi MK đã fix qua 3 hotfix v0.2.1/2/3 (race onAuthStateChange + refresh token + RLS silent filter)</w:t>
+      </w:r>
+    </w:p>
+    <w:p>
+      <w:pPr>
+        <w:rPr>
+          <w:b/>
+          <w:bCs/>
+        </w:rPr>
       </w:pPr>
       <w:r>
         <w:rPr>
           <w:b/>
           <w:bCs/>
         </w:rPr>
-        <w:t>Bug đổi mật khẩu lần đầu</w:t>
-      </w:r>
-      <w:r>
-        <w:t>: sau khi login lần đầu và nhập mật khẩu mới ở trang /change-password, bấm nút "Đổi mật khẩu" thì không có phản hồi. Console hiện 400 trên /auth/v1/token?grant_type=password (endpoint login, không phải endpoint update user — đáng nghi).</w:t>
+        <w:t>Module 2 — CRUD nghiệp vụ</w:t>
       </w:r>
     </w:p>
     <w:p>
       <w:pPr>
         <w:numPr>
           <w:ilvl w:val="0"/>
-          <w:numId w:val="9"/>
+          <w:numId w:val="36"/>
         </w:numPr>
-        <w:tabs>
-          <w:tab w:val="clear" w:pos="502"/>
-          <w:tab w:val="num" w:pos="360"/>
-        </w:tabs>
+      </w:pPr>
+      <w:r>
+        <w:t>pages/DepartmentsPage (admin_he_thong)</w:t>
+      </w:r>
+    </w:p>
+    <w:p>
+      <w:pPr>
+        <w:numPr>
+          <w:ilvl w:val="0"/>
+          <w:numId w:val="36"/>
+        </w:numPr>
+      </w:pPr>
+      <w:r>
+        <w:t>pages/EmployeesPage 20+ trường, ngạch/bậc dynamic (admin_luong + admin_he_thong)</w:t>
+      </w:r>
+    </w:p>
+    <w:p>
+      <w:pPr>
+        <w:numPr>
+          <w:ilvl w:val="0"/>
+          <w:numId w:val="36"/>
+        </w:numPr>
+      </w:pPr>
+      <w:r>
+        <w:t>pages/ConfigPage versioned salary_config (admin_he_thong)</w:t>
+      </w:r>
+    </w:p>
+    <w:p>
+      <w:pPr>
+        <w:numPr>
+          <w:ilvl w:val="0"/>
+          <w:numId w:val="36"/>
+        </w:numPr>
+      </w:pPr>
+      <w:r>
+        <w:t>pages/UsersPage quản lý role/phòng/lock (admin_he_thong)</w:t>
+      </w:r>
+    </w:p>
+    <w:p>
+      <w:pPr>
+        <w:numPr>
+          <w:ilvl w:val="0"/>
+          <w:numId w:val="36"/>
+        </w:numPr>
+      </w:pPr>
+      <w:r>
+        <w:t>lib/api.ts tầng truy cập DB tập trung + lib/log.ts activity logs</w:t>
+      </w:r>
+    </w:p>
+    <w:p>
+      <w:pPr>
+        <w:rPr>
+          <w:b/>
+          <w:bCs/>
+        </w:rPr>
       </w:pPr>
       <w:r>
         <w:rPr>
           <w:b/>
           <w:bCs/>
         </w:rPr>
-        <w:t>Workaround tạm</w:t>
-      </w:r>
-      <w:r>
-        <w:t>: Vào Supabase → Table Editor → bảng users → đổi must_change_password từ true thành false cho user cần dùng → login bypass được trang đổi mật khẩu.</w:t>
+        <w:t>Module 3 — Chấm công</w:t>
       </w:r>
     </w:p>
     <w:p>
       <w:pPr>
         <w:numPr>
           <w:ilvl w:val="0"/>
-          <w:numId w:val="9"/>
+          <w:numId w:val="37"/>
         </w:numPr>
-        <w:tabs>
-          <w:tab w:val="clear" w:pos="502"/>
-          <w:tab w:val="num" w:pos="360"/>
-        </w:tabs>
+      </w:pPr>
+      <w:r>
+        <w:t>pages/AttendancePage 4 grid khối (Office/Security/Technician/Driver)</w:t>
+      </w:r>
+    </w:p>
+    <w:p>
+      <w:pPr>
+        <w:numPr>
+          <w:ilvl w:val="0"/>
+          <w:numId w:val="37"/>
+        </w:numPr>
+      </w:pPr>
+      <w:r>
+        <w:t>Workflow draft → pending → locked</w:t>
+      </w:r>
+    </w:p>
+    <w:p>
+      <w:pPr>
+        <w:numPr>
+          <w:ilvl w:val="0"/>
+          <w:numId w:val="37"/>
+        </w:numPr>
+      </w:pPr>
+      <w:r>
+        <w:t>Khối lái xe (RULE-06): 2 nguồn truong_phong + admin_luong, refreshDriverMatch() so sánh 11 chỉ tiêu, chỉ chốt khi 2 nguồn KHỚP</w:t>
+      </w:r>
+    </w:p>
+    <w:p>
+      <w:pPr>
+        <w:rPr>
+          <w:b/>
+          <w:bCs/>
+        </w:rPr>
       </w:pPr>
       <w:r>
         <w:rPr>
           <w:b/>
           <w:bCs/>
         </w:rPr>
-        <w:t>Cần điều tra ở phiên sau</w:t>
+        <w:t xml:space="preserve">Module 4 — Bảng lương (phiên 4 hôm nay) </w:t>
+      </w:r>
+      <w:r>
+        <w:rPr>
+          <w:rFonts w:ascii="Segoe UI Symbol" w:hAnsi="Segoe UI Symbol" w:cs="Segoe UI Symbol"/>
+          <w:b/>
+          <w:bCs/>
+        </w:rPr>
+        <w:t>★</w:t>
+      </w:r>
+    </w:p>
+    <w:p>
+      <w:pPr>
+        <w:numPr>
+          <w:ilvl w:val="0"/>
+          <w:numId w:val="38"/>
+        </w:numPr>
+      </w:pPr>
+      <w:r>
+        <w:t>supabase/migrations/004_salary_records_constraints.sql — trigger protect_approved_salary_records + view v_salary_summary</w:t>
+      </w:r>
+    </w:p>
+    <w:p>
+      <w:pPr>
+        <w:numPr>
+          <w:ilvl w:val="0"/>
+          <w:numId w:val="38"/>
+        </w:numPr>
+      </w:pPr>
+      <w:r>
+        <w:t>src/lib/payroll.ts — pure-TS calculator: computePayroll(), thueTNCN() (lũy tiến TT 111/2013), normalizeAttendance()</w:t>
+      </w:r>
+    </w:p>
+    <w:p>
+      <w:pPr>
+        <w:numPr>
+          <w:ilvl w:val="0"/>
+          <w:numId w:val="38"/>
+        </w:numPr>
+      </w:pPr>
+      <w:r>
+        <w:t>src/pages/SalaryPage.tsx — /salary, có dialog AdjustmentDialog với live preview</w:t>
+      </w:r>
+    </w:p>
+    <w:p>
+      <w:pPr>
+        <w:numPr>
+          <w:ilvl w:val="0"/>
+          <w:numId w:val="38"/>
+        </w:numPr>
+      </w:pPr>
+      <w:r>
+        <w:t>src/pages/PayslipPage.tsx — /payslip read-only + nút In</w:t>
+      </w:r>
+    </w:p>
+    <w:p>
+      <w:pPr>
+        <w:numPr>
+          <w:ilvl w:val="0"/>
+          <w:numId w:val="38"/>
+        </w:numPr>
+      </w:pPr>
+      <w:r>
+        <w:t>Workflow: draft → pending → approved → cancelled (sau approved bị trigger DB chặn sửa)</w:t>
+      </w:r>
+    </w:p>
+    <w:p>
+      <w:pPr>
+        <w:numPr>
+          <w:ilvl w:val="0"/>
+          <w:numId w:val="38"/>
+        </w:numPr>
+      </w:pPr>
+      <w:r>
+        <w:t xml:space="preserve">Hệ số quy đổi đầu công lái xe (S600 ×1.0, xe 4-7 ×0.8, xe 16-29 ×1.2, công mía ×1.4, công chờ ×0.5) — </w:t>
+      </w:r>
+      <w:r>
+        <w:rPr>
+          <w:b/>
+          <w:bCs/>
+        </w:rPr>
+        <w:t>quy ước trong code, có thể cần điều chỉnh theo nghiệp vụ thực tế</w:t>
+      </w:r>
+    </w:p>
+    <w:p>
+      <w:pPr>
+        <w:rPr>
+          <w:b/>
+          <w:bCs/>
+        </w:rPr>
+      </w:pPr>
+      <w:r>
+        <w:rPr>
+          <w:b/>
+          <w:bCs/>
+        </w:rPr>
+        <w:t>III. Phiên 4 hôm nay — sự kiện chính</w:t>
+      </w:r>
+    </w:p>
+    <w:tbl>
+      <w:tblPr>
+        <w:tblW w:w="0" w:type="auto"/>
+        <w:tblCellSpacing w:w="15" w:type="dxa"/>
+        <w:tblCellMar>
+          <w:top w:w="15" w:type="dxa"/>
+          <w:left w:w="15" w:type="dxa"/>
+          <w:bottom w:w="15" w:type="dxa"/>
+          <w:right w:w="15" w:type="dxa"/>
+        </w:tblCellMar>
+        <w:tblLook w:val="04A0" w:firstRow="1" w:lastRow="0" w:firstColumn="1" w:lastColumn="0" w:noHBand="0" w:noVBand="1"/>
+      </w:tblPr>
+      <w:tblGrid>
+        <w:gridCol w:w="7593"/>
+        <w:gridCol w:w="1767"/>
+      </w:tblGrid>
+      <w:tr>
+        <w:trPr>
+          <w:tblHeader/>
+          <w:tblCellSpacing w:w="15" w:type="dxa"/>
+        </w:trPr>
+        <w:tc>
+          <w:tcPr>
+            <w:tcW w:w="0" w:type="auto"/>
+            <w:vAlign w:val="center"/>
+            <w:hideMark/>
+          </w:tcPr>
+          <w:p>
+            <w:pPr>
+              <w:rPr>
+                <w:b/>
+                <w:bCs/>
+              </w:rPr>
+            </w:pPr>
+            <w:r>
+              <w:rPr>
+                <w:b/>
+                <w:bCs/>
+              </w:rPr>
+              <w:lastRenderedPageBreak/>
+              <w:t>Việc</w:t>
+            </w:r>
+          </w:p>
+        </w:tc>
+        <w:tc>
+          <w:tcPr>
+            <w:tcW w:w="0" w:type="auto"/>
+            <w:vAlign w:val="center"/>
+            <w:hideMark/>
+          </w:tcPr>
+          <w:p>
+            <w:pPr>
+              <w:rPr>
+                <w:b/>
+                <w:bCs/>
+              </w:rPr>
+            </w:pPr>
+            <w:r>
+              <w:rPr>
+                <w:b/>
+                <w:bCs/>
+              </w:rPr>
+              <w:t>Kết quả</w:t>
+            </w:r>
+          </w:p>
+        </w:tc>
+      </w:tr>
+      <w:tr>
+        <w:trPr>
+          <w:tblCellSpacing w:w="15" w:type="dxa"/>
+        </w:trPr>
+        <w:tc>
+          <w:tcPr>
+            <w:tcW w:w="0" w:type="auto"/>
+            <w:vAlign w:val="center"/>
+            <w:hideMark/>
+          </w:tcPr>
+          <w:p>
+            <w:r>
+              <w:t>Triển khai Module 4 đầy đủ (5 file mới + sửa 4 file cũ)</w:t>
+            </w:r>
+          </w:p>
+        </w:tc>
+        <w:tc>
+          <w:tcPr>
+            <w:tcW w:w="0" w:type="auto"/>
+            <w:vAlign w:val="center"/>
+            <w:hideMark/>
+          </w:tcPr>
+          <w:p>
+            <w:r>
+              <w:rPr>
+                <w:rFonts w:ascii="Segoe UI Symbol" w:hAnsi="Segoe UI Symbol" w:cs="Segoe UI Symbol"/>
+              </w:rPr>
+              <w:t>✓</w:t>
+            </w:r>
+          </w:p>
+        </w:tc>
+      </w:tr>
+      <w:tr>
+        <w:trPr>
+          <w:tblCellSpacing w:w="15" w:type="dxa"/>
+        </w:trPr>
+        <w:tc>
+          <w:tcPr>
+            <w:tcW w:w="0" w:type="auto"/>
+            <w:vAlign w:val="center"/>
+            <w:hideMark/>
+          </w:tcPr>
+          <w:p>
+            <w:r>
+              <w:t>Build local OK (v0.3.0, 1649 modules, 2.99s)</w:t>
+            </w:r>
+          </w:p>
+        </w:tc>
+        <w:tc>
+          <w:tcPr>
+            <w:tcW w:w="0" w:type="auto"/>
+            <w:vAlign w:val="center"/>
+            <w:hideMark/>
+          </w:tcPr>
+          <w:p>
+            <w:r>
+              <w:rPr>
+                <w:rFonts w:ascii="Segoe UI Symbol" w:hAnsi="Segoe UI Symbol" w:cs="Segoe UI Symbol"/>
+              </w:rPr>
+              <w:t>✓</w:t>
+            </w:r>
+          </w:p>
+        </w:tc>
+      </w:tr>
+      <w:tr>
+        <w:trPr>
+          <w:tblCellSpacing w:w="15" w:type="dxa"/>
+        </w:trPr>
+        <w:tc>
+          <w:tcPr>
+            <w:tcW w:w="0" w:type="auto"/>
+            <w:vAlign w:val="center"/>
+            <w:hideMark/>
+          </w:tcPr>
+          <w:p>
+            <w:r>
+              <w:t>Cài Netlify CLI + login + link site luminous-marigold-a337b6</w:t>
+            </w:r>
+          </w:p>
+        </w:tc>
+        <w:tc>
+          <w:tcPr>
+            <w:tcW w:w="0" w:type="auto"/>
+            <w:vAlign w:val="center"/>
+            <w:hideMark/>
+          </w:tcPr>
+          <w:p>
+            <w:r>
+              <w:rPr>
+                <w:rFonts w:ascii="Segoe UI Symbol" w:hAnsi="Segoe UI Symbol" w:cs="Segoe UI Symbol"/>
+              </w:rPr>
+              <w:t>✓</w:t>
+            </w:r>
+          </w:p>
+        </w:tc>
+      </w:tr>
+      <w:tr>
+        <w:trPr>
+          <w:tblCellSpacing w:w="15" w:type="dxa"/>
+        </w:trPr>
+        <w:tc>
+          <w:tcPr>
+            <w:tcW w:w="0" w:type="auto"/>
+            <w:vAlign w:val="center"/>
+            <w:hideMark/>
+          </w:tcPr>
+          <w:p>
+            <w:r>
+              <w:t>Deploy lên Netlify production</w:t>
+            </w:r>
+          </w:p>
+        </w:tc>
+        <w:tc>
+          <w:tcPr>
+            <w:tcW w:w="0" w:type="auto"/>
+            <w:vAlign w:val="center"/>
+            <w:hideMark/>
+          </w:tcPr>
+          <w:p>
+            <w:r>
+              <w:rPr>
+                <w:rFonts w:ascii="Segoe UI Symbol" w:hAnsi="Segoe UI Symbol" w:cs="Segoe UI Symbol"/>
+              </w:rPr>
+              <w:t>✓</w:t>
+            </w:r>
+          </w:p>
+        </w:tc>
+      </w:tr>
+      <w:tr>
+        <w:trPr>
+          <w:tblCellSpacing w:w="15" w:type="dxa"/>
+        </w:trPr>
+        <w:tc>
+          <w:tcPr>
+            <w:tcW w:w="0" w:type="auto"/>
+            <w:vAlign w:val="center"/>
+            <w:hideMark/>
+          </w:tcPr>
+          <w:p>
+            <w:r>
+              <w:t>Login web Netlify → vào dashboard</w:t>
+            </w:r>
+          </w:p>
+        </w:tc>
+        <w:tc>
+          <w:tcPr>
+            <w:tcW w:w="0" w:type="auto"/>
+            <w:vAlign w:val="center"/>
+            <w:hideMark/>
+          </w:tcPr>
+          <w:p>
+            <w:r>
+              <w:rPr>
+                <w:rFonts w:ascii="Segoe UI Symbol" w:hAnsi="Segoe UI Symbol" w:cs="Segoe UI Symbol"/>
+              </w:rPr>
+              <w:t>✓</w:t>
+            </w:r>
+          </w:p>
+        </w:tc>
+      </w:tr>
+      <w:tr>
+        <w:trPr>
+          <w:tblCellSpacing w:w="15" w:type="dxa"/>
+        </w:trPr>
+        <w:tc>
+          <w:tcPr>
+            <w:tcW w:w="0" w:type="auto"/>
+            <w:vAlign w:val="center"/>
+            <w:hideMark/>
+          </w:tcPr>
+          <w:p>
+            <w:r>
+              <w:t xml:space="preserve">Tạo phòng ban → </w:t>
+            </w:r>
+            <w:r>
+              <w:rPr>
+                <w:b/>
+                <w:bCs/>
+              </w:rPr>
+              <w:t>bấm Lưu treo "Đang lưu..." mãi</w:t>
+            </w:r>
+          </w:p>
+        </w:tc>
+        <w:tc>
+          <w:tcPr>
+            <w:tcW w:w="0" w:type="auto"/>
+            <w:vAlign w:val="center"/>
+            <w:hideMark/>
+          </w:tcPr>
+          <w:p>
+            <w:r>
+              <w:rPr>
+                <w:rFonts w:ascii="Segoe UI Symbol" w:hAnsi="Segoe UI Symbol" w:cs="Segoe UI Symbol"/>
+              </w:rPr>
+              <w:t>✗</w:t>
+            </w:r>
+          </w:p>
+        </w:tc>
+      </w:tr>
+      <w:tr>
+        <w:trPr>
+          <w:tblCellSpacing w:w="15" w:type="dxa"/>
+        </w:trPr>
+        <w:tc>
+          <w:tcPr>
+            <w:tcW w:w="0" w:type="auto"/>
+            <w:vAlign w:val="center"/>
+            <w:hideMark/>
+          </w:tcPr>
+          <w:p>
+            <w:r>
+              <w:rPr>
+                <w:b/>
+                <w:bCs/>
+              </w:rPr>
+              <w:t>Hotfix v0.3.1</w:t>
+            </w:r>
+            <w:r>
+              <w:t>: thêm fetch timeout 20s + auto-cleanup session zombie + logActivity fire-and-forget với timeout 5s</w:t>
+            </w:r>
+          </w:p>
+        </w:tc>
+        <w:tc>
+          <w:tcPr>
+            <w:tcW w:w="0" w:type="auto"/>
+            <w:vAlign w:val="center"/>
+            <w:hideMark/>
+          </w:tcPr>
+          <w:p>
+            <w:r>
+              <w:rPr>
+                <w:rFonts w:ascii="Segoe UI Symbol" w:hAnsi="Segoe UI Symbol" w:cs="Segoe UI Symbol"/>
+              </w:rPr>
+              <w:t>✓</w:t>
+            </w:r>
+            <w:r>
+              <w:t xml:space="preserve"> (chờ deploy + verify)</w:t>
+            </w:r>
+          </w:p>
+        </w:tc>
+      </w:tr>
+    </w:tbl>
+    <w:p>
+      <w:pPr>
+        <w:rPr>
+          <w:b/>
+          <w:bCs/>
+        </w:rPr>
+      </w:pPr>
+      <w:r>
+        <w:rPr>
+          <w:b/>
+          <w:bCs/>
+        </w:rPr>
+        <w:t>IV. Bug v0.3.0 và fix v0.3.1</w:t>
+      </w:r>
+    </w:p>
+    <w:p>
+      <w:r>
+        <w:rPr>
+          <w:b/>
+          <w:bCs/>
+        </w:rPr>
+        <w:t>Triệu chứng</w:t>
+      </w:r>
+      <w:r>
+        <w:t>: Bấm Lưu (ở DepartmentsPage và có thể các trang khác) → button "Đang lưu..." treo vô hạn. Console hiện AuthApiError: Invalid Refresh Token: Refresh Token Not Found từ GoTrueClient.</w:t>
+      </w:r>
+    </w:p>
+    <w:p>
+      <w:r>
+        <w:rPr>
+          <w:b/>
+          <w:bCs/>
+        </w:rPr>
+        <w:t>Nguyên nhân (giả thiết)</w:t>
       </w:r>
       <w:r>
         <w:t>:</w:t>
@@ -386,102 +766,98 @@
       <w:pPr>
         <w:numPr>
           <w:ilvl w:val="0"/>
-          <w:numId w:val="15"/>
+          <w:numId w:val="39"/>
         </w:numPr>
       </w:pPr>
       <w:r>
-        <w:t>Kiểm tra Network tab khi bấm "Đổi mật khẩu": có request /auth/v1/user PUT/PATCH không, status bao nhiêu, body là gì.</w:t>
+        <w:t>await logActivity() block sau await insert() — nếu logActivity bị treo (do auth.getUser() retry refresh token hỏng), CRUD chính treo theo</w:t>
       </w:r>
     </w:p>
     <w:p>
       <w:pPr>
         <w:numPr>
           <w:ilvl w:val="0"/>
-          <w:numId w:val="15"/>
+          <w:numId w:val="39"/>
         </w:numPr>
       </w:pPr>
       <w:r>
-        <w:t xml:space="preserve">Có thể Supabase Auth có policy mật khẩu mặc định khắt khe hơn 5 quy tắc client-side (yêu cầu ký tự đặc biệt chẳng hạn) → cần kiểm tra cấu hình </w:t>
+        <w:t>Không có timeout ở fetch level → request đi mãi không về</w:t>
+      </w:r>
+    </w:p>
+    <w:p>
+      <w:r>
+        <w:rPr>
+          <w:b/>
+          <w:bCs/>
+        </w:rPr>
+        <w:t>Fix v0.3.1</w:t>
+      </w:r>
+      <w:r>
+        <w:t xml:space="preserve"> (3 lớp phòng vệ):</w:t>
+      </w:r>
+    </w:p>
+    <w:p>
+      <w:pPr>
+        <w:numPr>
+          <w:ilvl w:val="0"/>
+          <w:numId w:val="40"/>
+        </w:numPr>
+      </w:pPr>
+      <w:r>
+        <w:t xml:space="preserve">src/lib/supabase.ts — override global.fetch với AbortController timeout </w:t>
       </w:r>
       <w:r>
         <w:rPr>
           <w:b/>
           <w:bCs/>
         </w:rPr>
-        <w:t>Authentication → Policies</w:t>
+        <w:t>20 giây</w:t>
       </w:r>
       <w:r>
-        <w:t xml:space="preserve"> trên Supabase Dashboard.</w:t>
+        <w:t xml:space="preserve"> cho mọi call Supabase</w:t>
       </w:r>
     </w:p>
     <w:p>
       <w:pPr>
         <w:numPr>
           <w:ilvl w:val="0"/>
-          <w:numId w:val="15"/>
+          <w:numId w:val="40"/>
         </w:numPr>
       </w:pPr>
       <w:r>
-        <w:t>Xem xét thêm log chi tiết hơn trong AuthContext.changePassword để bắt lỗi từ supabase.auth.updateUser.</w:t>
+        <w:t>src/lib/supabase.ts — listener onAuthStateChange tự xoá localStorage khi nhận event SIGNED_OUT (cleanup session zombie)</w:t>
       </w:r>
     </w:p>
     <w:p>
       <w:pPr>
-        <w:rPr>
-          <w:b/>
-          <w:bCs/>
-        </w:rPr>
-      </w:pPr>
-      <w:r>
-        <w:rPr>
-          <w:b/>
-          <w:bCs/>
-        </w:rPr>
-        <w:lastRenderedPageBreak/>
-        <w:t>Lưu ý bảo mật</w:t>
-      </w:r>
-    </w:p>
-    <w:p>
-      <w:pPr>
         <w:numPr>
           <w:ilvl w:val="0"/>
-          <w:numId w:val="16"/>
+          <w:numId w:val="40"/>
         </w:numPr>
       </w:pPr>
       <w:r>
-        <w:t xml:space="preserve">Secret key sb_secret_3Di35Vm2blZs7e6yj-U25A_OzDUPJK7 đã lộ trong chat — người dùng quyết định </w:t>
+        <w:t xml:space="preserve">src/lib/log.ts — logActivity bọc Promise.race timeout </w:t>
       </w:r>
       <w:r>
         <w:rPr>
           <w:b/>
           <w:bCs/>
         </w:rPr>
-        <w:t>giữ nguyên</w:t>
+        <w:t>5 giây</w:t>
       </w:r>
       <w:r>
-        <w:t xml:space="preserve"> không rotate. Cần lưu ý bảo vệ khi share project, hoặc rotate khi tiện.</w:t>
+        <w:t xml:space="preserve"> + đổi mọi await logActivity trong api.ts thành void logActivity (fire-and-forget)</w:t>
       </w:r>
     </w:p>
     <w:p>
       <w:pPr>
         <w:numPr>
           <w:ilvl w:val="0"/>
-          <w:numId w:val="16"/>
+          <w:numId w:val="40"/>
         </w:numPr>
       </w:pPr>
       <w:r>
-        <w:t>Lockout client-side (localStorage) là tạm thời — module sau cần thay bằng Edge Function đếm phía server.</w:t>
-      </w:r>
-    </w:p>
-    <w:p>
-      <w:pPr>
-        <w:numPr>
-          <w:ilvl w:val="0"/>
-          <w:numId w:val="16"/>
-        </w:numPr>
-      </w:pPr>
-      <w:r>
-        <w:t>activity_logs đã có schema + RLS nhưng chưa nối hành động cụ thể — sẽ làm cùng module 2.</w:t>
+        <w:t>Bump sidebar v0.3.0 → v0.3.1</w:t>
       </w:r>
     </w:p>
     <w:p>
@@ -496,101 +872,1095 @@
           <w:b/>
           <w:bCs/>
         </w:rPr>
-        <w:t>Lộ trình tiếp theo</w:t>
+        <w:t>V. Còn tồn — phiên ngày mai cần xử lý</w:t>
       </w:r>
     </w:p>
     <w:p>
       <w:pPr>
-        <w:numPr>
-          <w:ilvl w:val="0"/>
-          <w:numId w:val="17"/>
-        </w:numPr>
+        <w:rPr>
+          <w:b/>
+          <w:bCs/>
+        </w:rPr>
       </w:pPr>
       <w:r>
         <w:rPr>
           <w:b/>
           <w:bCs/>
         </w:rPr>
-        <w:t>Module 2</w:t>
-      </w:r>
-      <w:r>
-        <w:t>: CRUD phòng ban / nhân viên / salary_config versioned + quản lý user (chỉ admin_he_thong) — các route placeholder đã sẵn trong App.tsx.</w:t>
+        <w:t>Verify v0.3.1 đã fix bug</w:t>
       </w:r>
     </w:p>
     <w:p>
       <w:pPr>
         <w:numPr>
           <w:ilvl w:val="0"/>
-          <w:numId w:val="17"/>
+          <w:numId w:val="41"/>
         </w:numPr>
+      </w:pPr>
+      <w:r>
+        <w:t xml:space="preserve">Sau khi user chạy npm run build &amp;&amp; netlify deploy --prod --dir=dist, mở Tab Ẩn danh test: </w:t>
+      </w:r>
+    </w:p>
+    <w:p>
+      <w:pPr>
+        <w:numPr>
+          <w:ilvl w:val="1"/>
+          <w:numId w:val="41"/>
+        </w:numPr>
+      </w:pPr>
+      <w:r>
+        <w:t>DepartmentsPage tạo phòng → có lưu được không</w:t>
+      </w:r>
+    </w:p>
+    <w:p>
+      <w:pPr>
+        <w:numPr>
+          <w:ilvl w:val="1"/>
+          <w:numId w:val="41"/>
+        </w:numPr>
+      </w:pPr>
+      <w:r>
+        <w:t>Nếu vẫn treo → sau 20s sẽ thoát "Đang lưu..." kèm error message → user copy gửi để mình debug tiếp (nhiều khả năng là RLS chặn INSERT hoặc env var trên Netlify khác local)</w:t>
+      </w:r>
+    </w:p>
+    <w:p>
+      <w:pPr>
+        <w:rPr>
+          <w:b/>
+          <w:bCs/>
+        </w:rPr>
       </w:pPr>
       <w:r>
         <w:rPr>
           <w:b/>
           <w:bCs/>
         </w:rPr>
-        <w:t>Module 3</w:t>
-      </w:r>
-      <w:r>
-        <w:t>: Chấm công 4 khối + workflow draft → pending → locked + kiểm tra chéo lái xe (RULE-06).</w:t>
+        <w:t>Migration 004 chưa apply lên Supabase</w:t>
       </w:r>
     </w:p>
     <w:p>
       <w:pPr>
         <w:numPr>
           <w:ilvl w:val="0"/>
-          <w:numId w:val="17"/>
+          <w:numId w:val="42"/>
         </w:numPr>
+      </w:pPr>
+      <w:r>
+        <w:t>File supabase/migrations/004_salary_records_constraints.sql chưa chạy → trigger bảo vệ "approved" chưa kích hoạt → /salary vẫn dùng được nhưng audit-trail không an toàn</w:t>
+      </w:r>
+    </w:p>
+    <w:p>
+      <w:pPr>
+        <w:numPr>
+          <w:ilvl w:val="0"/>
+          <w:numId w:val="42"/>
+        </w:numPr>
+      </w:pPr>
+      <w:r>
+        <w:t>Mai chạy tay qua SQL Editor</w:t>
+      </w:r>
+    </w:p>
+    <w:p>
+      <w:pPr>
+        <w:rPr>
+          <w:b/>
+          <w:bCs/>
+        </w:rPr>
       </w:pPr>
       <w:r>
         <w:rPr>
           <w:b/>
           <w:bCs/>
         </w:rPr>
-        <w:t>Module 4</w:t>
-      </w:r>
-      <w:r>
-        <w:t>: Tính lương theo RULE-04/05 + snapshot vào salary_records.</w:t>
+        <w:t>Test luồng đầy đủ Module 4</w:t>
       </w:r>
     </w:p>
     <w:p>
       <w:pPr>
         <w:numPr>
           <w:ilvl w:val="0"/>
-          <w:numId w:val="17"/>
+          <w:numId w:val="43"/>
         </w:numPr>
+      </w:pPr>
+      <w:r>
+        <w:t>admin_he_thong: tạo nhân viên + config</w:t>
+      </w:r>
+    </w:p>
+    <w:p>
+      <w:pPr>
+        <w:numPr>
+          <w:ilvl w:val="0"/>
+          <w:numId w:val="43"/>
+        </w:numPr>
+      </w:pPr>
+      <w:r>
+        <w:t>truong_phong: chấm công</w:t>
+      </w:r>
+    </w:p>
+    <w:p>
+      <w:pPr>
+        <w:numPr>
+          <w:ilvl w:val="0"/>
+          <w:numId w:val="43"/>
+        </w:numPr>
+      </w:pPr>
+      <w:r>
+        <w:t>admin_luong: tính + duyệt lương</w:t>
+      </w:r>
+    </w:p>
+    <w:p>
+      <w:pPr>
+        <w:numPr>
+          <w:ilvl w:val="0"/>
+          <w:numId w:val="43"/>
+        </w:numPr>
+      </w:pPr>
+      <w:r>
+        <w:lastRenderedPageBreak/>
+        <w:t>user: xem /payslip</w:t>
+      </w:r>
+    </w:p>
+    <w:p>
+      <w:pPr>
+        <w:rPr>
+          <w:b/>
+          <w:bCs/>
+        </w:rPr>
       </w:pPr>
       <w:r>
         <w:rPr>
           <w:b/>
           <w:bCs/>
         </w:rPr>
-        <w:t>Module 5</w:t>
+        <w:t>Module 5 (sau khi v0.3.1 ổn)</w:t>
       </w:r>
+    </w:p>
+    <w:p>
+      <w:pPr>
+        <w:numPr>
+          <w:ilvl w:val="0"/>
+          <w:numId w:val="44"/>
+        </w:numPr>
+      </w:pPr>
       <w:r>
-        <w:t>: Xuất PDF/Excel + cron TNVK &amp; nâng bậc (RULE-02/03).</w:t>
+        <w:t>Xuất Excel/PDF bảng lương + phiếu lương (SheetJS, jspdf)</w:t>
+      </w:r>
+    </w:p>
+    <w:p>
+      <w:pPr>
+        <w:numPr>
+          <w:ilvl w:val="0"/>
+          <w:numId w:val="44"/>
+        </w:numPr>
+      </w:pPr>
+      <w:r>
+        <w:t>Cron TNVK &amp; nâng bậc tự động (Supabase pg_cron / Edge Function)</w:t>
+      </w:r>
+    </w:p>
+    <w:p>
+      <w:pPr>
+        <w:numPr>
+          <w:ilvl w:val="0"/>
+          <w:numId w:val="44"/>
+        </w:numPr>
+      </w:pPr>
+      <w:r>
+        <w:t>UI /logs xem activity_logs</w:t>
+      </w:r>
+    </w:p>
+    <w:p>
+      <w:pPr>
+        <w:numPr>
+          <w:ilvl w:val="0"/>
+          <w:numId w:val="44"/>
+        </w:numPr>
+      </w:pPr>
+      <w:r>
+        <w:t>Reset password admin từ UI (Edge Function với service_role)</w:t>
+      </w:r>
+    </w:p>
+    <w:p>
+      <w:pPr>
+        <w:rPr>
+          <w:b/>
+          <w:bCs/>
+        </w:rPr>
+      </w:pPr>
+      <w:r>
+        <w:rPr>
+          <w:b/>
+          <w:bCs/>
+        </w:rPr>
+        <w:t>Cải thiện hạ tầng</w:t>
+      </w:r>
+    </w:p>
+    <w:p>
+      <w:pPr>
+        <w:numPr>
+          <w:ilvl w:val="0"/>
+          <w:numId w:val="45"/>
+        </w:numPr>
+      </w:pPr>
+      <w:r>
+        <w:t>Tạo GitHub repo + connect Netlify auto-build (đỡ phải netlify deploy thủ công)</w:t>
+      </w:r>
+    </w:p>
+    <w:p>
+      <w:pPr>
+        <w:numPr>
+          <w:ilvl w:val="0"/>
+          <w:numId w:val="45"/>
+        </w:numPr>
+      </w:pPr>
+      <w:r>
+        <w:t>Edge Function lockout server-side</w:t>
+      </w:r>
+    </w:p>
+    <w:p>
+      <w:pPr>
+        <w:numPr>
+          <w:ilvl w:val="0"/>
+          <w:numId w:val="45"/>
+        </w:numPr>
+      </w:pPr>
+      <w:r>
+        <w:t>Tolerance NUMERIC Math.abs(a-b) &lt; 0.001 trong refreshDriverMatch</w:t>
+      </w:r>
+    </w:p>
+    <w:p>
+      <w:pPr>
+        <w:rPr>
+          <w:b/>
+          <w:bCs/>
+        </w:rPr>
+      </w:pPr>
+      <w:r>
+        <w:rPr>
+          <w:b/>
+          <w:bCs/>
+        </w:rPr>
+        <w:t>VI. Demo users (8 user, password lần đầu 8888V75)</w:t>
+      </w:r>
+    </w:p>
+    <w:tbl>
+      <w:tblPr>
+        <w:tblW w:w="0" w:type="auto"/>
+        <w:tblCellSpacing w:w="15" w:type="dxa"/>
+        <w:tblCellMar>
+          <w:top w:w="15" w:type="dxa"/>
+          <w:left w:w="15" w:type="dxa"/>
+          <w:bottom w:w="15" w:type="dxa"/>
+          <w:right w:w="15" w:type="dxa"/>
+        </w:tblCellMar>
+        <w:tblLook w:val="04A0" w:firstRow="1" w:lastRow="0" w:firstColumn="1" w:lastColumn="0" w:noHBand="0" w:noVBand="1"/>
+      </w:tblPr>
+      <w:tblGrid>
+        <w:gridCol w:w="1535"/>
+        <w:gridCol w:w="1731"/>
+        <w:gridCol w:w="1429"/>
+      </w:tblGrid>
+      <w:tr>
+        <w:trPr>
+          <w:tblHeader/>
+          <w:tblCellSpacing w:w="15" w:type="dxa"/>
+        </w:trPr>
+        <w:tc>
+          <w:tcPr>
+            <w:tcW w:w="0" w:type="auto"/>
+            <w:vAlign w:val="center"/>
+            <w:hideMark/>
+          </w:tcPr>
+          <w:p>
+            <w:pPr>
+              <w:rPr>
+                <w:b/>
+                <w:bCs/>
+              </w:rPr>
+            </w:pPr>
+            <w:r>
+              <w:rPr>
+                <w:b/>
+                <w:bCs/>
+              </w:rPr>
+              <w:t>CCCD</w:t>
+            </w:r>
+          </w:p>
+        </w:tc>
+        <w:tc>
+          <w:tcPr>
+            <w:tcW w:w="0" w:type="auto"/>
+            <w:vAlign w:val="center"/>
+            <w:hideMark/>
+          </w:tcPr>
+          <w:p>
+            <w:pPr>
+              <w:rPr>
+                <w:b/>
+                <w:bCs/>
+              </w:rPr>
+            </w:pPr>
+            <w:r>
+              <w:rPr>
+                <w:b/>
+                <w:bCs/>
+              </w:rPr>
+              <w:t>Role</w:t>
+            </w:r>
+          </w:p>
+        </w:tc>
+        <w:tc>
+          <w:tcPr>
+            <w:tcW w:w="0" w:type="auto"/>
+            <w:vAlign w:val="center"/>
+            <w:hideMark/>
+          </w:tcPr>
+          <w:p>
+            <w:pPr>
+              <w:rPr>
+                <w:b/>
+                <w:bCs/>
+              </w:rPr>
+            </w:pPr>
+            <w:r>
+              <w:rPr>
+                <w:b/>
+                <w:bCs/>
+              </w:rPr>
+              <w:t>Phòng</w:t>
+            </w:r>
+          </w:p>
+        </w:tc>
+      </w:tr>
+      <w:tr>
+        <w:trPr>
+          <w:tblCellSpacing w:w="15" w:type="dxa"/>
+        </w:trPr>
+        <w:tc>
+          <w:tcPr>
+            <w:tcW w:w="0" w:type="auto"/>
+            <w:vAlign w:val="center"/>
+            <w:hideMark/>
+          </w:tcPr>
+          <w:p>
+            <w:r>
+              <w:t>001199000001</w:t>
+            </w:r>
+          </w:p>
+        </w:tc>
+        <w:tc>
+          <w:tcPr>
+            <w:tcW w:w="0" w:type="auto"/>
+            <w:vAlign w:val="center"/>
+            <w:hideMark/>
+          </w:tcPr>
+          <w:p>
+            <w:r>
+              <w:t>admin_he_thong</w:t>
+            </w:r>
+          </w:p>
+        </w:tc>
+        <w:tc>
+          <w:tcPr>
+            <w:tcW w:w="0" w:type="auto"/>
+            <w:vAlign w:val="center"/>
+            <w:hideMark/>
+          </w:tcPr>
+          <w:p>
+            <w:r>
+              <w:t>TCHC_VP</w:t>
+            </w:r>
+          </w:p>
+        </w:tc>
+      </w:tr>
+      <w:tr>
+        <w:trPr>
+          <w:tblCellSpacing w:w="15" w:type="dxa"/>
+        </w:trPr>
+        <w:tc>
+          <w:tcPr>
+            <w:tcW w:w="0" w:type="auto"/>
+            <w:vAlign w:val="center"/>
+            <w:hideMark/>
+          </w:tcPr>
+          <w:p>
+            <w:r>
+              <w:t>001199000002</w:t>
+            </w:r>
+          </w:p>
+        </w:tc>
+        <w:tc>
+          <w:tcPr>
+            <w:tcW w:w="0" w:type="auto"/>
+            <w:vAlign w:val="center"/>
+            <w:hideMark/>
+          </w:tcPr>
+          <w:p>
+            <w:r>
+              <w:t>admin_luong</w:t>
+            </w:r>
+          </w:p>
+        </w:tc>
+        <w:tc>
+          <w:tcPr>
+            <w:tcW w:w="0" w:type="auto"/>
+            <w:vAlign w:val="center"/>
+            <w:hideMark/>
+          </w:tcPr>
+          <w:p>
+            <w:r>
+              <w:t>KTTC</w:t>
+            </w:r>
+          </w:p>
+        </w:tc>
+      </w:tr>
+      <w:tr>
+        <w:trPr>
+          <w:tblCellSpacing w:w="15" w:type="dxa"/>
+        </w:trPr>
+        <w:tc>
+          <w:tcPr>
+            <w:tcW w:w="0" w:type="auto"/>
+            <w:vAlign w:val="center"/>
+            <w:hideMark/>
+          </w:tcPr>
+          <w:p>
+            <w:r>
+              <w:t>001199000003</w:t>
+            </w:r>
+          </w:p>
+        </w:tc>
+        <w:tc>
+          <w:tcPr>
+            <w:tcW w:w="0" w:type="auto"/>
+            <w:vAlign w:val="center"/>
+            <w:hideMark/>
+          </w:tcPr>
+          <w:p>
+            <w:r>
+              <w:t>truong_phong</w:t>
+            </w:r>
+          </w:p>
+        </w:tc>
+        <w:tc>
+          <w:tcPr>
+            <w:tcW w:w="0" w:type="auto"/>
+            <w:vAlign w:val="center"/>
+            <w:hideMark/>
+          </w:tcPr>
+          <w:p>
+            <w:r>
+              <w:t>KTTC</w:t>
+            </w:r>
+          </w:p>
+        </w:tc>
+      </w:tr>
+      <w:tr>
+        <w:trPr>
+          <w:tblCellSpacing w:w="15" w:type="dxa"/>
+        </w:trPr>
+        <w:tc>
+          <w:tcPr>
+            <w:tcW w:w="0" w:type="auto"/>
+            <w:vAlign w:val="center"/>
+            <w:hideMark/>
+          </w:tcPr>
+          <w:p>
+            <w:r>
+              <w:t>001199000004</w:t>
+            </w:r>
+          </w:p>
+        </w:tc>
+        <w:tc>
+          <w:tcPr>
+            <w:tcW w:w="0" w:type="auto"/>
+            <w:vAlign w:val="center"/>
+            <w:hideMark/>
+          </w:tcPr>
+          <w:p>
+            <w:r>
+              <w:t>truong_phong</w:t>
+            </w:r>
+          </w:p>
+        </w:tc>
+        <w:tc>
+          <w:tcPr>
+            <w:tcW w:w="0" w:type="auto"/>
+            <w:vAlign w:val="center"/>
+            <w:hideMark/>
+          </w:tcPr>
+          <w:p>
+            <w:r>
+              <w:t>KHKD</w:t>
+            </w:r>
+          </w:p>
+        </w:tc>
+      </w:tr>
+      <w:tr>
+        <w:trPr>
+          <w:tblCellSpacing w:w="15" w:type="dxa"/>
+        </w:trPr>
+        <w:tc>
+          <w:tcPr>
+            <w:tcW w:w="0" w:type="auto"/>
+            <w:vAlign w:val="center"/>
+            <w:hideMark/>
+          </w:tcPr>
+          <w:p>
+            <w:r>
+              <w:t>001199000005</w:t>
+            </w:r>
+          </w:p>
+        </w:tc>
+        <w:tc>
+          <w:tcPr>
+            <w:tcW w:w="0" w:type="auto"/>
+            <w:vAlign w:val="center"/>
+            <w:hideMark/>
+          </w:tcPr>
+          <w:p>
+            <w:r>
+              <w:t>user</w:t>
+            </w:r>
+          </w:p>
+        </w:tc>
+        <w:tc>
+          <w:tcPr>
+            <w:tcW w:w="0" w:type="auto"/>
+            <w:vAlign w:val="center"/>
+            <w:hideMark/>
+          </w:tcPr>
+          <w:p>
+            <w:r>
+              <w:t>KTTC</w:t>
+            </w:r>
+          </w:p>
+        </w:tc>
+      </w:tr>
+      <w:tr>
+        <w:trPr>
+          <w:tblCellSpacing w:w="15" w:type="dxa"/>
+        </w:trPr>
+        <w:tc>
+          <w:tcPr>
+            <w:tcW w:w="0" w:type="auto"/>
+            <w:vAlign w:val="center"/>
+            <w:hideMark/>
+          </w:tcPr>
+          <w:p>
+            <w:r>
+              <w:t>001199000006</w:t>
+            </w:r>
+          </w:p>
+        </w:tc>
+        <w:tc>
+          <w:tcPr>
+            <w:tcW w:w="0" w:type="auto"/>
+            <w:vAlign w:val="center"/>
+            <w:hideMark/>
+          </w:tcPr>
+          <w:p>
+            <w:r>
+              <w:t>user</w:t>
+            </w:r>
+          </w:p>
+        </w:tc>
+        <w:tc>
+          <w:tcPr>
+            <w:tcW w:w="0" w:type="auto"/>
+            <w:vAlign w:val="center"/>
+            <w:hideMark/>
+          </w:tcPr>
+          <w:p>
+            <w:r>
+              <w:t>KHKD</w:t>
+            </w:r>
+          </w:p>
+        </w:tc>
+      </w:tr>
+      <w:tr>
+        <w:trPr>
+          <w:tblCellSpacing w:w="15" w:type="dxa"/>
+        </w:trPr>
+        <w:tc>
+          <w:tcPr>
+            <w:tcW w:w="0" w:type="auto"/>
+            <w:vAlign w:val="center"/>
+            <w:hideMark/>
+          </w:tcPr>
+          <w:p>
+            <w:r>
+              <w:t>001199000007</w:t>
+            </w:r>
+          </w:p>
+        </w:tc>
+        <w:tc>
+          <w:tcPr>
+            <w:tcW w:w="0" w:type="auto"/>
+            <w:vAlign w:val="center"/>
+            <w:hideMark/>
+          </w:tcPr>
+          <w:p>
+            <w:r>
+              <w:t>user</w:t>
+            </w:r>
+          </w:p>
+        </w:tc>
+        <w:tc>
+          <w:tcPr>
+            <w:tcW w:w="0" w:type="auto"/>
+            <w:vAlign w:val="center"/>
+            <w:hideMark/>
+          </w:tcPr>
+          <w:p>
+            <w:r>
+              <w:t>DX_NGHIADO</w:t>
+            </w:r>
+          </w:p>
+        </w:tc>
+      </w:tr>
+      <w:tr>
+        <w:trPr>
+          <w:tblCellSpacing w:w="15" w:type="dxa"/>
+        </w:trPr>
+        <w:tc>
+          <w:tcPr>
+            <w:tcW w:w="0" w:type="auto"/>
+            <w:vAlign w:val="center"/>
+            <w:hideMark/>
+          </w:tcPr>
+          <w:p>
+            <w:r>
+              <w:t>001199000008</w:t>
+            </w:r>
+          </w:p>
+        </w:tc>
+        <w:tc>
+          <w:tcPr>
+            <w:tcW w:w="0" w:type="auto"/>
+            <w:vAlign w:val="center"/>
+            <w:hideMark/>
+          </w:tcPr>
+          <w:p>
+            <w:r>
+              <w:t>user</w:t>
+            </w:r>
+          </w:p>
+        </w:tc>
+        <w:tc>
+          <w:tcPr>
+            <w:tcW w:w="0" w:type="auto"/>
+            <w:vAlign w:val="center"/>
+            <w:hideMark/>
+          </w:tcPr>
+          <w:p>
+            <w:r>
+              <w:t>TCHC_BV</w:t>
+            </w:r>
+          </w:p>
+        </w:tc>
+      </w:tr>
+    </w:tbl>
+    <w:p>
+      <w:pPr>
+        <w:numPr>
+          <w:ilvl w:val="0"/>
+          <w:numId w:val="9"/>
+        </w:numPr>
+        <w:tabs>
+          <w:tab w:val="clear" w:pos="502"/>
+          <w:tab w:val="num" w:pos="360"/>
+        </w:tabs>
+        <w:rPr>
+          <w:b/>
+          <w:bCs/>
+        </w:rPr>
+      </w:pPr>
+      <w:r>
+        <w:rPr>
+          <w:b/>
+          <w:bCs/>
+        </w:rPr>
+        <w:t>Phiên 4 — hotfix v0.3.1 → v0.3.2 (cùng 1 ngày)</w:t>
+      </w:r>
+    </w:p>
+    <w:tbl>
+      <w:tblPr>
+        <w:tblW w:w="0" w:type="auto"/>
+        <w:tblCellSpacing w:w="15" w:type="dxa"/>
+        <w:tblCellMar>
+          <w:top w:w="15" w:type="dxa"/>
+          <w:left w:w="15" w:type="dxa"/>
+          <w:bottom w:w="15" w:type="dxa"/>
+          <w:right w:w="15" w:type="dxa"/>
+        </w:tblCellMar>
+        <w:tblLook w:val="04A0" w:firstRow="1" w:lastRow="0" w:firstColumn="1" w:lastColumn="0" w:noHBand="0" w:noVBand="1"/>
+      </w:tblPr>
+      <w:tblGrid>
+        <w:gridCol w:w="836"/>
+        <w:gridCol w:w="3328"/>
+        <w:gridCol w:w="5196"/>
+      </w:tblGrid>
+      <w:tr>
+        <w:trPr>
+          <w:tblHeader/>
+          <w:tblCellSpacing w:w="15" w:type="dxa"/>
+        </w:trPr>
+        <w:tc>
+          <w:tcPr>
+            <w:tcW w:w="0" w:type="auto"/>
+            <w:vAlign w:val="center"/>
+            <w:hideMark/>
+          </w:tcPr>
+          <w:p>
+            <w:pPr>
+              <w:rPr>
+                <w:b/>
+                <w:bCs/>
+              </w:rPr>
+            </w:pPr>
+            <w:r>
+              <w:rPr>
+                <w:b/>
+                <w:bCs/>
+              </w:rPr>
+              <w:t>Version</w:t>
+            </w:r>
+          </w:p>
+        </w:tc>
+        <w:tc>
+          <w:tcPr>
+            <w:tcW w:w="0" w:type="auto"/>
+            <w:vAlign w:val="center"/>
+            <w:hideMark/>
+          </w:tcPr>
+          <w:p>
+            <w:pPr>
+              <w:rPr>
+                <w:b/>
+                <w:bCs/>
+              </w:rPr>
+            </w:pPr>
+            <w:r>
+              <w:rPr>
+                <w:b/>
+                <w:bCs/>
+              </w:rPr>
+              <w:t>Vấn đề</w:t>
+            </w:r>
+          </w:p>
+        </w:tc>
+        <w:tc>
+          <w:tcPr>
+            <w:tcW w:w="0" w:type="auto"/>
+            <w:vAlign w:val="center"/>
+            <w:hideMark/>
+          </w:tcPr>
+          <w:p>
+            <w:pPr>
+              <w:rPr>
+                <w:b/>
+                <w:bCs/>
+              </w:rPr>
+            </w:pPr>
+            <w:r>
+              <w:rPr>
+                <w:b/>
+                <w:bCs/>
+              </w:rPr>
+              <w:t>Fix</w:t>
+            </w:r>
+          </w:p>
+        </w:tc>
+      </w:tr>
+      <w:tr>
+        <w:trPr>
+          <w:tblCellSpacing w:w="15" w:type="dxa"/>
+        </w:trPr>
+        <w:tc>
+          <w:tcPr>
+            <w:tcW w:w="0" w:type="auto"/>
+            <w:vAlign w:val="center"/>
+            <w:hideMark/>
+          </w:tcPr>
+          <w:p>
+            <w:pPr>
+              <w:rPr>
+                <w:b/>
+                <w:bCs/>
+              </w:rPr>
+            </w:pPr>
+            <w:r>
+              <w:rPr>
+                <w:b/>
+                <w:bCs/>
+              </w:rPr>
+              <w:t>v0.3.1</w:t>
+            </w:r>
+          </w:p>
+        </w:tc>
+        <w:tc>
+          <w:tcPr>
+            <w:tcW w:w="0" w:type="auto"/>
+            <w:vAlign w:val="center"/>
+            <w:hideMark/>
+          </w:tcPr>
+          <w:p>
+            <w:pPr>
+              <w:rPr>
+                <w:b/>
+                <w:bCs/>
+              </w:rPr>
+            </w:pPr>
+            <w:r>
+              <w:rPr>
+                <w:b/>
+                <w:bCs/>
+              </w:rPr>
+              <w:t>Single save (Departments) treo "Đang lưu..." vì await logActivity trong api.ts có thể block (auth.getUser fail loop) + không có timeout fetch</w:t>
+            </w:r>
+          </w:p>
+        </w:tc>
+        <w:tc>
+          <w:tcPr>
+            <w:tcW w:w="0" w:type="auto"/>
+            <w:vAlign w:val="center"/>
+            <w:hideMark/>
+          </w:tcPr>
+          <w:p>
+            <w:pPr>
+              <w:rPr>
+                <w:b/>
+                <w:bCs/>
+              </w:rPr>
+            </w:pPr>
+            <w:r>
+              <w:rPr>
+                <w:b/>
+                <w:bCs/>
+              </w:rPr>
+              <w:t>(1) Override global.fetch với AbortController timeout 20s; (2) Listener onAuthStateChange tự xoá localStorage khi SIGNED_OUT; (3) logActivity bọc Promise.race timeout 5s + đổi mọi await → void (fire-and-forget)</w:t>
+            </w:r>
+          </w:p>
+        </w:tc>
+      </w:tr>
+      <w:tr>
+        <w:trPr>
+          <w:tblCellSpacing w:w="15" w:type="dxa"/>
+        </w:trPr>
+        <w:tc>
+          <w:tcPr>
+            <w:tcW w:w="0" w:type="auto"/>
+            <w:vAlign w:val="center"/>
+            <w:hideMark/>
+          </w:tcPr>
+          <w:p>
+            <w:pPr>
+              <w:rPr>
+                <w:b/>
+                <w:bCs/>
+              </w:rPr>
+            </w:pPr>
+            <w:r>
+              <w:rPr>
+                <w:b/>
+                <w:bCs/>
+              </w:rPr>
+              <w:t>v0.3.2</w:t>
+            </w:r>
+          </w:p>
+        </w:tc>
+        <w:tc>
+          <w:tcPr>
+            <w:tcW w:w="0" w:type="auto"/>
+            <w:vAlign w:val="center"/>
+            <w:hideMark/>
+          </w:tcPr>
+          <w:p>
+            <w:pPr>
+              <w:rPr>
+                <w:b/>
+                <w:bCs/>
+              </w:rPr>
+            </w:pPr>
+            <w:r>
+              <w:rPr>
+                <w:b/>
+                <w:bCs/>
+              </w:rPr>
+              <w:t>Batch save Attendance (1 phòng 20+ NV) treo do loop sequential awaits</w:t>
+            </w:r>
+          </w:p>
+        </w:tc>
+        <w:tc>
+          <w:tcPr>
+            <w:tcW w:w="0" w:type="auto"/>
+            <w:vAlign w:val="center"/>
+            <w:hideMark/>
+          </w:tcPr>
+          <w:p>
+            <w:pPr>
+              <w:rPr>
+                <w:b/>
+                <w:bCs/>
+              </w:rPr>
+            </w:pPr>
+            <w:r>
+              <w:rPr>
+                <w:b/>
+                <w:bCs/>
+              </w:rPr>
+              <w:t>Thêm upsertAttendanceBatch 1 request cho cả mảng; 4 grid AttendancePage đều dùng batch</w:t>
+            </w:r>
+          </w:p>
+        </w:tc>
+      </w:tr>
+    </w:tbl>
+    <w:p>
+      <w:pPr>
+        <w:numPr>
+          <w:ilvl w:val="0"/>
+          <w:numId w:val="9"/>
+        </w:numPr>
+        <w:tabs>
+          <w:tab w:val="clear" w:pos="502"/>
+          <w:tab w:val="num" w:pos="360"/>
+        </w:tabs>
+        <w:rPr>
+          <w:b/>
+          <w:bCs/>
+        </w:rPr>
+      </w:pPr>
+      <w:r>
+        <w:rPr>
+          <w:b/>
+          <w:bCs/>
+        </w:rPr>
+        <w:t>Còn tồn cho mai:</w:t>
+      </w:r>
+    </w:p>
+    <w:p>
+      <w:pPr>
+        <w:numPr>
+          <w:ilvl w:val="0"/>
+          <w:numId w:val="46"/>
+        </w:numPr>
+        <w:rPr>
+          <w:b/>
+          <w:bCs/>
+        </w:rPr>
+      </w:pPr>
+      <w:r>
+        <w:rPr>
+          <w:b/>
+          <w:bCs/>
+        </w:rPr>
+        <w:t>Verify v0.3.2 deploy + test batch save thực tế trên Netlify</w:t>
+      </w:r>
+    </w:p>
+    <w:p>
+      <w:pPr>
+        <w:numPr>
+          <w:ilvl w:val="0"/>
+          <w:numId w:val="46"/>
+        </w:numPr>
+        <w:rPr>
+          <w:b/>
+          <w:bCs/>
+        </w:rPr>
+      </w:pPr>
+      <w:r>
+        <w:rPr>
+          <w:b/>
+          <w:bCs/>
+        </w:rPr>
+        <w:t>Apply migration 004 lên Supabase (chưa làm)</w:t>
+      </w:r>
+    </w:p>
+    <w:p>
+      <w:pPr>
+        <w:numPr>
+          <w:ilvl w:val="0"/>
+          <w:numId w:val="46"/>
+        </w:numPr>
+        <w:rPr>
+          <w:b/>
+          <w:bCs/>
+        </w:rPr>
+      </w:pPr>
+      <w:r>
+        <w:rPr>
+          <w:b/>
+          <w:bCs/>
+        </w:rPr>
+        <w:t>Test luồng Module 4 đầy đủ</w:t>
+      </w:r>
+    </w:p>
+    <w:p>
+      <w:pPr>
+        <w:numPr>
+          <w:ilvl w:val="0"/>
+          <w:numId w:val="46"/>
+        </w:numPr>
+        <w:rPr>
+          <w:b/>
+          <w:bCs/>
+        </w:rPr>
+      </w:pPr>
+      <w:r>
+        <w:rPr>
+          <w:b/>
+          <w:bCs/>
+        </w:rPr>
+        <w:t>Khởi động Module 5</w:t>
+      </w:r>
+    </w:p>
+    <w:p>
+      <w:pPr>
+        <w:rPr>
+          <w:b/>
+          <w:bCs/>
+        </w:rPr>
+      </w:pPr>
+    </w:p>
+    <w:p>
+      <w:pPr>
+        <w:rPr>
+          <w:b/>
+          <w:bCs/>
+        </w:rPr>
+      </w:pPr>
+      <w:r>
+        <w:rPr>
+          <w:b/>
+          <w:bCs/>
+        </w:rPr>
+        <w:t>VII. Quy trình deploy chuẩn cho phiên sau</w:t>
       </w:r>
     </w:p>
     <w:p>
       <w:r>
-        <w:pict w14:anchorId="7A2118C2">
-          <v:rect id="_x0000_i1031" style="width:0;height:1.5pt" o:hralign="center" o:hrstd="t" o:hr="t" fillcolor="#a0a0a0" stroked="f"/>
-        </w:pict>
+        <w:t>powershell</w:t>
       </w:r>
     </w:p>
     <w:p>
-      <w:pPr>
-        <w:numPr>
-          <w:ilvl w:val="0"/>
-          <w:numId w:val="9"/>
-        </w:numPr>
-        <w:tabs>
-          <w:tab w:val="clear" w:pos="502"/>
-          <w:tab w:val="num" w:pos="360"/>
-        </w:tabs>
-      </w:pPr>
       <w:r>
-        <w:t>Bạn có thể copy nguyên đoạn tổng kết này sang phiên mới để tôi nắm context nhanh và bắt đầu fix bug đổi mật khẩu hoặc triển khai Module 2.</w:t>
+        <w:t>cd "D:\ClaudePro\V75-Hệ thống lương"</w:t>
+      </w:r>
+    </w:p>
+    <w:p>
+      <w:r>
+        <w:t>npm run build</w:t>
+      </w:r>
+    </w:p>
+    <w:p>
+      <w:r>
+        <w:t>netlify deploy --prod --dir=dist</w:t>
+      </w:r>
+    </w:p>
+    <w:p>
+      <w:r>
+        <w:lastRenderedPageBreak/>
+        <w:t>(Netlify CLI đã netlify link rồi, không cần lại.)</w:t>
       </w:r>
     </w:p>
     <w:p/>
@@ -756,6 +2126,602 @@
     </w:lvl>
   </w:abstractNum>
   <w:abstractNum w:abstractNumId="1" w15:restartNumberingAfterBreak="0">
+    <w:nsid w:val="02CC74C0"/>
+    <w:multiLevelType w:val="multilevel"/>
+    <w:tmpl w:val="7708CD50"/>
+    <w:lvl w:ilvl="0">
+      <w:start w:val="1"/>
+      <w:numFmt w:val="bullet"/>
+      <w:lvlText w:val=""/>
+      <w:lvlJc w:val="left"/>
+      <w:pPr>
+        <w:tabs>
+          <w:tab w:val="num" w:pos="720"/>
+        </w:tabs>
+        <w:ind w:left="720" w:hanging="360"/>
+      </w:pPr>
+      <w:rPr>
+        <w:rFonts w:ascii="Symbol" w:hAnsi="Symbol" w:hint="default"/>
+        <w:sz w:val="20"/>
+      </w:rPr>
+    </w:lvl>
+    <w:lvl w:ilvl="1" w:tentative="1">
+      <w:start w:val="1"/>
+      <w:numFmt w:val="bullet"/>
+      <w:lvlText w:val="o"/>
+      <w:lvlJc w:val="left"/>
+      <w:pPr>
+        <w:tabs>
+          <w:tab w:val="num" w:pos="1440"/>
+        </w:tabs>
+        <w:ind w:left="1440" w:hanging="360"/>
+      </w:pPr>
+      <w:rPr>
+        <w:rFonts w:ascii="Courier New" w:hAnsi="Courier New" w:hint="default"/>
+        <w:sz w:val="20"/>
+      </w:rPr>
+    </w:lvl>
+    <w:lvl w:ilvl="2" w:tentative="1">
+      <w:start w:val="1"/>
+      <w:numFmt w:val="bullet"/>
+      <w:lvlText w:val=""/>
+      <w:lvlJc w:val="left"/>
+      <w:pPr>
+        <w:tabs>
+          <w:tab w:val="num" w:pos="2160"/>
+        </w:tabs>
+        <w:ind w:left="2160" w:hanging="360"/>
+      </w:pPr>
+      <w:rPr>
+        <w:rFonts w:ascii="Wingdings" w:hAnsi="Wingdings" w:hint="default"/>
+        <w:sz w:val="20"/>
+      </w:rPr>
+    </w:lvl>
+    <w:lvl w:ilvl="3" w:tentative="1">
+      <w:start w:val="1"/>
+      <w:numFmt w:val="bullet"/>
+      <w:lvlText w:val=""/>
+      <w:lvlJc w:val="left"/>
+      <w:pPr>
+        <w:tabs>
+          <w:tab w:val="num" w:pos="2880"/>
+        </w:tabs>
+        <w:ind w:left="2880" w:hanging="360"/>
+      </w:pPr>
+      <w:rPr>
+        <w:rFonts w:ascii="Wingdings" w:hAnsi="Wingdings" w:hint="default"/>
+        <w:sz w:val="20"/>
+      </w:rPr>
+    </w:lvl>
+    <w:lvl w:ilvl="4" w:tentative="1">
+      <w:start w:val="1"/>
+      <w:numFmt w:val="bullet"/>
+      <w:lvlText w:val=""/>
+      <w:lvlJc w:val="left"/>
+      <w:pPr>
+        <w:tabs>
+          <w:tab w:val="num" w:pos="3600"/>
+        </w:tabs>
+        <w:ind w:left="3600" w:hanging="360"/>
+      </w:pPr>
+      <w:rPr>
+        <w:rFonts w:ascii="Wingdings" w:hAnsi="Wingdings" w:hint="default"/>
+        <w:sz w:val="20"/>
+      </w:rPr>
+    </w:lvl>
+    <w:lvl w:ilvl="5" w:tentative="1">
+      <w:start w:val="1"/>
+      <w:numFmt w:val="bullet"/>
+      <w:lvlText w:val=""/>
+      <w:lvlJc w:val="left"/>
+      <w:pPr>
+        <w:tabs>
+          <w:tab w:val="num" w:pos="4320"/>
+        </w:tabs>
+        <w:ind w:left="4320" w:hanging="360"/>
+      </w:pPr>
+      <w:rPr>
+        <w:rFonts w:ascii="Wingdings" w:hAnsi="Wingdings" w:hint="default"/>
+        <w:sz w:val="20"/>
+      </w:rPr>
+    </w:lvl>
+    <w:lvl w:ilvl="6" w:tentative="1">
+      <w:start w:val="1"/>
+      <w:numFmt w:val="bullet"/>
+      <w:lvlText w:val=""/>
+      <w:lvlJc w:val="left"/>
+      <w:pPr>
+        <w:tabs>
+          <w:tab w:val="num" w:pos="5040"/>
+        </w:tabs>
+        <w:ind w:left="5040" w:hanging="360"/>
+      </w:pPr>
+      <w:rPr>
+        <w:rFonts w:ascii="Wingdings" w:hAnsi="Wingdings" w:hint="default"/>
+        <w:sz w:val="20"/>
+      </w:rPr>
+    </w:lvl>
+    <w:lvl w:ilvl="7" w:tentative="1">
+      <w:start w:val="1"/>
+      <w:numFmt w:val="bullet"/>
+      <w:lvlText w:val=""/>
+      <w:lvlJc w:val="left"/>
+      <w:pPr>
+        <w:tabs>
+          <w:tab w:val="num" w:pos="5760"/>
+        </w:tabs>
+        <w:ind w:left="5760" w:hanging="360"/>
+      </w:pPr>
+      <w:rPr>
+        <w:rFonts w:ascii="Wingdings" w:hAnsi="Wingdings" w:hint="default"/>
+        <w:sz w:val="20"/>
+      </w:rPr>
+    </w:lvl>
+    <w:lvl w:ilvl="8" w:tentative="1">
+      <w:start w:val="1"/>
+      <w:numFmt w:val="bullet"/>
+      <w:lvlText w:val=""/>
+      <w:lvlJc w:val="left"/>
+      <w:pPr>
+        <w:tabs>
+          <w:tab w:val="num" w:pos="6480"/>
+        </w:tabs>
+        <w:ind w:left="6480" w:hanging="360"/>
+      </w:pPr>
+      <w:rPr>
+        <w:rFonts w:ascii="Wingdings" w:hAnsi="Wingdings" w:hint="default"/>
+        <w:sz w:val="20"/>
+      </w:rPr>
+    </w:lvl>
+  </w:abstractNum>
+  <w:abstractNum w:abstractNumId="2" w15:restartNumberingAfterBreak="0">
+    <w:nsid w:val="060343C8"/>
+    <w:multiLevelType w:val="multilevel"/>
+    <w:tmpl w:val="1E727854"/>
+    <w:lvl w:ilvl="0">
+      <w:start w:val="1"/>
+      <w:numFmt w:val="bullet"/>
+      <w:lvlText w:val=""/>
+      <w:lvlJc w:val="left"/>
+      <w:pPr>
+        <w:tabs>
+          <w:tab w:val="num" w:pos="720"/>
+        </w:tabs>
+        <w:ind w:left="720" w:hanging="360"/>
+      </w:pPr>
+      <w:rPr>
+        <w:rFonts w:ascii="Symbol" w:hAnsi="Symbol" w:hint="default"/>
+        <w:sz w:val="20"/>
+      </w:rPr>
+    </w:lvl>
+    <w:lvl w:ilvl="1" w:tentative="1">
+      <w:start w:val="1"/>
+      <w:numFmt w:val="bullet"/>
+      <w:lvlText w:val="o"/>
+      <w:lvlJc w:val="left"/>
+      <w:pPr>
+        <w:tabs>
+          <w:tab w:val="num" w:pos="1440"/>
+        </w:tabs>
+        <w:ind w:left="1440" w:hanging="360"/>
+      </w:pPr>
+      <w:rPr>
+        <w:rFonts w:ascii="Courier New" w:hAnsi="Courier New" w:hint="default"/>
+        <w:sz w:val="20"/>
+      </w:rPr>
+    </w:lvl>
+    <w:lvl w:ilvl="2" w:tentative="1">
+      <w:start w:val="1"/>
+      <w:numFmt w:val="bullet"/>
+      <w:lvlText w:val=""/>
+      <w:lvlJc w:val="left"/>
+      <w:pPr>
+        <w:tabs>
+          <w:tab w:val="num" w:pos="2160"/>
+        </w:tabs>
+        <w:ind w:left="2160" w:hanging="360"/>
+      </w:pPr>
+      <w:rPr>
+        <w:rFonts w:ascii="Wingdings" w:hAnsi="Wingdings" w:hint="default"/>
+        <w:sz w:val="20"/>
+      </w:rPr>
+    </w:lvl>
+    <w:lvl w:ilvl="3" w:tentative="1">
+      <w:start w:val="1"/>
+      <w:numFmt w:val="bullet"/>
+      <w:lvlText w:val=""/>
+      <w:lvlJc w:val="left"/>
+      <w:pPr>
+        <w:tabs>
+          <w:tab w:val="num" w:pos="2880"/>
+        </w:tabs>
+        <w:ind w:left="2880" w:hanging="360"/>
+      </w:pPr>
+      <w:rPr>
+        <w:rFonts w:ascii="Wingdings" w:hAnsi="Wingdings" w:hint="default"/>
+        <w:sz w:val="20"/>
+      </w:rPr>
+    </w:lvl>
+    <w:lvl w:ilvl="4" w:tentative="1">
+      <w:start w:val="1"/>
+      <w:numFmt w:val="bullet"/>
+      <w:lvlText w:val=""/>
+      <w:lvlJc w:val="left"/>
+      <w:pPr>
+        <w:tabs>
+          <w:tab w:val="num" w:pos="3600"/>
+        </w:tabs>
+        <w:ind w:left="3600" w:hanging="360"/>
+      </w:pPr>
+      <w:rPr>
+        <w:rFonts w:ascii="Wingdings" w:hAnsi="Wingdings" w:hint="default"/>
+        <w:sz w:val="20"/>
+      </w:rPr>
+    </w:lvl>
+    <w:lvl w:ilvl="5" w:tentative="1">
+      <w:start w:val="1"/>
+      <w:numFmt w:val="bullet"/>
+      <w:lvlText w:val=""/>
+      <w:lvlJc w:val="left"/>
+      <w:pPr>
+        <w:tabs>
+          <w:tab w:val="num" w:pos="4320"/>
+        </w:tabs>
+        <w:ind w:left="4320" w:hanging="360"/>
+      </w:pPr>
+      <w:rPr>
+        <w:rFonts w:ascii="Wingdings" w:hAnsi="Wingdings" w:hint="default"/>
+        <w:sz w:val="20"/>
+      </w:rPr>
+    </w:lvl>
+    <w:lvl w:ilvl="6" w:tentative="1">
+      <w:start w:val="1"/>
+      <w:numFmt w:val="bullet"/>
+      <w:lvlText w:val=""/>
+      <w:lvlJc w:val="left"/>
+      <w:pPr>
+        <w:tabs>
+          <w:tab w:val="num" w:pos="5040"/>
+        </w:tabs>
+        <w:ind w:left="5040" w:hanging="360"/>
+      </w:pPr>
+      <w:rPr>
+        <w:rFonts w:ascii="Wingdings" w:hAnsi="Wingdings" w:hint="default"/>
+        <w:sz w:val="20"/>
+      </w:rPr>
+    </w:lvl>
+    <w:lvl w:ilvl="7" w:tentative="1">
+      <w:start w:val="1"/>
+      <w:numFmt w:val="bullet"/>
+      <w:lvlText w:val=""/>
+      <w:lvlJc w:val="left"/>
+      <w:pPr>
+        <w:tabs>
+          <w:tab w:val="num" w:pos="5760"/>
+        </w:tabs>
+        <w:ind w:left="5760" w:hanging="360"/>
+      </w:pPr>
+      <w:rPr>
+        <w:rFonts w:ascii="Wingdings" w:hAnsi="Wingdings" w:hint="default"/>
+        <w:sz w:val="20"/>
+      </w:rPr>
+    </w:lvl>
+    <w:lvl w:ilvl="8" w:tentative="1">
+      <w:start w:val="1"/>
+      <w:numFmt w:val="bullet"/>
+      <w:lvlText w:val=""/>
+      <w:lvlJc w:val="left"/>
+      <w:pPr>
+        <w:tabs>
+          <w:tab w:val="num" w:pos="6480"/>
+        </w:tabs>
+        <w:ind w:left="6480" w:hanging="360"/>
+      </w:pPr>
+      <w:rPr>
+        <w:rFonts w:ascii="Wingdings" w:hAnsi="Wingdings" w:hint="default"/>
+        <w:sz w:val="20"/>
+      </w:rPr>
+    </w:lvl>
+  </w:abstractNum>
+  <w:abstractNum w:abstractNumId="3" w15:restartNumberingAfterBreak="0">
+    <w:nsid w:val="08B113D7"/>
+    <w:multiLevelType w:val="multilevel"/>
+    <w:tmpl w:val="96FE26F8"/>
+    <w:lvl w:ilvl="0">
+      <w:start w:val="1"/>
+      <w:numFmt w:val="bullet"/>
+      <w:lvlText w:val=""/>
+      <w:lvlJc w:val="left"/>
+      <w:pPr>
+        <w:tabs>
+          <w:tab w:val="num" w:pos="720"/>
+        </w:tabs>
+        <w:ind w:left="720" w:hanging="360"/>
+      </w:pPr>
+      <w:rPr>
+        <w:rFonts w:ascii="Symbol" w:hAnsi="Symbol" w:hint="default"/>
+        <w:sz w:val="20"/>
+      </w:rPr>
+    </w:lvl>
+    <w:lvl w:ilvl="1" w:tentative="1">
+      <w:start w:val="1"/>
+      <w:numFmt w:val="bullet"/>
+      <w:lvlText w:val="o"/>
+      <w:lvlJc w:val="left"/>
+      <w:pPr>
+        <w:tabs>
+          <w:tab w:val="num" w:pos="1440"/>
+        </w:tabs>
+        <w:ind w:left="1440" w:hanging="360"/>
+      </w:pPr>
+      <w:rPr>
+        <w:rFonts w:ascii="Courier New" w:hAnsi="Courier New" w:hint="default"/>
+        <w:sz w:val="20"/>
+      </w:rPr>
+    </w:lvl>
+    <w:lvl w:ilvl="2" w:tentative="1">
+      <w:start w:val="1"/>
+      <w:numFmt w:val="bullet"/>
+      <w:lvlText w:val=""/>
+      <w:lvlJc w:val="left"/>
+      <w:pPr>
+        <w:tabs>
+          <w:tab w:val="num" w:pos="2160"/>
+        </w:tabs>
+        <w:ind w:left="2160" w:hanging="360"/>
+      </w:pPr>
+      <w:rPr>
+        <w:rFonts w:ascii="Wingdings" w:hAnsi="Wingdings" w:hint="default"/>
+        <w:sz w:val="20"/>
+      </w:rPr>
+    </w:lvl>
+    <w:lvl w:ilvl="3" w:tentative="1">
+      <w:start w:val="1"/>
+      <w:numFmt w:val="bullet"/>
+      <w:lvlText w:val=""/>
+      <w:lvlJc w:val="left"/>
+      <w:pPr>
+        <w:tabs>
+          <w:tab w:val="num" w:pos="2880"/>
+        </w:tabs>
+        <w:ind w:left="2880" w:hanging="360"/>
+      </w:pPr>
+      <w:rPr>
+        <w:rFonts w:ascii="Wingdings" w:hAnsi="Wingdings" w:hint="default"/>
+        <w:sz w:val="20"/>
+      </w:rPr>
+    </w:lvl>
+    <w:lvl w:ilvl="4" w:tentative="1">
+      <w:start w:val="1"/>
+      <w:numFmt w:val="bullet"/>
+      <w:lvlText w:val=""/>
+      <w:lvlJc w:val="left"/>
+      <w:pPr>
+        <w:tabs>
+          <w:tab w:val="num" w:pos="3600"/>
+        </w:tabs>
+        <w:ind w:left="3600" w:hanging="360"/>
+      </w:pPr>
+      <w:rPr>
+        <w:rFonts w:ascii="Wingdings" w:hAnsi="Wingdings" w:hint="default"/>
+        <w:sz w:val="20"/>
+      </w:rPr>
+    </w:lvl>
+    <w:lvl w:ilvl="5" w:tentative="1">
+      <w:start w:val="1"/>
+      <w:numFmt w:val="bullet"/>
+      <w:lvlText w:val=""/>
+      <w:lvlJc w:val="left"/>
+      <w:pPr>
+        <w:tabs>
+          <w:tab w:val="num" w:pos="4320"/>
+        </w:tabs>
+        <w:ind w:left="4320" w:hanging="360"/>
+      </w:pPr>
+      <w:rPr>
+        <w:rFonts w:ascii="Wingdings" w:hAnsi="Wingdings" w:hint="default"/>
+        <w:sz w:val="20"/>
+      </w:rPr>
+    </w:lvl>
+    <w:lvl w:ilvl="6" w:tentative="1">
+      <w:start w:val="1"/>
+      <w:numFmt w:val="bullet"/>
+      <w:lvlText w:val=""/>
+      <w:lvlJc w:val="left"/>
+      <w:pPr>
+        <w:tabs>
+          <w:tab w:val="num" w:pos="5040"/>
+        </w:tabs>
+        <w:ind w:left="5040" w:hanging="360"/>
+      </w:pPr>
+      <w:rPr>
+        <w:rFonts w:ascii="Wingdings" w:hAnsi="Wingdings" w:hint="default"/>
+        <w:sz w:val="20"/>
+      </w:rPr>
+    </w:lvl>
+    <w:lvl w:ilvl="7" w:tentative="1">
+      <w:start w:val="1"/>
+      <w:numFmt w:val="bullet"/>
+      <w:lvlText w:val=""/>
+      <w:lvlJc w:val="left"/>
+      <w:pPr>
+        <w:tabs>
+          <w:tab w:val="num" w:pos="5760"/>
+        </w:tabs>
+        <w:ind w:left="5760" w:hanging="360"/>
+      </w:pPr>
+      <w:rPr>
+        <w:rFonts w:ascii="Wingdings" w:hAnsi="Wingdings" w:hint="default"/>
+        <w:sz w:val="20"/>
+      </w:rPr>
+    </w:lvl>
+    <w:lvl w:ilvl="8" w:tentative="1">
+      <w:start w:val="1"/>
+      <w:numFmt w:val="bullet"/>
+      <w:lvlText w:val=""/>
+      <w:lvlJc w:val="left"/>
+      <w:pPr>
+        <w:tabs>
+          <w:tab w:val="num" w:pos="6480"/>
+        </w:tabs>
+        <w:ind w:left="6480" w:hanging="360"/>
+      </w:pPr>
+      <w:rPr>
+        <w:rFonts w:ascii="Wingdings" w:hAnsi="Wingdings" w:hint="default"/>
+        <w:sz w:val="20"/>
+      </w:rPr>
+    </w:lvl>
+  </w:abstractNum>
+  <w:abstractNum w:abstractNumId="4" w15:restartNumberingAfterBreak="0">
+    <w:nsid w:val="09C619ED"/>
+    <w:multiLevelType w:val="multilevel"/>
+    <w:tmpl w:val="7C207652"/>
+    <w:lvl w:ilvl="0">
+      <w:start w:val="1"/>
+      <w:numFmt w:val="bullet"/>
+      <w:lvlText w:val=""/>
+      <w:lvlJc w:val="left"/>
+      <w:pPr>
+        <w:tabs>
+          <w:tab w:val="num" w:pos="720"/>
+        </w:tabs>
+        <w:ind w:left="720" w:hanging="360"/>
+      </w:pPr>
+      <w:rPr>
+        <w:rFonts w:ascii="Symbol" w:hAnsi="Symbol" w:hint="default"/>
+        <w:sz w:val="20"/>
+      </w:rPr>
+    </w:lvl>
+    <w:lvl w:ilvl="1" w:tentative="1">
+      <w:start w:val="1"/>
+      <w:numFmt w:val="bullet"/>
+      <w:lvlText w:val="o"/>
+      <w:lvlJc w:val="left"/>
+      <w:pPr>
+        <w:tabs>
+          <w:tab w:val="num" w:pos="1440"/>
+        </w:tabs>
+        <w:ind w:left="1440" w:hanging="360"/>
+      </w:pPr>
+      <w:rPr>
+        <w:rFonts w:ascii="Courier New" w:hAnsi="Courier New" w:hint="default"/>
+        <w:sz w:val="20"/>
+      </w:rPr>
+    </w:lvl>
+    <w:lvl w:ilvl="2" w:tentative="1">
+      <w:start w:val="1"/>
+      <w:numFmt w:val="bullet"/>
+      <w:lvlText w:val=""/>
+      <w:lvlJc w:val="left"/>
+      <w:pPr>
+        <w:tabs>
+          <w:tab w:val="num" w:pos="2160"/>
+        </w:tabs>
+        <w:ind w:left="2160" w:hanging="360"/>
+      </w:pPr>
+      <w:rPr>
+        <w:rFonts w:ascii="Wingdings" w:hAnsi="Wingdings" w:hint="default"/>
+        <w:sz w:val="20"/>
+      </w:rPr>
+    </w:lvl>
+    <w:lvl w:ilvl="3" w:tentative="1">
+      <w:start w:val="1"/>
+      <w:numFmt w:val="bullet"/>
+      <w:lvlText w:val=""/>
+      <w:lvlJc w:val="left"/>
+      <w:pPr>
+        <w:tabs>
+          <w:tab w:val="num" w:pos="2880"/>
+        </w:tabs>
+        <w:ind w:left="2880" w:hanging="360"/>
+      </w:pPr>
+      <w:rPr>
+        <w:rFonts w:ascii="Wingdings" w:hAnsi="Wingdings" w:hint="default"/>
+        <w:sz w:val="20"/>
+      </w:rPr>
+    </w:lvl>
+    <w:lvl w:ilvl="4" w:tentative="1">
+      <w:start w:val="1"/>
+      <w:numFmt w:val="bullet"/>
+      <w:lvlText w:val=""/>
+      <w:lvlJc w:val="left"/>
+      <w:pPr>
+        <w:tabs>
+          <w:tab w:val="num" w:pos="3600"/>
+        </w:tabs>
+        <w:ind w:left="3600" w:hanging="360"/>
+      </w:pPr>
+      <w:rPr>
+        <w:rFonts w:ascii="Wingdings" w:hAnsi="Wingdings" w:hint="default"/>
+        <w:sz w:val="20"/>
+      </w:rPr>
+    </w:lvl>
+    <w:lvl w:ilvl="5" w:tentative="1">
+      <w:start w:val="1"/>
+      <w:numFmt w:val="bullet"/>
+      <w:lvlText w:val=""/>
+      <w:lvlJc w:val="left"/>
+      <w:pPr>
+        <w:tabs>
+          <w:tab w:val="num" w:pos="4320"/>
+        </w:tabs>
+        <w:ind w:left="4320" w:hanging="360"/>
+      </w:pPr>
+      <w:rPr>
+        <w:rFonts w:ascii="Wingdings" w:hAnsi="Wingdings" w:hint="default"/>
+        <w:sz w:val="20"/>
+      </w:rPr>
+    </w:lvl>
+    <w:lvl w:ilvl="6" w:tentative="1">
+      <w:start w:val="1"/>
+      <w:numFmt w:val="bullet"/>
+      <w:lvlText w:val=""/>
+      <w:lvlJc w:val="left"/>
+      <w:pPr>
+        <w:tabs>
+          <w:tab w:val="num" w:pos="5040"/>
+        </w:tabs>
+        <w:ind w:left="5040" w:hanging="360"/>
+      </w:pPr>
+      <w:rPr>
+        <w:rFonts w:ascii="Wingdings" w:hAnsi="Wingdings" w:hint="default"/>
+        <w:sz w:val="20"/>
+      </w:rPr>
+    </w:lvl>
+    <w:lvl w:ilvl="7" w:tentative="1">
+      <w:start w:val="1"/>
+      <w:numFmt w:val="bullet"/>
+      <w:lvlText w:val=""/>
+      <w:lvlJc w:val="left"/>
+      <w:pPr>
+        <w:tabs>
+          <w:tab w:val="num" w:pos="5760"/>
+        </w:tabs>
+        <w:ind w:left="5760" w:hanging="360"/>
+      </w:pPr>
+      <w:rPr>
+        <w:rFonts w:ascii="Wingdings" w:hAnsi="Wingdings" w:hint="default"/>
+        <w:sz w:val="20"/>
+      </w:rPr>
+    </w:lvl>
+    <w:lvl w:ilvl="8" w:tentative="1">
+      <w:start w:val="1"/>
+      <w:numFmt w:val="bullet"/>
+      <w:lvlText w:val=""/>
+      <w:lvlJc w:val="left"/>
+      <w:pPr>
+        <w:tabs>
+          <w:tab w:val="num" w:pos="6480"/>
+        </w:tabs>
+        <w:ind w:left="6480" w:hanging="360"/>
+      </w:pPr>
+      <w:rPr>
+        <w:rFonts w:ascii="Wingdings" w:hAnsi="Wingdings" w:hint="default"/>
+        <w:sz w:val="20"/>
+      </w:rPr>
+    </w:lvl>
+  </w:abstractNum>
+  <w:abstractNum w:abstractNumId="5" w15:restartNumberingAfterBreak="0">
     <w:nsid w:val="09DA3324"/>
     <w:multiLevelType w:val="multilevel"/>
     <w:tmpl w:val="6FEC395A"/>
@@ -904,7 +2870,120 @@
       </w:rPr>
     </w:lvl>
   </w:abstractNum>
-  <w:abstractNum w:abstractNumId="2" w15:restartNumberingAfterBreak="0">
+  <w:abstractNum w:abstractNumId="6" w15:restartNumberingAfterBreak="0">
+    <w:nsid w:val="10A953F2"/>
+    <w:multiLevelType w:val="multilevel"/>
+    <w:tmpl w:val="4106CF8A"/>
+    <w:lvl w:ilvl="0">
+      <w:start w:val="1"/>
+      <w:numFmt w:val="decimal"/>
+      <w:lvlText w:val="%1."/>
+      <w:lvlJc w:val="left"/>
+      <w:pPr>
+        <w:tabs>
+          <w:tab w:val="num" w:pos="720"/>
+        </w:tabs>
+        <w:ind w:left="720" w:hanging="360"/>
+      </w:pPr>
+    </w:lvl>
+    <w:lvl w:ilvl="1" w:tentative="1">
+      <w:start w:val="1"/>
+      <w:numFmt w:val="decimal"/>
+      <w:lvlText w:val="%2."/>
+      <w:lvlJc w:val="left"/>
+      <w:pPr>
+        <w:tabs>
+          <w:tab w:val="num" w:pos="1440"/>
+        </w:tabs>
+        <w:ind w:left="1440" w:hanging="360"/>
+      </w:pPr>
+    </w:lvl>
+    <w:lvl w:ilvl="2" w:tentative="1">
+      <w:start w:val="1"/>
+      <w:numFmt w:val="decimal"/>
+      <w:lvlText w:val="%3."/>
+      <w:lvlJc w:val="left"/>
+      <w:pPr>
+        <w:tabs>
+          <w:tab w:val="num" w:pos="2160"/>
+        </w:tabs>
+        <w:ind w:left="2160" w:hanging="360"/>
+      </w:pPr>
+    </w:lvl>
+    <w:lvl w:ilvl="3" w:tentative="1">
+      <w:start w:val="1"/>
+      <w:numFmt w:val="decimal"/>
+      <w:lvlText w:val="%4."/>
+      <w:lvlJc w:val="left"/>
+      <w:pPr>
+        <w:tabs>
+          <w:tab w:val="num" w:pos="2880"/>
+        </w:tabs>
+        <w:ind w:left="2880" w:hanging="360"/>
+      </w:pPr>
+    </w:lvl>
+    <w:lvl w:ilvl="4" w:tentative="1">
+      <w:start w:val="1"/>
+      <w:numFmt w:val="decimal"/>
+      <w:lvlText w:val="%5."/>
+      <w:lvlJc w:val="left"/>
+      <w:pPr>
+        <w:tabs>
+          <w:tab w:val="num" w:pos="3600"/>
+        </w:tabs>
+        <w:ind w:left="3600" w:hanging="360"/>
+      </w:pPr>
+    </w:lvl>
+    <w:lvl w:ilvl="5" w:tentative="1">
+      <w:start w:val="1"/>
+      <w:numFmt w:val="decimal"/>
+      <w:lvlText w:val="%6."/>
+      <w:lvlJc w:val="left"/>
+      <w:pPr>
+        <w:tabs>
+          <w:tab w:val="num" w:pos="4320"/>
+        </w:tabs>
+        <w:ind w:left="4320" w:hanging="360"/>
+      </w:pPr>
+    </w:lvl>
+    <w:lvl w:ilvl="6" w:tentative="1">
+      <w:start w:val="1"/>
+      <w:numFmt w:val="decimal"/>
+      <w:lvlText w:val="%7."/>
+      <w:lvlJc w:val="left"/>
+      <w:pPr>
+        <w:tabs>
+          <w:tab w:val="num" w:pos="5040"/>
+        </w:tabs>
+        <w:ind w:left="5040" w:hanging="360"/>
+      </w:pPr>
+    </w:lvl>
+    <w:lvl w:ilvl="7" w:tentative="1">
+      <w:start w:val="1"/>
+      <w:numFmt w:val="decimal"/>
+      <w:lvlText w:val="%8."/>
+      <w:lvlJc w:val="left"/>
+      <w:pPr>
+        <w:tabs>
+          <w:tab w:val="num" w:pos="5760"/>
+        </w:tabs>
+        <w:ind w:left="5760" w:hanging="360"/>
+      </w:pPr>
+    </w:lvl>
+    <w:lvl w:ilvl="8" w:tentative="1">
+      <w:start w:val="1"/>
+      <w:numFmt w:val="decimal"/>
+      <w:lvlText w:val="%9."/>
+      <w:lvlJc w:val="left"/>
+      <w:pPr>
+        <w:tabs>
+          <w:tab w:val="num" w:pos="6480"/>
+        </w:tabs>
+        <w:ind w:left="6480" w:hanging="360"/>
+      </w:pPr>
+    </w:lvl>
+  </w:abstractNum>
+  <w:abstractNum w:abstractNumId="7" w15:restartNumberingAfterBreak="0">
     <w:nsid w:val="13903271"/>
     <w:multiLevelType w:val="multilevel"/>
     <w:tmpl w:val="A56A40F8"/>
@@ -1041,7 +3120,7 @@
       </w:rPr>
     </w:lvl>
   </w:abstractNum>
-  <w:abstractNum w:abstractNumId="3" w15:restartNumberingAfterBreak="0">
+  <w:abstractNum w:abstractNumId="8" w15:restartNumberingAfterBreak="0">
     <w:nsid w:val="14065F2D"/>
     <w:multiLevelType w:val="multilevel"/>
     <w:tmpl w:val="FE28003E"/>
@@ -1190,7 +3269,603 @@
       </w:rPr>
     </w:lvl>
   </w:abstractNum>
-  <w:abstractNum w:abstractNumId="4" w15:restartNumberingAfterBreak="0">
+  <w:abstractNum w:abstractNumId="9" w15:restartNumberingAfterBreak="0">
+    <w:nsid w:val="178F0FED"/>
+    <w:multiLevelType w:val="multilevel"/>
+    <w:tmpl w:val="6FB276EC"/>
+    <w:lvl w:ilvl="0">
+      <w:start w:val="1"/>
+      <w:numFmt w:val="bullet"/>
+      <w:lvlText w:val=""/>
+      <w:lvlJc w:val="left"/>
+      <w:pPr>
+        <w:tabs>
+          <w:tab w:val="num" w:pos="720"/>
+        </w:tabs>
+        <w:ind w:left="720" w:hanging="360"/>
+      </w:pPr>
+      <w:rPr>
+        <w:rFonts w:ascii="Symbol" w:hAnsi="Symbol" w:hint="default"/>
+        <w:sz w:val="20"/>
+      </w:rPr>
+    </w:lvl>
+    <w:lvl w:ilvl="1" w:tentative="1">
+      <w:start w:val="1"/>
+      <w:numFmt w:val="bullet"/>
+      <w:lvlText w:val="o"/>
+      <w:lvlJc w:val="left"/>
+      <w:pPr>
+        <w:tabs>
+          <w:tab w:val="num" w:pos="1440"/>
+        </w:tabs>
+        <w:ind w:left="1440" w:hanging="360"/>
+      </w:pPr>
+      <w:rPr>
+        <w:rFonts w:ascii="Courier New" w:hAnsi="Courier New" w:hint="default"/>
+        <w:sz w:val="20"/>
+      </w:rPr>
+    </w:lvl>
+    <w:lvl w:ilvl="2" w:tentative="1">
+      <w:start w:val="1"/>
+      <w:numFmt w:val="bullet"/>
+      <w:lvlText w:val=""/>
+      <w:lvlJc w:val="left"/>
+      <w:pPr>
+        <w:tabs>
+          <w:tab w:val="num" w:pos="2160"/>
+        </w:tabs>
+        <w:ind w:left="2160" w:hanging="360"/>
+      </w:pPr>
+      <w:rPr>
+        <w:rFonts w:ascii="Wingdings" w:hAnsi="Wingdings" w:hint="default"/>
+        <w:sz w:val="20"/>
+      </w:rPr>
+    </w:lvl>
+    <w:lvl w:ilvl="3" w:tentative="1">
+      <w:start w:val="1"/>
+      <w:numFmt w:val="bullet"/>
+      <w:lvlText w:val=""/>
+      <w:lvlJc w:val="left"/>
+      <w:pPr>
+        <w:tabs>
+          <w:tab w:val="num" w:pos="2880"/>
+        </w:tabs>
+        <w:ind w:left="2880" w:hanging="360"/>
+      </w:pPr>
+      <w:rPr>
+        <w:rFonts w:ascii="Wingdings" w:hAnsi="Wingdings" w:hint="default"/>
+        <w:sz w:val="20"/>
+      </w:rPr>
+    </w:lvl>
+    <w:lvl w:ilvl="4" w:tentative="1">
+      <w:start w:val="1"/>
+      <w:numFmt w:val="bullet"/>
+      <w:lvlText w:val=""/>
+      <w:lvlJc w:val="left"/>
+      <w:pPr>
+        <w:tabs>
+          <w:tab w:val="num" w:pos="3600"/>
+        </w:tabs>
+        <w:ind w:left="3600" w:hanging="360"/>
+      </w:pPr>
+      <w:rPr>
+        <w:rFonts w:ascii="Wingdings" w:hAnsi="Wingdings" w:hint="default"/>
+        <w:sz w:val="20"/>
+      </w:rPr>
+    </w:lvl>
+    <w:lvl w:ilvl="5" w:tentative="1">
+      <w:start w:val="1"/>
+      <w:numFmt w:val="bullet"/>
+      <w:lvlText w:val=""/>
+      <w:lvlJc w:val="left"/>
+      <w:pPr>
+        <w:tabs>
+          <w:tab w:val="num" w:pos="4320"/>
+        </w:tabs>
+        <w:ind w:left="4320" w:hanging="360"/>
+      </w:pPr>
+      <w:rPr>
+        <w:rFonts w:ascii="Wingdings" w:hAnsi="Wingdings" w:hint="default"/>
+        <w:sz w:val="20"/>
+      </w:rPr>
+    </w:lvl>
+    <w:lvl w:ilvl="6" w:tentative="1">
+      <w:start w:val="1"/>
+      <w:numFmt w:val="bullet"/>
+      <w:lvlText w:val=""/>
+      <w:lvlJc w:val="left"/>
+      <w:pPr>
+        <w:tabs>
+          <w:tab w:val="num" w:pos="5040"/>
+        </w:tabs>
+        <w:ind w:left="5040" w:hanging="360"/>
+      </w:pPr>
+      <w:rPr>
+        <w:rFonts w:ascii="Wingdings" w:hAnsi="Wingdings" w:hint="default"/>
+        <w:sz w:val="20"/>
+      </w:rPr>
+    </w:lvl>
+    <w:lvl w:ilvl="7" w:tentative="1">
+      <w:start w:val="1"/>
+      <w:numFmt w:val="bullet"/>
+      <w:lvlText w:val=""/>
+      <w:lvlJc w:val="left"/>
+      <w:pPr>
+        <w:tabs>
+          <w:tab w:val="num" w:pos="5760"/>
+        </w:tabs>
+        <w:ind w:left="5760" w:hanging="360"/>
+      </w:pPr>
+      <w:rPr>
+        <w:rFonts w:ascii="Wingdings" w:hAnsi="Wingdings" w:hint="default"/>
+        <w:sz w:val="20"/>
+      </w:rPr>
+    </w:lvl>
+    <w:lvl w:ilvl="8" w:tentative="1">
+      <w:start w:val="1"/>
+      <w:numFmt w:val="bullet"/>
+      <w:lvlText w:val=""/>
+      <w:lvlJc w:val="left"/>
+      <w:pPr>
+        <w:tabs>
+          <w:tab w:val="num" w:pos="6480"/>
+        </w:tabs>
+        <w:ind w:left="6480" w:hanging="360"/>
+      </w:pPr>
+      <w:rPr>
+        <w:rFonts w:ascii="Wingdings" w:hAnsi="Wingdings" w:hint="default"/>
+        <w:sz w:val="20"/>
+      </w:rPr>
+    </w:lvl>
+  </w:abstractNum>
+  <w:abstractNum w:abstractNumId="10" w15:restartNumberingAfterBreak="0">
+    <w:nsid w:val="1ABD67C1"/>
+    <w:multiLevelType w:val="multilevel"/>
+    <w:tmpl w:val="54AA6E44"/>
+    <w:lvl w:ilvl="0">
+      <w:start w:val="1"/>
+      <w:numFmt w:val="bullet"/>
+      <w:lvlText w:val=""/>
+      <w:lvlJc w:val="left"/>
+      <w:pPr>
+        <w:tabs>
+          <w:tab w:val="num" w:pos="720"/>
+        </w:tabs>
+        <w:ind w:left="720" w:hanging="360"/>
+      </w:pPr>
+      <w:rPr>
+        <w:rFonts w:ascii="Symbol" w:hAnsi="Symbol" w:hint="default"/>
+        <w:sz w:val="20"/>
+      </w:rPr>
+    </w:lvl>
+    <w:lvl w:ilvl="1" w:tentative="1">
+      <w:start w:val="1"/>
+      <w:numFmt w:val="bullet"/>
+      <w:lvlText w:val="o"/>
+      <w:lvlJc w:val="left"/>
+      <w:pPr>
+        <w:tabs>
+          <w:tab w:val="num" w:pos="1440"/>
+        </w:tabs>
+        <w:ind w:left="1440" w:hanging="360"/>
+      </w:pPr>
+      <w:rPr>
+        <w:rFonts w:ascii="Courier New" w:hAnsi="Courier New" w:hint="default"/>
+        <w:sz w:val="20"/>
+      </w:rPr>
+    </w:lvl>
+    <w:lvl w:ilvl="2" w:tentative="1">
+      <w:start w:val="1"/>
+      <w:numFmt w:val="bullet"/>
+      <w:lvlText w:val=""/>
+      <w:lvlJc w:val="left"/>
+      <w:pPr>
+        <w:tabs>
+          <w:tab w:val="num" w:pos="2160"/>
+        </w:tabs>
+        <w:ind w:left="2160" w:hanging="360"/>
+      </w:pPr>
+      <w:rPr>
+        <w:rFonts w:ascii="Wingdings" w:hAnsi="Wingdings" w:hint="default"/>
+        <w:sz w:val="20"/>
+      </w:rPr>
+    </w:lvl>
+    <w:lvl w:ilvl="3" w:tentative="1">
+      <w:start w:val="1"/>
+      <w:numFmt w:val="bullet"/>
+      <w:lvlText w:val=""/>
+      <w:lvlJc w:val="left"/>
+      <w:pPr>
+        <w:tabs>
+          <w:tab w:val="num" w:pos="2880"/>
+        </w:tabs>
+        <w:ind w:left="2880" w:hanging="360"/>
+      </w:pPr>
+      <w:rPr>
+        <w:rFonts w:ascii="Wingdings" w:hAnsi="Wingdings" w:hint="default"/>
+        <w:sz w:val="20"/>
+      </w:rPr>
+    </w:lvl>
+    <w:lvl w:ilvl="4" w:tentative="1">
+      <w:start w:val="1"/>
+      <w:numFmt w:val="bullet"/>
+      <w:lvlText w:val=""/>
+      <w:lvlJc w:val="left"/>
+      <w:pPr>
+        <w:tabs>
+          <w:tab w:val="num" w:pos="3600"/>
+        </w:tabs>
+        <w:ind w:left="3600" w:hanging="360"/>
+      </w:pPr>
+      <w:rPr>
+        <w:rFonts w:ascii="Wingdings" w:hAnsi="Wingdings" w:hint="default"/>
+        <w:sz w:val="20"/>
+      </w:rPr>
+    </w:lvl>
+    <w:lvl w:ilvl="5" w:tentative="1">
+      <w:start w:val="1"/>
+      <w:numFmt w:val="bullet"/>
+      <w:lvlText w:val=""/>
+      <w:lvlJc w:val="left"/>
+      <w:pPr>
+        <w:tabs>
+          <w:tab w:val="num" w:pos="4320"/>
+        </w:tabs>
+        <w:ind w:left="4320" w:hanging="360"/>
+      </w:pPr>
+      <w:rPr>
+        <w:rFonts w:ascii="Wingdings" w:hAnsi="Wingdings" w:hint="default"/>
+        <w:sz w:val="20"/>
+      </w:rPr>
+    </w:lvl>
+    <w:lvl w:ilvl="6" w:tentative="1">
+      <w:start w:val="1"/>
+      <w:numFmt w:val="bullet"/>
+      <w:lvlText w:val=""/>
+      <w:lvlJc w:val="left"/>
+      <w:pPr>
+        <w:tabs>
+          <w:tab w:val="num" w:pos="5040"/>
+        </w:tabs>
+        <w:ind w:left="5040" w:hanging="360"/>
+      </w:pPr>
+      <w:rPr>
+        <w:rFonts w:ascii="Wingdings" w:hAnsi="Wingdings" w:hint="default"/>
+        <w:sz w:val="20"/>
+      </w:rPr>
+    </w:lvl>
+    <w:lvl w:ilvl="7" w:tentative="1">
+      <w:start w:val="1"/>
+      <w:numFmt w:val="bullet"/>
+      <w:lvlText w:val=""/>
+      <w:lvlJc w:val="left"/>
+      <w:pPr>
+        <w:tabs>
+          <w:tab w:val="num" w:pos="5760"/>
+        </w:tabs>
+        <w:ind w:left="5760" w:hanging="360"/>
+      </w:pPr>
+      <w:rPr>
+        <w:rFonts w:ascii="Wingdings" w:hAnsi="Wingdings" w:hint="default"/>
+        <w:sz w:val="20"/>
+      </w:rPr>
+    </w:lvl>
+    <w:lvl w:ilvl="8" w:tentative="1">
+      <w:start w:val="1"/>
+      <w:numFmt w:val="bullet"/>
+      <w:lvlText w:val=""/>
+      <w:lvlJc w:val="left"/>
+      <w:pPr>
+        <w:tabs>
+          <w:tab w:val="num" w:pos="6480"/>
+        </w:tabs>
+        <w:ind w:left="6480" w:hanging="360"/>
+      </w:pPr>
+      <w:rPr>
+        <w:rFonts w:ascii="Wingdings" w:hAnsi="Wingdings" w:hint="default"/>
+        <w:sz w:val="20"/>
+      </w:rPr>
+    </w:lvl>
+  </w:abstractNum>
+  <w:abstractNum w:abstractNumId="11" w15:restartNumberingAfterBreak="0">
+    <w:nsid w:val="1F5F354A"/>
+    <w:multiLevelType w:val="multilevel"/>
+    <w:tmpl w:val="4588D4AE"/>
+    <w:lvl w:ilvl="0">
+      <w:start w:val="1"/>
+      <w:numFmt w:val="bullet"/>
+      <w:lvlText w:val=""/>
+      <w:lvlJc w:val="left"/>
+      <w:pPr>
+        <w:tabs>
+          <w:tab w:val="num" w:pos="720"/>
+        </w:tabs>
+        <w:ind w:left="720" w:hanging="360"/>
+      </w:pPr>
+      <w:rPr>
+        <w:rFonts w:ascii="Symbol" w:hAnsi="Symbol" w:hint="default"/>
+        <w:sz w:val="20"/>
+      </w:rPr>
+    </w:lvl>
+    <w:lvl w:ilvl="1" w:tentative="1">
+      <w:start w:val="1"/>
+      <w:numFmt w:val="bullet"/>
+      <w:lvlText w:val="o"/>
+      <w:lvlJc w:val="left"/>
+      <w:pPr>
+        <w:tabs>
+          <w:tab w:val="num" w:pos="1440"/>
+        </w:tabs>
+        <w:ind w:left="1440" w:hanging="360"/>
+      </w:pPr>
+      <w:rPr>
+        <w:rFonts w:ascii="Courier New" w:hAnsi="Courier New" w:hint="default"/>
+        <w:sz w:val="20"/>
+      </w:rPr>
+    </w:lvl>
+    <w:lvl w:ilvl="2" w:tentative="1">
+      <w:start w:val="1"/>
+      <w:numFmt w:val="bullet"/>
+      <w:lvlText w:val=""/>
+      <w:lvlJc w:val="left"/>
+      <w:pPr>
+        <w:tabs>
+          <w:tab w:val="num" w:pos="2160"/>
+        </w:tabs>
+        <w:ind w:left="2160" w:hanging="360"/>
+      </w:pPr>
+      <w:rPr>
+        <w:rFonts w:ascii="Wingdings" w:hAnsi="Wingdings" w:hint="default"/>
+        <w:sz w:val="20"/>
+      </w:rPr>
+    </w:lvl>
+    <w:lvl w:ilvl="3" w:tentative="1">
+      <w:start w:val="1"/>
+      <w:numFmt w:val="bullet"/>
+      <w:lvlText w:val=""/>
+      <w:lvlJc w:val="left"/>
+      <w:pPr>
+        <w:tabs>
+          <w:tab w:val="num" w:pos="2880"/>
+        </w:tabs>
+        <w:ind w:left="2880" w:hanging="360"/>
+      </w:pPr>
+      <w:rPr>
+        <w:rFonts w:ascii="Wingdings" w:hAnsi="Wingdings" w:hint="default"/>
+        <w:sz w:val="20"/>
+      </w:rPr>
+    </w:lvl>
+    <w:lvl w:ilvl="4" w:tentative="1">
+      <w:start w:val="1"/>
+      <w:numFmt w:val="bullet"/>
+      <w:lvlText w:val=""/>
+      <w:lvlJc w:val="left"/>
+      <w:pPr>
+        <w:tabs>
+          <w:tab w:val="num" w:pos="3600"/>
+        </w:tabs>
+        <w:ind w:left="3600" w:hanging="360"/>
+      </w:pPr>
+      <w:rPr>
+        <w:rFonts w:ascii="Wingdings" w:hAnsi="Wingdings" w:hint="default"/>
+        <w:sz w:val="20"/>
+      </w:rPr>
+    </w:lvl>
+    <w:lvl w:ilvl="5" w:tentative="1">
+      <w:start w:val="1"/>
+      <w:numFmt w:val="bullet"/>
+      <w:lvlText w:val=""/>
+      <w:lvlJc w:val="left"/>
+      <w:pPr>
+        <w:tabs>
+          <w:tab w:val="num" w:pos="4320"/>
+        </w:tabs>
+        <w:ind w:left="4320" w:hanging="360"/>
+      </w:pPr>
+      <w:rPr>
+        <w:rFonts w:ascii="Wingdings" w:hAnsi="Wingdings" w:hint="default"/>
+        <w:sz w:val="20"/>
+      </w:rPr>
+    </w:lvl>
+    <w:lvl w:ilvl="6" w:tentative="1">
+      <w:start w:val="1"/>
+      <w:numFmt w:val="bullet"/>
+      <w:lvlText w:val=""/>
+      <w:lvlJc w:val="left"/>
+      <w:pPr>
+        <w:tabs>
+          <w:tab w:val="num" w:pos="5040"/>
+        </w:tabs>
+        <w:ind w:left="5040" w:hanging="360"/>
+      </w:pPr>
+      <w:rPr>
+        <w:rFonts w:ascii="Wingdings" w:hAnsi="Wingdings" w:hint="default"/>
+        <w:sz w:val="20"/>
+      </w:rPr>
+    </w:lvl>
+    <w:lvl w:ilvl="7" w:tentative="1">
+      <w:start w:val="1"/>
+      <w:numFmt w:val="bullet"/>
+      <w:lvlText w:val=""/>
+      <w:lvlJc w:val="left"/>
+      <w:pPr>
+        <w:tabs>
+          <w:tab w:val="num" w:pos="5760"/>
+        </w:tabs>
+        <w:ind w:left="5760" w:hanging="360"/>
+      </w:pPr>
+      <w:rPr>
+        <w:rFonts w:ascii="Wingdings" w:hAnsi="Wingdings" w:hint="default"/>
+        <w:sz w:val="20"/>
+      </w:rPr>
+    </w:lvl>
+    <w:lvl w:ilvl="8" w:tentative="1">
+      <w:start w:val="1"/>
+      <w:numFmt w:val="bullet"/>
+      <w:lvlText w:val=""/>
+      <w:lvlJc w:val="left"/>
+      <w:pPr>
+        <w:tabs>
+          <w:tab w:val="num" w:pos="6480"/>
+        </w:tabs>
+        <w:ind w:left="6480" w:hanging="360"/>
+      </w:pPr>
+      <w:rPr>
+        <w:rFonts w:ascii="Wingdings" w:hAnsi="Wingdings" w:hint="default"/>
+        <w:sz w:val="20"/>
+      </w:rPr>
+    </w:lvl>
+  </w:abstractNum>
+  <w:abstractNum w:abstractNumId="12" w15:restartNumberingAfterBreak="0">
+    <w:nsid w:val="20EF383B"/>
+    <w:multiLevelType w:val="multilevel"/>
+    <w:tmpl w:val="C428D212"/>
+    <w:lvl w:ilvl="0">
+      <w:start w:val="1"/>
+      <w:numFmt w:val="bullet"/>
+      <w:lvlText w:val=""/>
+      <w:lvlJc w:val="left"/>
+      <w:pPr>
+        <w:tabs>
+          <w:tab w:val="num" w:pos="720"/>
+        </w:tabs>
+        <w:ind w:left="720" w:hanging="360"/>
+      </w:pPr>
+      <w:rPr>
+        <w:rFonts w:ascii="Symbol" w:hAnsi="Symbol" w:hint="default"/>
+        <w:sz w:val="20"/>
+      </w:rPr>
+    </w:lvl>
+    <w:lvl w:ilvl="1" w:tentative="1">
+      <w:start w:val="1"/>
+      <w:numFmt w:val="bullet"/>
+      <w:lvlText w:val="o"/>
+      <w:lvlJc w:val="left"/>
+      <w:pPr>
+        <w:tabs>
+          <w:tab w:val="num" w:pos="1440"/>
+        </w:tabs>
+        <w:ind w:left="1440" w:hanging="360"/>
+      </w:pPr>
+      <w:rPr>
+        <w:rFonts w:ascii="Courier New" w:hAnsi="Courier New" w:hint="default"/>
+        <w:sz w:val="20"/>
+      </w:rPr>
+    </w:lvl>
+    <w:lvl w:ilvl="2" w:tentative="1">
+      <w:start w:val="1"/>
+      <w:numFmt w:val="bullet"/>
+      <w:lvlText w:val=""/>
+      <w:lvlJc w:val="left"/>
+      <w:pPr>
+        <w:tabs>
+          <w:tab w:val="num" w:pos="2160"/>
+        </w:tabs>
+        <w:ind w:left="2160" w:hanging="360"/>
+      </w:pPr>
+      <w:rPr>
+        <w:rFonts w:ascii="Wingdings" w:hAnsi="Wingdings" w:hint="default"/>
+        <w:sz w:val="20"/>
+      </w:rPr>
+    </w:lvl>
+    <w:lvl w:ilvl="3" w:tentative="1">
+      <w:start w:val="1"/>
+      <w:numFmt w:val="bullet"/>
+      <w:lvlText w:val=""/>
+      <w:lvlJc w:val="left"/>
+      <w:pPr>
+        <w:tabs>
+          <w:tab w:val="num" w:pos="2880"/>
+        </w:tabs>
+        <w:ind w:left="2880" w:hanging="360"/>
+      </w:pPr>
+      <w:rPr>
+        <w:rFonts w:ascii="Wingdings" w:hAnsi="Wingdings" w:hint="default"/>
+        <w:sz w:val="20"/>
+      </w:rPr>
+    </w:lvl>
+    <w:lvl w:ilvl="4" w:tentative="1">
+      <w:start w:val="1"/>
+      <w:numFmt w:val="bullet"/>
+      <w:lvlText w:val=""/>
+      <w:lvlJc w:val="left"/>
+      <w:pPr>
+        <w:tabs>
+          <w:tab w:val="num" w:pos="3600"/>
+        </w:tabs>
+        <w:ind w:left="3600" w:hanging="360"/>
+      </w:pPr>
+      <w:rPr>
+        <w:rFonts w:ascii="Wingdings" w:hAnsi="Wingdings" w:hint="default"/>
+        <w:sz w:val="20"/>
+      </w:rPr>
+    </w:lvl>
+    <w:lvl w:ilvl="5" w:tentative="1">
+      <w:start w:val="1"/>
+      <w:numFmt w:val="bullet"/>
+      <w:lvlText w:val=""/>
+      <w:lvlJc w:val="left"/>
+      <w:pPr>
+        <w:tabs>
+          <w:tab w:val="num" w:pos="4320"/>
+        </w:tabs>
+        <w:ind w:left="4320" w:hanging="360"/>
+      </w:pPr>
+      <w:rPr>
+        <w:rFonts w:ascii="Wingdings" w:hAnsi="Wingdings" w:hint="default"/>
+        <w:sz w:val="20"/>
+      </w:rPr>
+    </w:lvl>
+    <w:lvl w:ilvl="6" w:tentative="1">
+      <w:start w:val="1"/>
+      <w:numFmt w:val="bullet"/>
+      <w:lvlText w:val=""/>
+      <w:lvlJc w:val="left"/>
+      <w:pPr>
+        <w:tabs>
+          <w:tab w:val="num" w:pos="5040"/>
+        </w:tabs>
+        <w:ind w:left="5040" w:hanging="360"/>
+      </w:pPr>
+      <w:rPr>
+        <w:rFonts w:ascii="Wingdings" w:hAnsi="Wingdings" w:hint="default"/>
+        <w:sz w:val="20"/>
+      </w:rPr>
+    </w:lvl>
+    <w:lvl w:ilvl="7" w:tentative="1">
+      <w:start w:val="1"/>
+      <w:numFmt w:val="bullet"/>
+      <w:lvlText w:val=""/>
+      <w:lvlJc w:val="left"/>
+      <w:pPr>
+        <w:tabs>
+          <w:tab w:val="num" w:pos="5760"/>
+        </w:tabs>
+        <w:ind w:left="5760" w:hanging="360"/>
+      </w:pPr>
+      <w:rPr>
+        <w:rFonts w:ascii="Wingdings" w:hAnsi="Wingdings" w:hint="default"/>
+        <w:sz w:val="20"/>
+      </w:rPr>
+    </w:lvl>
+    <w:lvl w:ilvl="8" w:tentative="1">
+      <w:start w:val="1"/>
+      <w:numFmt w:val="bullet"/>
+      <w:lvlText w:val=""/>
+      <w:lvlJc w:val="left"/>
+      <w:pPr>
+        <w:tabs>
+          <w:tab w:val="num" w:pos="6480"/>
+        </w:tabs>
+        <w:ind w:left="6480" w:hanging="360"/>
+      </w:pPr>
+      <w:rPr>
+        <w:rFonts w:ascii="Wingdings" w:hAnsi="Wingdings" w:hint="default"/>
+        <w:sz w:val="20"/>
+      </w:rPr>
+    </w:lvl>
+  </w:abstractNum>
+  <w:abstractNum w:abstractNumId="13" w15:restartNumberingAfterBreak="0">
     <w:nsid w:val="21B258CF"/>
     <w:multiLevelType w:val="hybridMultilevel"/>
     <w:tmpl w:val="7FF6A4F2"/>
@@ -1304,7 +3979,156 @@
       </w:rPr>
     </w:lvl>
   </w:abstractNum>
-  <w:abstractNum w:abstractNumId="5" w15:restartNumberingAfterBreak="0">
+  <w:abstractNum w:abstractNumId="14" w15:restartNumberingAfterBreak="0">
+    <w:nsid w:val="27B27EF4"/>
+    <w:multiLevelType w:val="multilevel"/>
+    <w:tmpl w:val="7BCA5212"/>
+    <w:lvl w:ilvl="0">
+      <w:start w:val="1"/>
+      <w:numFmt w:val="bullet"/>
+      <w:lvlText w:val=""/>
+      <w:lvlJc w:val="left"/>
+      <w:pPr>
+        <w:tabs>
+          <w:tab w:val="num" w:pos="720"/>
+        </w:tabs>
+        <w:ind w:left="720" w:hanging="360"/>
+      </w:pPr>
+      <w:rPr>
+        <w:rFonts w:ascii="Symbol" w:hAnsi="Symbol" w:hint="default"/>
+        <w:sz w:val="20"/>
+      </w:rPr>
+    </w:lvl>
+    <w:lvl w:ilvl="1" w:tentative="1">
+      <w:start w:val="1"/>
+      <w:numFmt w:val="bullet"/>
+      <w:lvlText w:val="o"/>
+      <w:lvlJc w:val="left"/>
+      <w:pPr>
+        <w:tabs>
+          <w:tab w:val="num" w:pos="1440"/>
+        </w:tabs>
+        <w:ind w:left="1440" w:hanging="360"/>
+      </w:pPr>
+      <w:rPr>
+        <w:rFonts w:ascii="Courier New" w:hAnsi="Courier New" w:hint="default"/>
+        <w:sz w:val="20"/>
+      </w:rPr>
+    </w:lvl>
+    <w:lvl w:ilvl="2" w:tentative="1">
+      <w:start w:val="1"/>
+      <w:numFmt w:val="bullet"/>
+      <w:lvlText w:val=""/>
+      <w:lvlJc w:val="left"/>
+      <w:pPr>
+        <w:tabs>
+          <w:tab w:val="num" w:pos="2160"/>
+        </w:tabs>
+        <w:ind w:left="2160" w:hanging="360"/>
+      </w:pPr>
+      <w:rPr>
+        <w:rFonts w:ascii="Wingdings" w:hAnsi="Wingdings" w:hint="default"/>
+        <w:sz w:val="20"/>
+      </w:rPr>
+    </w:lvl>
+    <w:lvl w:ilvl="3" w:tentative="1">
+      <w:start w:val="1"/>
+      <w:numFmt w:val="bullet"/>
+      <w:lvlText w:val=""/>
+      <w:lvlJc w:val="left"/>
+      <w:pPr>
+        <w:tabs>
+          <w:tab w:val="num" w:pos="2880"/>
+        </w:tabs>
+        <w:ind w:left="2880" w:hanging="360"/>
+      </w:pPr>
+      <w:rPr>
+        <w:rFonts w:ascii="Wingdings" w:hAnsi="Wingdings" w:hint="default"/>
+        <w:sz w:val="20"/>
+      </w:rPr>
+    </w:lvl>
+    <w:lvl w:ilvl="4" w:tentative="1">
+      <w:start w:val="1"/>
+      <w:numFmt w:val="bullet"/>
+      <w:lvlText w:val=""/>
+      <w:lvlJc w:val="left"/>
+      <w:pPr>
+        <w:tabs>
+          <w:tab w:val="num" w:pos="3600"/>
+        </w:tabs>
+        <w:ind w:left="3600" w:hanging="360"/>
+      </w:pPr>
+      <w:rPr>
+        <w:rFonts w:ascii="Wingdings" w:hAnsi="Wingdings" w:hint="default"/>
+        <w:sz w:val="20"/>
+      </w:rPr>
+    </w:lvl>
+    <w:lvl w:ilvl="5" w:tentative="1">
+      <w:start w:val="1"/>
+      <w:numFmt w:val="bullet"/>
+      <w:lvlText w:val=""/>
+      <w:lvlJc w:val="left"/>
+      <w:pPr>
+        <w:tabs>
+          <w:tab w:val="num" w:pos="4320"/>
+        </w:tabs>
+        <w:ind w:left="4320" w:hanging="360"/>
+      </w:pPr>
+      <w:rPr>
+        <w:rFonts w:ascii="Wingdings" w:hAnsi="Wingdings" w:hint="default"/>
+        <w:sz w:val="20"/>
+      </w:rPr>
+    </w:lvl>
+    <w:lvl w:ilvl="6" w:tentative="1">
+      <w:start w:val="1"/>
+      <w:numFmt w:val="bullet"/>
+      <w:lvlText w:val=""/>
+      <w:lvlJc w:val="left"/>
+      <w:pPr>
+        <w:tabs>
+          <w:tab w:val="num" w:pos="5040"/>
+        </w:tabs>
+        <w:ind w:left="5040" w:hanging="360"/>
+      </w:pPr>
+      <w:rPr>
+        <w:rFonts w:ascii="Wingdings" w:hAnsi="Wingdings" w:hint="default"/>
+        <w:sz w:val="20"/>
+      </w:rPr>
+    </w:lvl>
+    <w:lvl w:ilvl="7" w:tentative="1">
+      <w:start w:val="1"/>
+      <w:numFmt w:val="bullet"/>
+      <w:lvlText w:val=""/>
+      <w:lvlJc w:val="left"/>
+      <w:pPr>
+        <w:tabs>
+          <w:tab w:val="num" w:pos="5760"/>
+        </w:tabs>
+        <w:ind w:left="5760" w:hanging="360"/>
+      </w:pPr>
+      <w:rPr>
+        <w:rFonts w:ascii="Wingdings" w:hAnsi="Wingdings" w:hint="default"/>
+        <w:sz w:val="20"/>
+      </w:rPr>
+    </w:lvl>
+    <w:lvl w:ilvl="8" w:tentative="1">
+      <w:start w:val="1"/>
+      <w:numFmt w:val="bullet"/>
+      <w:lvlText w:val=""/>
+      <w:lvlJc w:val="left"/>
+      <w:pPr>
+        <w:tabs>
+          <w:tab w:val="num" w:pos="6480"/>
+        </w:tabs>
+        <w:ind w:left="6480" w:hanging="360"/>
+      </w:pPr>
+      <w:rPr>
+        <w:rFonts w:ascii="Wingdings" w:hAnsi="Wingdings" w:hint="default"/>
+        <w:sz w:val="20"/>
+      </w:rPr>
+    </w:lvl>
+  </w:abstractNum>
+  <w:abstractNum w:abstractNumId="15" w15:restartNumberingAfterBreak="0">
     <w:nsid w:val="290F5C88"/>
     <w:multiLevelType w:val="multilevel"/>
     <w:tmpl w:val="2C6694AC"/>
@@ -1453,7 +4277,156 @@
       </w:rPr>
     </w:lvl>
   </w:abstractNum>
-  <w:abstractNum w:abstractNumId="6" w15:restartNumberingAfterBreak="0">
+  <w:abstractNum w:abstractNumId="16" w15:restartNumberingAfterBreak="0">
+    <w:nsid w:val="2B120A0E"/>
+    <w:multiLevelType w:val="multilevel"/>
+    <w:tmpl w:val="DA824460"/>
+    <w:lvl w:ilvl="0">
+      <w:start w:val="1"/>
+      <w:numFmt w:val="bullet"/>
+      <w:lvlText w:val=""/>
+      <w:lvlJc w:val="left"/>
+      <w:pPr>
+        <w:tabs>
+          <w:tab w:val="num" w:pos="720"/>
+        </w:tabs>
+        <w:ind w:left="720" w:hanging="360"/>
+      </w:pPr>
+      <w:rPr>
+        <w:rFonts w:ascii="Symbol" w:hAnsi="Symbol" w:hint="default"/>
+        <w:sz w:val="20"/>
+      </w:rPr>
+    </w:lvl>
+    <w:lvl w:ilvl="1" w:tentative="1">
+      <w:start w:val="1"/>
+      <w:numFmt w:val="bullet"/>
+      <w:lvlText w:val="o"/>
+      <w:lvlJc w:val="left"/>
+      <w:pPr>
+        <w:tabs>
+          <w:tab w:val="num" w:pos="1440"/>
+        </w:tabs>
+        <w:ind w:left="1440" w:hanging="360"/>
+      </w:pPr>
+      <w:rPr>
+        <w:rFonts w:ascii="Courier New" w:hAnsi="Courier New" w:hint="default"/>
+        <w:sz w:val="20"/>
+      </w:rPr>
+    </w:lvl>
+    <w:lvl w:ilvl="2" w:tentative="1">
+      <w:start w:val="1"/>
+      <w:numFmt w:val="bullet"/>
+      <w:lvlText w:val=""/>
+      <w:lvlJc w:val="left"/>
+      <w:pPr>
+        <w:tabs>
+          <w:tab w:val="num" w:pos="2160"/>
+        </w:tabs>
+        <w:ind w:left="2160" w:hanging="360"/>
+      </w:pPr>
+      <w:rPr>
+        <w:rFonts w:ascii="Wingdings" w:hAnsi="Wingdings" w:hint="default"/>
+        <w:sz w:val="20"/>
+      </w:rPr>
+    </w:lvl>
+    <w:lvl w:ilvl="3" w:tentative="1">
+      <w:start w:val="1"/>
+      <w:numFmt w:val="bullet"/>
+      <w:lvlText w:val=""/>
+      <w:lvlJc w:val="left"/>
+      <w:pPr>
+        <w:tabs>
+          <w:tab w:val="num" w:pos="2880"/>
+        </w:tabs>
+        <w:ind w:left="2880" w:hanging="360"/>
+      </w:pPr>
+      <w:rPr>
+        <w:rFonts w:ascii="Wingdings" w:hAnsi="Wingdings" w:hint="default"/>
+        <w:sz w:val="20"/>
+      </w:rPr>
+    </w:lvl>
+    <w:lvl w:ilvl="4" w:tentative="1">
+      <w:start w:val="1"/>
+      <w:numFmt w:val="bullet"/>
+      <w:lvlText w:val=""/>
+      <w:lvlJc w:val="left"/>
+      <w:pPr>
+        <w:tabs>
+          <w:tab w:val="num" w:pos="3600"/>
+        </w:tabs>
+        <w:ind w:left="3600" w:hanging="360"/>
+      </w:pPr>
+      <w:rPr>
+        <w:rFonts w:ascii="Wingdings" w:hAnsi="Wingdings" w:hint="default"/>
+        <w:sz w:val="20"/>
+      </w:rPr>
+    </w:lvl>
+    <w:lvl w:ilvl="5" w:tentative="1">
+      <w:start w:val="1"/>
+      <w:numFmt w:val="bullet"/>
+      <w:lvlText w:val=""/>
+      <w:lvlJc w:val="left"/>
+      <w:pPr>
+        <w:tabs>
+          <w:tab w:val="num" w:pos="4320"/>
+        </w:tabs>
+        <w:ind w:left="4320" w:hanging="360"/>
+      </w:pPr>
+      <w:rPr>
+        <w:rFonts w:ascii="Wingdings" w:hAnsi="Wingdings" w:hint="default"/>
+        <w:sz w:val="20"/>
+      </w:rPr>
+    </w:lvl>
+    <w:lvl w:ilvl="6" w:tentative="1">
+      <w:start w:val="1"/>
+      <w:numFmt w:val="bullet"/>
+      <w:lvlText w:val=""/>
+      <w:lvlJc w:val="left"/>
+      <w:pPr>
+        <w:tabs>
+          <w:tab w:val="num" w:pos="5040"/>
+        </w:tabs>
+        <w:ind w:left="5040" w:hanging="360"/>
+      </w:pPr>
+      <w:rPr>
+        <w:rFonts w:ascii="Wingdings" w:hAnsi="Wingdings" w:hint="default"/>
+        <w:sz w:val="20"/>
+      </w:rPr>
+    </w:lvl>
+    <w:lvl w:ilvl="7" w:tentative="1">
+      <w:start w:val="1"/>
+      <w:numFmt w:val="bullet"/>
+      <w:lvlText w:val=""/>
+      <w:lvlJc w:val="left"/>
+      <w:pPr>
+        <w:tabs>
+          <w:tab w:val="num" w:pos="5760"/>
+        </w:tabs>
+        <w:ind w:left="5760" w:hanging="360"/>
+      </w:pPr>
+      <w:rPr>
+        <w:rFonts w:ascii="Wingdings" w:hAnsi="Wingdings" w:hint="default"/>
+        <w:sz w:val="20"/>
+      </w:rPr>
+    </w:lvl>
+    <w:lvl w:ilvl="8" w:tentative="1">
+      <w:start w:val="1"/>
+      <w:numFmt w:val="bullet"/>
+      <w:lvlText w:val=""/>
+      <w:lvlJc w:val="left"/>
+      <w:pPr>
+        <w:tabs>
+          <w:tab w:val="num" w:pos="6480"/>
+        </w:tabs>
+        <w:ind w:left="6480" w:hanging="360"/>
+      </w:pPr>
+      <w:rPr>
+        <w:rFonts w:ascii="Wingdings" w:hAnsi="Wingdings" w:hint="default"/>
+        <w:sz w:val="20"/>
+      </w:rPr>
+    </w:lvl>
+  </w:abstractNum>
+  <w:abstractNum w:abstractNumId="17" w15:restartNumberingAfterBreak="0">
     <w:nsid w:val="2E052C12"/>
     <w:multiLevelType w:val="multilevel"/>
     <w:tmpl w:val="DB18D3DA"/>
@@ -1602,7 +4575,531 @@
       </w:rPr>
     </w:lvl>
   </w:abstractNum>
-  <w:abstractNum w:abstractNumId="7" w15:restartNumberingAfterBreak="0">
+  <w:abstractNum w:abstractNumId="18" w15:restartNumberingAfterBreak="0">
+    <w:nsid w:val="33493244"/>
+    <w:multiLevelType w:val="multilevel"/>
+    <w:tmpl w:val="09CAC6AA"/>
+    <w:lvl w:ilvl="0">
+      <w:start w:val="1"/>
+      <w:numFmt w:val="decimal"/>
+      <w:lvlText w:val="%1."/>
+      <w:lvlJc w:val="left"/>
+      <w:pPr>
+        <w:tabs>
+          <w:tab w:val="num" w:pos="720"/>
+        </w:tabs>
+        <w:ind w:left="720" w:hanging="360"/>
+      </w:pPr>
+    </w:lvl>
+    <w:lvl w:ilvl="1" w:tentative="1">
+      <w:start w:val="1"/>
+      <w:numFmt w:val="decimal"/>
+      <w:lvlText w:val="%2."/>
+      <w:lvlJc w:val="left"/>
+      <w:pPr>
+        <w:tabs>
+          <w:tab w:val="num" w:pos="1440"/>
+        </w:tabs>
+        <w:ind w:left="1440" w:hanging="360"/>
+      </w:pPr>
+    </w:lvl>
+    <w:lvl w:ilvl="2" w:tentative="1">
+      <w:start w:val="1"/>
+      <w:numFmt w:val="decimal"/>
+      <w:lvlText w:val="%3."/>
+      <w:lvlJc w:val="left"/>
+      <w:pPr>
+        <w:tabs>
+          <w:tab w:val="num" w:pos="2160"/>
+        </w:tabs>
+        <w:ind w:left="2160" w:hanging="360"/>
+      </w:pPr>
+    </w:lvl>
+    <w:lvl w:ilvl="3" w:tentative="1">
+      <w:start w:val="1"/>
+      <w:numFmt w:val="decimal"/>
+      <w:lvlText w:val="%4."/>
+      <w:lvlJc w:val="left"/>
+      <w:pPr>
+        <w:tabs>
+          <w:tab w:val="num" w:pos="2880"/>
+        </w:tabs>
+        <w:ind w:left="2880" w:hanging="360"/>
+      </w:pPr>
+    </w:lvl>
+    <w:lvl w:ilvl="4" w:tentative="1">
+      <w:start w:val="1"/>
+      <w:numFmt w:val="decimal"/>
+      <w:lvlText w:val="%5."/>
+      <w:lvlJc w:val="left"/>
+      <w:pPr>
+        <w:tabs>
+          <w:tab w:val="num" w:pos="3600"/>
+        </w:tabs>
+        <w:ind w:left="3600" w:hanging="360"/>
+      </w:pPr>
+    </w:lvl>
+    <w:lvl w:ilvl="5" w:tentative="1">
+      <w:start w:val="1"/>
+      <w:numFmt w:val="decimal"/>
+      <w:lvlText w:val="%6."/>
+      <w:lvlJc w:val="left"/>
+      <w:pPr>
+        <w:tabs>
+          <w:tab w:val="num" w:pos="4320"/>
+        </w:tabs>
+        <w:ind w:left="4320" w:hanging="360"/>
+      </w:pPr>
+    </w:lvl>
+    <w:lvl w:ilvl="6" w:tentative="1">
+      <w:start w:val="1"/>
+      <w:numFmt w:val="decimal"/>
+      <w:lvlText w:val="%7."/>
+      <w:lvlJc w:val="left"/>
+      <w:pPr>
+        <w:tabs>
+          <w:tab w:val="num" w:pos="5040"/>
+        </w:tabs>
+        <w:ind w:left="5040" w:hanging="360"/>
+      </w:pPr>
+    </w:lvl>
+    <w:lvl w:ilvl="7" w:tentative="1">
+      <w:start w:val="1"/>
+      <w:numFmt w:val="decimal"/>
+      <w:lvlText w:val="%8."/>
+      <w:lvlJc w:val="left"/>
+      <w:pPr>
+        <w:tabs>
+          <w:tab w:val="num" w:pos="5760"/>
+        </w:tabs>
+        <w:ind w:left="5760" w:hanging="360"/>
+      </w:pPr>
+    </w:lvl>
+    <w:lvl w:ilvl="8" w:tentative="1">
+      <w:start w:val="1"/>
+      <w:numFmt w:val="decimal"/>
+      <w:lvlText w:val="%9."/>
+      <w:lvlJc w:val="left"/>
+      <w:pPr>
+        <w:tabs>
+          <w:tab w:val="num" w:pos="6480"/>
+        </w:tabs>
+        <w:ind w:left="6480" w:hanging="360"/>
+      </w:pPr>
+    </w:lvl>
+  </w:abstractNum>
+  <w:abstractNum w:abstractNumId="19" w15:restartNumberingAfterBreak="0">
+    <w:nsid w:val="386253B1"/>
+    <w:multiLevelType w:val="multilevel"/>
+    <w:tmpl w:val="DF94F25A"/>
+    <w:lvl w:ilvl="0">
+      <w:start w:val="1"/>
+      <w:numFmt w:val="decimal"/>
+      <w:lvlText w:val="%1."/>
+      <w:lvlJc w:val="left"/>
+      <w:pPr>
+        <w:tabs>
+          <w:tab w:val="num" w:pos="720"/>
+        </w:tabs>
+        <w:ind w:left="720" w:hanging="360"/>
+      </w:pPr>
+    </w:lvl>
+    <w:lvl w:ilvl="1" w:tentative="1">
+      <w:start w:val="1"/>
+      <w:numFmt w:val="decimal"/>
+      <w:lvlText w:val="%2."/>
+      <w:lvlJc w:val="left"/>
+      <w:pPr>
+        <w:tabs>
+          <w:tab w:val="num" w:pos="1440"/>
+        </w:tabs>
+        <w:ind w:left="1440" w:hanging="360"/>
+      </w:pPr>
+    </w:lvl>
+    <w:lvl w:ilvl="2" w:tentative="1">
+      <w:start w:val="1"/>
+      <w:numFmt w:val="decimal"/>
+      <w:lvlText w:val="%3."/>
+      <w:lvlJc w:val="left"/>
+      <w:pPr>
+        <w:tabs>
+          <w:tab w:val="num" w:pos="2160"/>
+        </w:tabs>
+        <w:ind w:left="2160" w:hanging="360"/>
+      </w:pPr>
+    </w:lvl>
+    <w:lvl w:ilvl="3" w:tentative="1">
+      <w:start w:val="1"/>
+      <w:numFmt w:val="decimal"/>
+      <w:lvlText w:val="%4."/>
+      <w:lvlJc w:val="left"/>
+      <w:pPr>
+        <w:tabs>
+          <w:tab w:val="num" w:pos="2880"/>
+        </w:tabs>
+        <w:ind w:left="2880" w:hanging="360"/>
+      </w:pPr>
+    </w:lvl>
+    <w:lvl w:ilvl="4" w:tentative="1">
+      <w:start w:val="1"/>
+      <w:numFmt w:val="decimal"/>
+      <w:lvlText w:val="%5."/>
+      <w:lvlJc w:val="left"/>
+      <w:pPr>
+        <w:tabs>
+          <w:tab w:val="num" w:pos="3600"/>
+        </w:tabs>
+        <w:ind w:left="3600" w:hanging="360"/>
+      </w:pPr>
+    </w:lvl>
+    <w:lvl w:ilvl="5" w:tentative="1">
+      <w:start w:val="1"/>
+      <w:numFmt w:val="decimal"/>
+      <w:lvlText w:val="%6."/>
+      <w:lvlJc w:val="left"/>
+      <w:pPr>
+        <w:tabs>
+          <w:tab w:val="num" w:pos="4320"/>
+        </w:tabs>
+        <w:ind w:left="4320" w:hanging="360"/>
+      </w:pPr>
+    </w:lvl>
+    <w:lvl w:ilvl="6" w:tentative="1">
+      <w:start w:val="1"/>
+      <w:numFmt w:val="decimal"/>
+      <w:lvlText w:val="%7."/>
+      <w:lvlJc w:val="left"/>
+      <w:pPr>
+        <w:tabs>
+          <w:tab w:val="num" w:pos="5040"/>
+        </w:tabs>
+        <w:ind w:left="5040" w:hanging="360"/>
+      </w:pPr>
+    </w:lvl>
+    <w:lvl w:ilvl="7" w:tentative="1">
+      <w:start w:val="1"/>
+      <w:numFmt w:val="decimal"/>
+      <w:lvlText w:val="%8."/>
+      <w:lvlJc w:val="left"/>
+      <w:pPr>
+        <w:tabs>
+          <w:tab w:val="num" w:pos="5760"/>
+        </w:tabs>
+        <w:ind w:left="5760" w:hanging="360"/>
+      </w:pPr>
+    </w:lvl>
+    <w:lvl w:ilvl="8" w:tentative="1">
+      <w:start w:val="1"/>
+      <w:numFmt w:val="decimal"/>
+      <w:lvlText w:val="%9."/>
+      <w:lvlJc w:val="left"/>
+      <w:pPr>
+        <w:tabs>
+          <w:tab w:val="num" w:pos="6480"/>
+        </w:tabs>
+        <w:ind w:left="6480" w:hanging="360"/>
+      </w:pPr>
+    </w:lvl>
+  </w:abstractNum>
+  <w:abstractNum w:abstractNumId="20" w15:restartNumberingAfterBreak="0">
+    <w:nsid w:val="3AC95DCF"/>
+    <w:multiLevelType w:val="multilevel"/>
+    <w:tmpl w:val="2D80FC94"/>
+    <w:lvl w:ilvl="0">
+      <w:start w:val="1"/>
+      <w:numFmt w:val="bullet"/>
+      <w:lvlText w:val=""/>
+      <w:lvlJc w:val="left"/>
+      <w:pPr>
+        <w:tabs>
+          <w:tab w:val="num" w:pos="720"/>
+        </w:tabs>
+        <w:ind w:left="720" w:hanging="360"/>
+      </w:pPr>
+      <w:rPr>
+        <w:rFonts w:ascii="Symbol" w:hAnsi="Symbol" w:hint="default"/>
+        <w:sz w:val="20"/>
+      </w:rPr>
+    </w:lvl>
+    <w:lvl w:ilvl="1" w:tentative="1">
+      <w:start w:val="1"/>
+      <w:numFmt w:val="bullet"/>
+      <w:lvlText w:val="o"/>
+      <w:lvlJc w:val="left"/>
+      <w:pPr>
+        <w:tabs>
+          <w:tab w:val="num" w:pos="1440"/>
+        </w:tabs>
+        <w:ind w:left="1440" w:hanging="360"/>
+      </w:pPr>
+      <w:rPr>
+        <w:rFonts w:ascii="Courier New" w:hAnsi="Courier New" w:hint="default"/>
+        <w:sz w:val="20"/>
+      </w:rPr>
+    </w:lvl>
+    <w:lvl w:ilvl="2" w:tentative="1">
+      <w:start w:val="1"/>
+      <w:numFmt w:val="bullet"/>
+      <w:lvlText w:val=""/>
+      <w:lvlJc w:val="left"/>
+      <w:pPr>
+        <w:tabs>
+          <w:tab w:val="num" w:pos="2160"/>
+        </w:tabs>
+        <w:ind w:left="2160" w:hanging="360"/>
+      </w:pPr>
+      <w:rPr>
+        <w:rFonts w:ascii="Wingdings" w:hAnsi="Wingdings" w:hint="default"/>
+        <w:sz w:val="20"/>
+      </w:rPr>
+    </w:lvl>
+    <w:lvl w:ilvl="3" w:tentative="1">
+      <w:start w:val="1"/>
+      <w:numFmt w:val="bullet"/>
+      <w:lvlText w:val=""/>
+      <w:lvlJc w:val="left"/>
+      <w:pPr>
+        <w:tabs>
+          <w:tab w:val="num" w:pos="2880"/>
+        </w:tabs>
+        <w:ind w:left="2880" w:hanging="360"/>
+      </w:pPr>
+      <w:rPr>
+        <w:rFonts w:ascii="Wingdings" w:hAnsi="Wingdings" w:hint="default"/>
+        <w:sz w:val="20"/>
+      </w:rPr>
+    </w:lvl>
+    <w:lvl w:ilvl="4" w:tentative="1">
+      <w:start w:val="1"/>
+      <w:numFmt w:val="bullet"/>
+      <w:lvlText w:val=""/>
+      <w:lvlJc w:val="left"/>
+      <w:pPr>
+        <w:tabs>
+          <w:tab w:val="num" w:pos="3600"/>
+        </w:tabs>
+        <w:ind w:left="3600" w:hanging="360"/>
+      </w:pPr>
+      <w:rPr>
+        <w:rFonts w:ascii="Wingdings" w:hAnsi="Wingdings" w:hint="default"/>
+        <w:sz w:val="20"/>
+      </w:rPr>
+    </w:lvl>
+    <w:lvl w:ilvl="5" w:tentative="1">
+      <w:start w:val="1"/>
+      <w:numFmt w:val="bullet"/>
+      <w:lvlText w:val=""/>
+      <w:lvlJc w:val="left"/>
+      <w:pPr>
+        <w:tabs>
+          <w:tab w:val="num" w:pos="4320"/>
+        </w:tabs>
+        <w:ind w:left="4320" w:hanging="360"/>
+      </w:pPr>
+      <w:rPr>
+        <w:rFonts w:ascii="Wingdings" w:hAnsi="Wingdings" w:hint="default"/>
+        <w:sz w:val="20"/>
+      </w:rPr>
+    </w:lvl>
+    <w:lvl w:ilvl="6" w:tentative="1">
+      <w:start w:val="1"/>
+      <w:numFmt w:val="bullet"/>
+      <w:lvlText w:val=""/>
+      <w:lvlJc w:val="left"/>
+      <w:pPr>
+        <w:tabs>
+          <w:tab w:val="num" w:pos="5040"/>
+        </w:tabs>
+        <w:ind w:left="5040" w:hanging="360"/>
+      </w:pPr>
+      <w:rPr>
+        <w:rFonts w:ascii="Wingdings" w:hAnsi="Wingdings" w:hint="default"/>
+        <w:sz w:val="20"/>
+      </w:rPr>
+    </w:lvl>
+    <w:lvl w:ilvl="7" w:tentative="1">
+      <w:start w:val="1"/>
+      <w:numFmt w:val="bullet"/>
+      <w:lvlText w:val=""/>
+      <w:lvlJc w:val="left"/>
+      <w:pPr>
+        <w:tabs>
+          <w:tab w:val="num" w:pos="5760"/>
+        </w:tabs>
+        <w:ind w:left="5760" w:hanging="360"/>
+      </w:pPr>
+      <w:rPr>
+        <w:rFonts w:ascii="Wingdings" w:hAnsi="Wingdings" w:hint="default"/>
+        <w:sz w:val="20"/>
+      </w:rPr>
+    </w:lvl>
+    <w:lvl w:ilvl="8" w:tentative="1">
+      <w:start w:val="1"/>
+      <w:numFmt w:val="bullet"/>
+      <w:lvlText w:val=""/>
+      <w:lvlJc w:val="left"/>
+      <w:pPr>
+        <w:tabs>
+          <w:tab w:val="num" w:pos="6480"/>
+        </w:tabs>
+        <w:ind w:left="6480" w:hanging="360"/>
+      </w:pPr>
+      <w:rPr>
+        <w:rFonts w:ascii="Wingdings" w:hAnsi="Wingdings" w:hint="default"/>
+        <w:sz w:val="20"/>
+      </w:rPr>
+    </w:lvl>
+  </w:abstractNum>
+  <w:abstractNum w:abstractNumId="21" w15:restartNumberingAfterBreak="0">
+    <w:nsid w:val="44AD6B12"/>
+    <w:multiLevelType w:val="multilevel"/>
+    <w:tmpl w:val="9F644EB8"/>
+    <w:lvl w:ilvl="0">
+      <w:start w:val="1"/>
+      <w:numFmt w:val="bullet"/>
+      <w:lvlText w:val=""/>
+      <w:lvlJc w:val="left"/>
+      <w:pPr>
+        <w:tabs>
+          <w:tab w:val="num" w:pos="720"/>
+        </w:tabs>
+        <w:ind w:left="720" w:hanging="360"/>
+      </w:pPr>
+      <w:rPr>
+        <w:rFonts w:ascii="Symbol" w:hAnsi="Symbol" w:hint="default"/>
+        <w:sz w:val="20"/>
+      </w:rPr>
+    </w:lvl>
+    <w:lvl w:ilvl="1" w:tentative="1">
+      <w:start w:val="1"/>
+      <w:numFmt w:val="bullet"/>
+      <w:lvlText w:val="o"/>
+      <w:lvlJc w:val="left"/>
+      <w:pPr>
+        <w:tabs>
+          <w:tab w:val="num" w:pos="1440"/>
+        </w:tabs>
+        <w:ind w:left="1440" w:hanging="360"/>
+      </w:pPr>
+      <w:rPr>
+        <w:rFonts w:ascii="Courier New" w:hAnsi="Courier New" w:hint="default"/>
+        <w:sz w:val="20"/>
+      </w:rPr>
+    </w:lvl>
+    <w:lvl w:ilvl="2" w:tentative="1">
+      <w:start w:val="1"/>
+      <w:numFmt w:val="bullet"/>
+      <w:lvlText w:val=""/>
+      <w:lvlJc w:val="left"/>
+      <w:pPr>
+        <w:tabs>
+          <w:tab w:val="num" w:pos="2160"/>
+        </w:tabs>
+        <w:ind w:left="2160" w:hanging="360"/>
+      </w:pPr>
+      <w:rPr>
+        <w:rFonts w:ascii="Wingdings" w:hAnsi="Wingdings" w:hint="default"/>
+        <w:sz w:val="20"/>
+      </w:rPr>
+    </w:lvl>
+    <w:lvl w:ilvl="3" w:tentative="1">
+      <w:start w:val="1"/>
+      <w:numFmt w:val="bullet"/>
+      <w:lvlText w:val=""/>
+      <w:lvlJc w:val="left"/>
+      <w:pPr>
+        <w:tabs>
+          <w:tab w:val="num" w:pos="2880"/>
+        </w:tabs>
+        <w:ind w:left="2880" w:hanging="360"/>
+      </w:pPr>
+      <w:rPr>
+        <w:rFonts w:ascii="Wingdings" w:hAnsi="Wingdings" w:hint="default"/>
+        <w:sz w:val="20"/>
+      </w:rPr>
+    </w:lvl>
+    <w:lvl w:ilvl="4" w:tentative="1">
+      <w:start w:val="1"/>
+      <w:numFmt w:val="bullet"/>
+      <w:lvlText w:val=""/>
+      <w:lvlJc w:val="left"/>
+      <w:pPr>
+        <w:tabs>
+          <w:tab w:val="num" w:pos="3600"/>
+        </w:tabs>
+        <w:ind w:left="3600" w:hanging="360"/>
+      </w:pPr>
+      <w:rPr>
+        <w:rFonts w:ascii="Wingdings" w:hAnsi="Wingdings" w:hint="default"/>
+        <w:sz w:val="20"/>
+      </w:rPr>
+    </w:lvl>
+    <w:lvl w:ilvl="5" w:tentative="1">
+      <w:start w:val="1"/>
+      <w:numFmt w:val="bullet"/>
+      <w:lvlText w:val=""/>
+      <w:lvlJc w:val="left"/>
+      <w:pPr>
+        <w:tabs>
+          <w:tab w:val="num" w:pos="4320"/>
+        </w:tabs>
+        <w:ind w:left="4320" w:hanging="360"/>
+      </w:pPr>
+      <w:rPr>
+        <w:rFonts w:ascii="Wingdings" w:hAnsi="Wingdings" w:hint="default"/>
+        <w:sz w:val="20"/>
+      </w:rPr>
+    </w:lvl>
+    <w:lvl w:ilvl="6" w:tentative="1">
+      <w:start w:val="1"/>
+      <w:numFmt w:val="bullet"/>
+      <w:lvlText w:val=""/>
+      <w:lvlJc w:val="left"/>
+      <w:pPr>
+        <w:tabs>
+          <w:tab w:val="num" w:pos="5040"/>
+        </w:tabs>
+        <w:ind w:left="5040" w:hanging="360"/>
+      </w:pPr>
+      <w:rPr>
+        <w:rFonts w:ascii="Wingdings" w:hAnsi="Wingdings" w:hint="default"/>
+        <w:sz w:val="20"/>
+      </w:rPr>
+    </w:lvl>
+    <w:lvl w:ilvl="7" w:tentative="1">
+      <w:start w:val="1"/>
+      <w:numFmt w:val="bullet"/>
+      <w:lvlText w:val=""/>
+      <w:lvlJc w:val="left"/>
+      <w:pPr>
+        <w:tabs>
+          <w:tab w:val="num" w:pos="5760"/>
+        </w:tabs>
+        <w:ind w:left="5760" w:hanging="360"/>
+      </w:pPr>
+      <w:rPr>
+        <w:rFonts w:ascii="Wingdings" w:hAnsi="Wingdings" w:hint="default"/>
+        <w:sz w:val="20"/>
+      </w:rPr>
+    </w:lvl>
+    <w:lvl w:ilvl="8" w:tentative="1">
+      <w:start w:val="1"/>
+      <w:numFmt w:val="bullet"/>
+      <w:lvlText w:val=""/>
+      <w:lvlJc w:val="left"/>
+      <w:pPr>
+        <w:tabs>
+          <w:tab w:val="num" w:pos="6480"/>
+        </w:tabs>
+        <w:ind w:left="6480" w:hanging="360"/>
+      </w:pPr>
+      <w:rPr>
+        <w:rFonts w:ascii="Wingdings" w:hAnsi="Wingdings" w:hint="default"/>
+        <w:sz w:val="20"/>
+      </w:rPr>
+    </w:lvl>
+  </w:abstractNum>
+  <w:abstractNum w:abstractNumId="22" w15:restartNumberingAfterBreak="0">
     <w:nsid w:val="4B99643B"/>
     <w:multiLevelType w:val="hybridMultilevel"/>
     <w:tmpl w:val="D3D635E8"/>
@@ -1716,7 +5213,454 @@
       </w:rPr>
     </w:lvl>
   </w:abstractNum>
-  <w:abstractNum w:abstractNumId="8" w15:restartNumberingAfterBreak="0">
+  <w:abstractNum w:abstractNumId="23" w15:restartNumberingAfterBreak="0">
+    <w:nsid w:val="4BC504E4"/>
+    <w:multiLevelType w:val="multilevel"/>
+    <w:tmpl w:val="77C665EC"/>
+    <w:lvl w:ilvl="0">
+      <w:start w:val="1"/>
+      <w:numFmt w:val="bullet"/>
+      <w:lvlText w:val=""/>
+      <w:lvlJc w:val="left"/>
+      <w:pPr>
+        <w:tabs>
+          <w:tab w:val="num" w:pos="720"/>
+        </w:tabs>
+        <w:ind w:left="720" w:hanging="360"/>
+      </w:pPr>
+      <w:rPr>
+        <w:rFonts w:ascii="Symbol" w:hAnsi="Symbol" w:hint="default"/>
+        <w:sz w:val="20"/>
+      </w:rPr>
+    </w:lvl>
+    <w:lvl w:ilvl="1" w:tentative="1">
+      <w:start w:val="1"/>
+      <w:numFmt w:val="bullet"/>
+      <w:lvlText w:val="o"/>
+      <w:lvlJc w:val="left"/>
+      <w:pPr>
+        <w:tabs>
+          <w:tab w:val="num" w:pos="1440"/>
+        </w:tabs>
+        <w:ind w:left="1440" w:hanging="360"/>
+      </w:pPr>
+      <w:rPr>
+        <w:rFonts w:ascii="Courier New" w:hAnsi="Courier New" w:hint="default"/>
+        <w:sz w:val="20"/>
+      </w:rPr>
+    </w:lvl>
+    <w:lvl w:ilvl="2" w:tentative="1">
+      <w:start w:val="1"/>
+      <w:numFmt w:val="bullet"/>
+      <w:lvlText w:val=""/>
+      <w:lvlJc w:val="left"/>
+      <w:pPr>
+        <w:tabs>
+          <w:tab w:val="num" w:pos="2160"/>
+        </w:tabs>
+        <w:ind w:left="2160" w:hanging="360"/>
+      </w:pPr>
+      <w:rPr>
+        <w:rFonts w:ascii="Wingdings" w:hAnsi="Wingdings" w:hint="default"/>
+        <w:sz w:val="20"/>
+      </w:rPr>
+    </w:lvl>
+    <w:lvl w:ilvl="3" w:tentative="1">
+      <w:start w:val="1"/>
+      <w:numFmt w:val="bullet"/>
+      <w:lvlText w:val=""/>
+      <w:lvlJc w:val="left"/>
+      <w:pPr>
+        <w:tabs>
+          <w:tab w:val="num" w:pos="2880"/>
+        </w:tabs>
+        <w:ind w:left="2880" w:hanging="360"/>
+      </w:pPr>
+      <w:rPr>
+        <w:rFonts w:ascii="Wingdings" w:hAnsi="Wingdings" w:hint="default"/>
+        <w:sz w:val="20"/>
+      </w:rPr>
+    </w:lvl>
+    <w:lvl w:ilvl="4" w:tentative="1">
+      <w:start w:val="1"/>
+      <w:numFmt w:val="bullet"/>
+      <w:lvlText w:val=""/>
+      <w:lvlJc w:val="left"/>
+      <w:pPr>
+        <w:tabs>
+          <w:tab w:val="num" w:pos="3600"/>
+        </w:tabs>
+        <w:ind w:left="3600" w:hanging="360"/>
+      </w:pPr>
+      <w:rPr>
+        <w:rFonts w:ascii="Wingdings" w:hAnsi="Wingdings" w:hint="default"/>
+        <w:sz w:val="20"/>
+      </w:rPr>
+    </w:lvl>
+    <w:lvl w:ilvl="5" w:tentative="1">
+      <w:start w:val="1"/>
+      <w:numFmt w:val="bullet"/>
+      <w:lvlText w:val=""/>
+      <w:lvlJc w:val="left"/>
+      <w:pPr>
+        <w:tabs>
+          <w:tab w:val="num" w:pos="4320"/>
+        </w:tabs>
+        <w:ind w:left="4320" w:hanging="360"/>
+      </w:pPr>
+      <w:rPr>
+        <w:rFonts w:ascii="Wingdings" w:hAnsi="Wingdings" w:hint="default"/>
+        <w:sz w:val="20"/>
+      </w:rPr>
+    </w:lvl>
+    <w:lvl w:ilvl="6" w:tentative="1">
+      <w:start w:val="1"/>
+      <w:numFmt w:val="bullet"/>
+      <w:lvlText w:val=""/>
+      <w:lvlJc w:val="left"/>
+      <w:pPr>
+        <w:tabs>
+          <w:tab w:val="num" w:pos="5040"/>
+        </w:tabs>
+        <w:ind w:left="5040" w:hanging="360"/>
+      </w:pPr>
+      <w:rPr>
+        <w:rFonts w:ascii="Wingdings" w:hAnsi="Wingdings" w:hint="default"/>
+        <w:sz w:val="20"/>
+      </w:rPr>
+    </w:lvl>
+    <w:lvl w:ilvl="7" w:tentative="1">
+      <w:start w:val="1"/>
+      <w:numFmt w:val="bullet"/>
+      <w:lvlText w:val=""/>
+      <w:lvlJc w:val="left"/>
+      <w:pPr>
+        <w:tabs>
+          <w:tab w:val="num" w:pos="5760"/>
+        </w:tabs>
+        <w:ind w:left="5760" w:hanging="360"/>
+      </w:pPr>
+      <w:rPr>
+        <w:rFonts w:ascii="Wingdings" w:hAnsi="Wingdings" w:hint="default"/>
+        <w:sz w:val="20"/>
+      </w:rPr>
+    </w:lvl>
+    <w:lvl w:ilvl="8" w:tentative="1">
+      <w:start w:val="1"/>
+      <w:numFmt w:val="bullet"/>
+      <w:lvlText w:val=""/>
+      <w:lvlJc w:val="left"/>
+      <w:pPr>
+        <w:tabs>
+          <w:tab w:val="num" w:pos="6480"/>
+        </w:tabs>
+        <w:ind w:left="6480" w:hanging="360"/>
+      </w:pPr>
+      <w:rPr>
+        <w:rFonts w:ascii="Wingdings" w:hAnsi="Wingdings" w:hint="default"/>
+        <w:sz w:val="20"/>
+      </w:rPr>
+    </w:lvl>
+  </w:abstractNum>
+  <w:abstractNum w:abstractNumId="24" w15:restartNumberingAfterBreak="0">
+    <w:nsid w:val="4C674B8A"/>
+    <w:multiLevelType w:val="multilevel"/>
+    <w:tmpl w:val="476A0484"/>
+    <w:lvl w:ilvl="0">
+      <w:start w:val="1"/>
+      <w:numFmt w:val="bullet"/>
+      <w:lvlText w:val=""/>
+      <w:lvlJc w:val="left"/>
+      <w:pPr>
+        <w:tabs>
+          <w:tab w:val="num" w:pos="720"/>
+        </w:tabs>
+        <w:ind w:left="720" w:hanging="360"/>
+      </w:pPr>
+      <w:rPr>
+        <w:rFonts w:ascii="Symbol" w:hAnsi="Symbol" w:hint="default"/>
+        <w:sz w:val="20"/>
+      </w:rPr>
+    </w:lvl>
+    <w:lvl w:ilvl="1" w:tentative="1">
+      <w:start w:val="1"/>
+      <w:numFmt w:val="bullet"/>
+      <w:lvlText w:val="o"/>
+      <w:lvlJc w:val="left"/>
+      <w:pPr>
+        <w:tabs>
+          <w:tab w:val="num" w:pos="1440"/>
+        </w:tabs>
+        <w:ind w:left="1440" w:hanging="360"/>
+      </w:pPr>
+      <w:rPr>
+        <w:rFonts w:ascii="Courier New" w:hAnsi="Courier New" w:hint="default"/>
+        <w:sz w:val="20"/>
+      </w:rPr>
+    </w:lvl>
+    <w:lvl w:ilvl="2" w:tentative="1">
+      <w:start w:val="1"/>
+      <w:numFmt w:val="bullet"/>
+      <w:lvlText w:val=""/>
+      <w:lvlJc w:val="left"/>
+      <w:pPr>
+        <w:tabs>
+          <w:tab w:val="num" w:pos="2160"/>
+        </w:tabs>
+        <w:ind w:left="2160" w:hanging="360"/>
+      </w:pPr>
+      <w:rPr>
+        <w:rFonts w:ascii="Wingdings" w:hAnsi="Wingdings" w:hint="default"/>
+        <w:sz w:val="20"/>
+      </w:rPr>
+    </w:lvl>
+    <w:lvl w:ilvl="3" w:tentative="1">
+      <w:start w:val="1"/>
+      <w:numFmt w:val="bullet"/>
+      <w:lvlText w:val=""/>
+      <w:lvlJc w:val="left"/>
+      <w:pPr>
+        <w:tabs>
+          <w:tab w:val="num" w:pos="2880"/>
+        </w:tabs>
+        <w:ind w:left="2880" w:hanging="360"/>
+      </w:pPr>
+      <w:rPr>
+        <w:rFonts w:ascii="Wingdings" w:hAnsi="Wingdings" w:hint="default"/>
+        <w:sz w:val="20"/>
+      </w:rPr>
+    </w:lvl>
+    <w:lvl w:ilvl="4" w:tentative="1">
+      <w:start w:val="1"/>
+      <w:numFmt w:val="bullet"/>
+      <w:lvlText w:val=""/>
+      <w:lvlJc w:val="left"/>
+      <w:pPr>
+        <w:tabs>
+          <w:tab w:val="num" w:pos="3600"/>
+        </w:tabs>
+        <w:ind w:left="3600" w:hanging="360"/>
+      </w:pPr>
+      <w:rPr>
+        <w:rFonts w:ascii="Wingdings" w:hAnsi="Wingdings" w:hint="default"/>
+        <w:sz w:val="20"/>
+      </w:rPr>
+    </w:lvl>
+    <w:lvl w:ilvl="5" w:tentative="1">
+      <w:start w:val="1"/>
+      <w:numFmt w:val="bullet"/>
+      <w:lvlText w:val=""/>
+      <w:lvlJc w:val="left"/>
+      <w:pPr>
+        <w:tabs>
+          <w:tab w:val="num" w:pos="4320"/>
+        </w:tabs>
+        <w:ind w:left="4320" w:hanging="360"/>
+      </w:pPr>
+      <w:rPr>
+        <w:rFonts w:ascii="Wingdings" w:hAnsi="Wingdings" w:hint="default"/>
+        <w:sz w:val="20"/>
+      </w:rPr>
+    </w:lvl>
+    <w:lvl w:ilvl="6" w:tentative="1">
+      <w:start w:val="1"/>
+      <w:numFmt w:val="bullet"/>
+      <w:lvlText w:val=""/>
+      <w:lvlJc w:val="left"/>
+      <w:pPr>
+        <w:tabs>
+          <w:tab w:val="num" w:pos="5040"/>
+        </w:tabs>
+        <w:ind w:left="5040" w:hanging="360"/>
+      </w:pPr>
+      <w:rPr>
+        <w:rFonts w:ascii="Wingdings" w:hAnsi="Wingdings" w:hint="default"/>
+        <w:sz w:val="20"/>
+      </w:rPr>
+    </w:lvl>
+    <w:lvl w:ilvl="7" w:tentative="1">
+      <w:start w:val="1"/>
+      <w:numFmt w:val="bullet"/>
+      <w:lvlText w:val=""/>
+      <w:lvlJc w:val="left"/>
+      <w:pPr>
+        <w:tabs>
+          <w:tab w:val="num" w:pos="5760"/>
+        </w:tabs>
+        <w:ind w:left="5760" w:hanging="360"/>
+      </w:pPr>
+      <w:rPr>
+        <w:rFonts w:ascii="Wingdings" w:hAnsi="Wingdings" w:hint="default"/>
+        <w:sz w:val="20"/>
+      </w:rPr>
+    </w:lvl>
+    <w:lvl w:ilvl="8" w:tentative="1">
+      <w:start w:val="1"/>
+      <w:numFmt w:val="bullet"/>
+      <w:lvlText w:val=""/>
+      <w:lvlJc w:val="left"/>
+      <w:pPr>
+        <w:tabs>
+          <w:tab w:val="num" w:pos="6480"/>
+        </w:tabs>
+        <w:ind w:left="6480" w:hanging="360"/>
+      </w:pPr>
+      <w:rPr>
+        <w:rFonts w:ascii="Wingdings" w:hAnsi="Wingdings" w:hint="default"/>
+        <w:sz w:val="20"/>
+      </w:rPr>
+    </w:lvl>
+  </w:abstractNum>
+  <w:abstractNum w:abstractNumId="25" w15:restartNumberingAfterBreak="0">
+    <w:nsid w:val="4CD41F4A"/>
+    <w:multiLevelType w:val="multilevel"/>
+    <w:tmpl w:val="2C307C2C"/>
+    <w:lvl w:ilvl="0">
+      <w:start w:val="1"/>
+      <w:numFmt w:val="bullet"/>
+      <w:lvlText w:val=""/>
+      <w:lvlJc w:val="left"/>
+      <w:pPr>
+        <w:tabs>
+          <w:tab w:val="num" w:pos="720"/>
+        </w:tabs>
+        <w:ind w:left="720" w:hanging="360"/>
+      </w:pPr>
+      <w:rPr>
+        <w:rFonts w:ascii="Symbol" w:hAnsi="Symbol" w:hint="default"/>
+        <w:sz w:val="20"/>
+      </w:rPr>
+    </w:lvl>
+    <w:lvl w:ilvl="1">
+      <w:start w:val="1"/>
+      <w:numFmt w:val="bullet"/>
+      <w:lvlText w:val="o"/>
+      <w:lvlJc w:val="left"/>
+      <w:pPr>
+        <w:tabs>
+          <w:tab w:val="num" w:pos="1440"/>
+        </w:tabs>
+        <w:ind w:left="1440" w:hanging="360"/>
+      </w:pPr>
+      <w:rPr>
+        <w:rFonts w:ascii="Courier New" w:hAnsi="Courier New" w:hint="default"/>
+        <w:sz w:val="20"/>
+      </w:rPr>
+    </w:lvl>
+    <w:lvl w:ilvl="2" w:tentative="1">
+      <w:start w:val="1"/>
+      <w:numFmt w:val="bullet"/>
+      <w:lvlText w:val=""/>
+      <w:lvlJc w:val="left"/>
+      <w:pPr>
+        <w:tabs>
+          <w:tab w:val="num" w:pos="2160"/>
+        </w:tabs>
+        <w:ind w:left="2160" w:hanging="360"/>
+      </w:pPr>
+      <w:rPr>
+        <w:rFonts w:ascii="Wingdings" w:hAnsi="Wingdings" w:hint="default"/>
+        <w:sz w:val="20"/>
+      </w:rPr>
+    </w:lvl>
+    <w:lvl w:ilvl="3" w:tentative="1">
+      <w:start w:val="1"/>
+      <w:numFmt w:val="bullet"/>
+      <w:lvlText w:val=""/>
+      <w:lvlJc w:val="left"/>
+      <w:pPr>
+        <w:tabs>
+          <w:tab w:val="num" w:pos="2880"/>
+        </w:tabs>
+        <w:ind w:left="2880" w:hanging="360"/>
+      </w:pPr>
+      <w:rPr>
+        <w:rFonts w:ascii="Wingdings" w:hAnsi="Wingdings" w:hint="default"/>
+        <w:sz w:val="20"/>
+      </w:rPr>
+    </w:lvl>
+    <w:lvl w:ilvl="4" w:tentative="1">
+      <w:start w:val="1"/>
+      <w:numFmt w:val="bullet"/>
+      <w:lvlText w:val=""/>
+      <w:lvlJc w:val="left"/>
+      <w:pPr>
+        <w:tabs>
+          <w:tab w:val="num" w:pos="3600"/>
+        </w:tabs>
+        <w:ind w:left="3600" w:hanging="360"/>
+      </w:pPr>
+      <w:rPr>
+        <w:rFonts w:ascii="Wingdings" w:hAnsi="Wingdings" w:hint="default"/>
+        <w:sz w:val="20"/>
+      </w:rPr>
+    </w:lvl>
+    <w:lvl w:ilvl="5" w:tentative="1">
+      <w:start w:val="1"/>
+      <w:numFmt w:val="bullet"/>
+      <w:lvlText w:val=""/>
+      <w:lvlJc w:val="left"/>
+      <w:pPr>
+        <w:tabs>
+          <w:tab w:val="num" w:pos="4320"/>
+        </w:tabs>
+        <w:ind w:left="4320" w:hanging="360"/>
+      </w:pPr>
+      <w:rPr>
+        <w:rFonts w:ascii="Wingdings" w:hAnsi="Wingdings" w:hint="default"/>
+        <w:sz w:val="20"/>
+      </w:rPr>
+    </w:lvl>
+    <w:lvl w:ilvl="6" w:tentative="1">
+      <w:start w:val="1"/>
+      <w:numFmt w:val="bullet"/>
+      <w:lvlText w:val=""/>
+      <w:lvlJc w:val="left"/>
+      <w:pPr>
+        <w:tabs>
+          <w:tab w:val="num" w:pos="5040"/>
+        </w:tabs>
+        <w:ind w:left="5040" w:hanging="360"/>
+      </w:pPr>
+      <w:rPr>
+        <w:rFonts w:ascii="Wingdings" w:hAnsi="Wingdings" w:hint="default"/>
+        <w:sz w:val="20"/>
+      </w:rPr>
+    </w:lvl>
+    <w:lvl w:ilvl="7" w:tentative="1">
+      <w:start w:val="1"/>
+      <w:numFmt w:val="bullet"/>
+      <w:lvlText w:val=""/>
+      <w:lvlJc w:val="left"/>
+      <w:pPr>
+        <w:tabs>
+          <w:tab w:val="num" w:pos="5760"/>
+        </w:tabs>
+        <w:ind w:left="5760" w:hanging="360"/>
+      </w:pPr>
+      <w:rPr>
+        <w:rFonts w:ascii="Wingdings" w:hAnsi="Wingdings" w:hint="default"/>
+        <w:sz w:val="20"/>
+      </w:rPr>
+    </w:lvl>
+    <w:lvl w:ilvl="8" w:tentative="1">
+      <w:start w:val="1"/>
+      <w:numFmt w:val="bullet"/>
+      <w:lvlText w:val=""/>
+      <w:lvlJc w:val="left"/>
+      <w:pPr>
+        <w:tabs>
+          <w:tab w:val="num" w:pos="6480"/>
+        </w:tabs>
+        <w:ind w:left="6480" w:hanging="360"/>
+      </w:pPr>
+      <w:rPr>
+        <w:rFonts w:ascii="Wingdings" w:hAnsi="Wingdings" w:hint="default"/>
+        <w:sz w:val="20"/>
+      </w:rPr>
+    </w:lvl>
+  </w:abstractNum>
+  <w:abstractNum w:abstractNumId="26" w15:restartNumberingAfterBreak="0">
     <w:nsid w:val="4E07320F"/>
     <w:multiLevelType w:val="multilevel"/>
     <w:tmpl w:val="48600B52"/>
@@ -1865,7 +5809,156 @@
       </w:rPr>
     </w:lvl>
   </w:abstractNum>
-  <w:abstractNum w:abstractNumId="9" w15:restartNumberingAfterBreak="0">
+  <w:abstractNum w:abstractNumId="27" w15:restartNumberingAfterBreak="0">
+    <w:nsid w:val="51C0716A"/>
+    <w:multiLevelType w:val="multilevel"/>
+    <w:tmpl w:val="6CB8644A"/>
+    <w:lvl w:ilvl="0">
+      <w:start w:val="1"/>
+      <w:numFmt w:val="bullet"/>
+      <w:lvlText w:val=""/>
+      <w:lvlJc w:val="left"/>
+      <w:pPr>
+        <w:tabs>
+          <w:tab w:val="num" w:pos="720"/>
+        </w:tabs>
+        <w:ind w:left="720" w:hanging="360"/>
+      </w:pPr>
+      <w:rPr>
+        <w:rFonts w:ascii="Symbol" w:hAnsi="Symbol" w:hint="default"/>
+        <w:sz w:val="20"/>
+      </w:rPr>
+    </w:lvl>
+    <w:lvl w:ilvl="1" w:tentative="1">
+      <w:start w:val="1"/>
+      <w:numFmt w:val="bullet"/>
+      <w:lvlText w:val="o"/>
+      <w:lvlJc w:val="left"/>
+      <w:pPr>
+        <w:tabs>
+          <w:tab w:val="num" w:pos="1440"/>
+        </w:tabs>
+        <w:ind w:left="1440" w:hanging="360"/>
+      </w:pPr>
+      <w:rPr>
+        <w:rFonts w:ascii="Courier New" w:hAnsi="Courier New" w:hint="default"/>
+        <w:sz w:val="20"/>
+      </w:rPr>
+    </w:lvl>
+    <w:lvl w:ilvl="2" w:tentative="1">
+      <w:start w:val="1"/>
+      <w:numFmt w:val="bullet"/>
+      <w:lvlText w:val=""/>
+      <w:lvlJc w:val="left"/>
+      <w:pPr>
+        <w:tabs>
+          <w:tab w:val="num" w:pos="2160"/>
+        </w:tabs>
+        <w:ind w:left="2160" w:hanging="360"/>
+      </w:pPr>
+      <w:rPr>
+        <w:rFonts w:ascii="Wingdings" w:hAnsi="Wingdings" w:hint="default"/>
+        <w:sz w:val="20"/>
+      </w:rPr>
+    </w:lvl>
+    <w:lvl w:ilvl="3" w:tentative="1">
+      <w:start w:val="1"/>
+      <w:numFmt w:val="bullet"/>
+      <w:lvlText w:val=""/>
+      <w:lvlJc w:val="left"/>
+      <w:pPr>
+        <w:tabs>
+          <w:tab w:val="num" w:pos="2880"/>
+        </w:tabs>
+        <w:ind w:left="2880" w:hanging="360"/>
+      </w:pPr>
+      <w:rPr>
+        <w:rFonts w:ascii="Wingdings" w:hAnsi="Wingdings" w:hint="default"/>
+        <w:sz w:val="20"/>
+      </w:rPr>
+    </w:lvl>
+    <w:lvl w:ilvl="4" w:tentative="1">
+      <w:start w:val="1"/>
+      <w:numFmt w:val="bullet"/>
+      <w:lvlText w:val=""/>
+      <w:lvlJc w:val="left"/>
+      <w:pPr>
+        <w:tabs>
+          <w:tab w:val="num" w:pos="3600"/>
+        </w:tabs>
+        <w:ind w:left="3600" w:hanging="360"/>
+      </w:pPr>
+      <w:rPr>
+        <w:rFonts w:ascii="Wingdings" w:hAnsi="Wingdings" w:hint="default"/>
+        <w:sz w:val="20"/>
+      </w:rPr>
+    </w:lvl>
+    <w:lvl w:ilvl="5" w:tentative="1">
+      <w:start w:val="1"/>
+      <w:numFmt w:val="bullet"/>
+      <w:lvlText w:val=""/>
+      <w:lvlJc w:val="left"/>
+      <w:pPr>
+        <w:tabs>
+          <w:tab w:val="num" w:pos="4320"/>
+        </w:tabs>
+        <w:ind w:left="4320" w:hanging="360"/>
+      </w:pPr>
+      <w:rPr>
+        <w:rFonts w:ascii="Wingdings" w:hAnsi="Wingdings" w:hint="default"/>
+        <w:sz w:val="20"/>
+      </w:rPr>
+    </w:lvl>
+    <w:lvl w:ilvl="6" w:tentative="1">
+      <w:start w:val="1"/>
+      <w:numFmt w:val="bullet"/>
+      <w:lvlText w:val=""/>
+      <w:lvlJc w:val="left"/>
+      <w:pPr>
+        <w:tabs>
+          <w:tab w:val="num" w:pos="5040"/>
+        </w:tabs>
+        <w:ind w:left="5040" w:hanging="360"/>
+      </w:pPr>
+      <w:rPr>
+        <w:rFonts w:ascii="Wingdings" w:hAnsi="Wingdings" w:hint="default"/>
+        <w:sz w:val="20"/>
+      </w:rPr>
+    </w:lvl>
+    <w:lvl w:ilvl="7" w:tentative="1">
+      <w:start w:val="1"/>
+      <w:numFmt w:val="bullet"/>
+      <w:lvlText w:val=""/>
+      <w:lvlJc w:val="left"/>
+      <w:pPr>
+        <w:tabs>
+          <w:tab w:val="num" w:pos="5760"/>
+        </w:tabs>
+        <w:ind w:left="5760" w:hanging="360"/>
+      </w:pPr>
+      <w:rPr>
+        <w:rFonts w:ascii="Wingdings" w:hAnsi="Wingdings" w:hint="default"/>
+        <w:sz w:val="20"/>
+      </w:rPr>
+    </w:lvl>
+    <w:lvl w:ilvl="8" w:tentative="1">
+      <w:start w:val="1"/>
+      <w:numFmt w:val="bullet"/>
+      <w:lvlText w:val=""/>
+      <w:lvlJc w:val="left"/>
+      <w:pPr>
+        <w:tabs>
+          <w:tab w:val="num" w:pos="6480"/>
+        </w:tabs>
+        <w:ind w:left="6480" w:hanging="360"/>
+      </w:pPr>
+      <w:rPr>
+        <w:rFonts w:ascii="Wingdings" w:hAnsi="Wingdings" w:hint="default"/>
+        <w:sz w:val="20"/>
+      </w:rPr>
+    </w:lvl>
+  </w:abstractNum>
+  <w:abstractNum w:abstractNumId="28" w15:restartNumberingAfterBreak="0">
     <w:nsid w:val="552B17BB"/>
     <w:multiLevelType w:val="multilevel"/>
     <w:tmpl w:val="2D22F430"/>
@@ -2014,56 +6107,1597 @@
       </w:rPr>
     </w:lvl>
   </w:abstractNum>
+  <w:abstractNum w:abstractNumId="29" w15:restartNumberingAfterBreak="0">
+    <w:nsid w:val="5BAD3B89"/>
+    <w:multiLevelType w:val="multilevel"/>
+    <w:tmpl w:val="5C5CB674"/>
+    <w:lvl w:ilvl="0">
+      <w:start w:val="1"/>
+      <w:numFmt w:val="bullet"/>
+      <w:lvlText w:val=""/>
+      <w:lvlJc w:val="left"/>
+      <w:pPr>
+        <w:tabs>
+          <w:tab w:val="num" w:pos="720"/>
+        </w:tabs>
+        <w:ind w:left="720" w:hanging="360"/>
+      </w:pPr>
+      <w:rPr>
+        <w:rFonts w:ascii="Symbol" w:hAnsi="Symbol" w:hint="default"/>
+        <w:sz w:val="20"/>
+      </w:rPr>
+    </w:lvl>
+    <w:lvl w:ilvl="1" w:tentative="1">
+      <w:start w:val="1"/>
+      <w:numFmt w:val="bullet"/>
+      <w:lvlText w:val="o"/>
+      <w:lvlJc w:val="left"/>
+      <w:pPr>
+        <w:tabs>
+          <w:tab w:val="num" w:pos="1440"/>
+        </w:tabs>
+        <w:ind w:left="1440" w:hanging="360"/>
+      </w:pPr>
+      <w:rPr>
+        <w:rFonts w:ascii="Courier New" w:hAnsi="Courier New" w:hint="default"/>
+        <w:sz w:val="20"/>
+      </w:rPr>
+    </w:lvl>
+    <w:lvl w:ilvl="2" w:tentative="1">
+      <w:start w:val="1"/>
+      <w:numFmt w:val="bullet"/>
+      <w:lvlText w:val=""/>
+      <w:lvlJc w:val="left"/>
+      <w:pPr>
+        <w:tabs>
+          <w:tab w:val="num" w:pos="2160"/>
+        </w:tabs>
+        <w:ind w:left="2160" w:hanging="360"/>
+      </w:pPr>
+      <w:rPr>
+        <w:rFonts w:ascii="Wingdings" w:hAnsi="Wingdings" w:hint="default"/>
+        <w:sz w:val="20"/>
+      </w:rPr>
+    </w:lvl>
+    <w:lvl w:ilvl="3" w:tentative="1">
+      <w:start w:val="1"/>
+      <w:numFmt w:val="bullet"/>
+      <w:lvlText w:val=""/>
+      <w:lvlJc w:val="left"/>
+      <w:pPr>
+        <w:tabs>
+          <w:tab w:val="num" w:pos="2880"/>
+        </w:tabs>
+        <w:ind w:left="2880" w:hanging="360"/>
+      </w:pPr>
+      <w:rPr>
+        <w:rFonts w:ascii="Wingdings" w:hAnsi="Wingdings" w:hint="default"/>
+        <w:sz w:val="20"/>
+      </w:rPr>
+    </w:lvl>
+    <w:lvl w:ilvl="4" w:tentative="1">
+      <w:start w:val="1"/>
+      <w:numFmt w:val="bullet"/>
+      <w:lvlText w:val=""/>
+      <w:lvlJc w:val="left"/>
+      <w:pPr>
+        <w:tabs>
+          <w:tab w:val="num" w:pos="3600"/>
+        </w:tabs>
+        <w:ind w:left="3600" w:hanging="360"/>
+      </w:pPr>
+      <w:rPr>
+        <w:rFonts w:ascii="Wingdings" w:hAnsi="Wingdings" w:hint="default"/>
+        <w:sz w:val="20"/>
+      </w:rPr>
+    </w:lvl>
+    <w:lvl w:ilvl="5" w:tentative="1">
+      <w:start w:val="1"/>
+      <w:numFmt w:val="bullet"/>
+      <w:lvlText w:val=""/>
+      <w:lvlJc w:val="left"/>
+      <w:pPr>
+        <w:tabs>
+          <w:tab w:val="num" w:pos="4320"/>
+        </w:tabs>
+        <w:ind w:left="4320" w:hanging="360"/>
+      </w:pPr>
+      <w:rPr>
+        <w:rFonts w:ascii="Wingdings" w:hAnsi="Wingdings" w:hint="default"/>
+        <w:sz w:val="20"/>
+      </w:rPr>
+    </w:lvl>
+    <w:lvl w:ilvl="6" w:tentative="1">
+      <w:start w:val="1"/>
+      <w:numFmt w:val="bullet"/>
+      <w:lvlText w:val=""/>
+      <w:lvlJc w:val="left"/>
+      <w:pPr>
+        <w:tabs>
+          <w:tab w:val="num" w:pos="5040"/>
+        </w:tabs>
+        <w:ind w:left="5040" w:hanging="360"/>
+      </w:pPr>
+      <w:rPr>
+        <w:rFonts w:ascii="Wingdings" w:hAnsi="Wingdings" w:hint="default"/>
+        <w:sz w:val="20"/>
+      </w:rPr>
+    </w:lvl>
+    <w:lvl w:ilvl="7" w:tentative="1">
+      <w:start w:val="1"/>
+      <w:numFmt w:val="bullet"/>
+      <w:lvlText w:val=""/>
+      <w:lvlJc w:val="left"/>
+      <w:pPr>
+        <w:tabs>
+          <w:tab w:val="num" w:pos="5760"/>
+        </w:tabs>
+        <w:ind w:left="5760" w:hanging="360"/>
+      </w:pPr>
+      <w:rPr>
+        <w:rFonts w:ascii="Wingdings" w:hAnsi="Wingdings" w:hint="default"/>
+        <w:sz w:val="20"/>
+      </w:rPr>
+    </w:lvl>
+    <w:lvl w:ilvl="8" w:tentative="1">
+      <w:start w:val="1"/>
+      <w:numFmt w:val="bullet"/>
+      <w:lvlText w:val=""/>
+      <w:lvlJc w:val="left"/>
+      <w:pPr>
+        <w:tabs>
+          <w:tab w:val="num" w:pos="6480"/>
+        </w:tabs>
+        <w:ind w:left="6480" w:hanging="360"/>
+      </w:pPr>
+      <w:rPr>
+        <w:rFonts w:ascii="Wingdings" w:hAnsi="Wingdings" w:hint="default"/>
+        <w:sz w:val="20"/>
+      </w:rPr>
+    </w:lvl>
+  </w:abstractNum>
+  <w:abstractNum w:abstractNumId="30" w15:restartNumberingAfterBreak="0">
+    <w:nsid w:val="5BD075F2"/>
+    <w:multiLevelType w:val="multilevel"/>
+    <w:tmpl w:val="1DDAA892"/>
+    <w:lvl w:ilvl="0">
+      <w:start w:val="1"/>
+      <w:numFmt w:val="bullet"/>
+      <w:lvlText w:val=""/>
+      <w:lvlJc w:val="left"/>
+      <w:pPr>
+        <w:tabs>
+          <w:tab w:val="num" w:pos="720"/>
+        </w:tabs>
+        <w:ind w:left="720" w:hanging="360"/>
+      </w:pPr>
+      <w:rPr>
+        <w:rFonts w:ascii="Symbol" w:hAnsi="Symbol" w:hint="default"/>
+        <w:sz w:val="20"/>
+      </w:rPr>
+    </w:lvl>
+    <w:lvl w:ilvl="1" w:tentative="1">
+      <w:start w:val="1"/>
+      <w:numFmt w:val="bullet"/>
+      <w:lvlText w:val="o"/>
+      <w:lvlJc w:val="left"/>
+      <w:pPr>
+        <w:tabs>
+          <w:tab w:val="num" w:pos="1440"/>
+        </w:tabs>
+        <w:ind w:left="1440" w:hanging="360"/>
+      </w:pPr>
+      <w:rPr>
+        <w:rFonts w:ascii="Courier New" w:hAnsi="Courier New" w:hint="default"/>
+        <w:sz w:val="20"/>
+      </w:rPr>
+    </w:lvl>
+    <w:lvl w:ilvl="2" w:tentative="1">
+      <w:start w:val="1"/>
+      <w:numFmt w:val="bullet"/>
+      <w:lvlText w:val=""/>
+      <w:lvlJc w:val="left"/>
+      <w:pPr>
+        <w:tabs>
+          <w:tab w:val="num" w:pos="2160"/>
+        </w:tabs>
+        <w:ind w:left="2160" w:hanging="360"/>
+      </w:pPr>
+      <w:rPr>
+        <w:rFonts w:ascii="Wingdings" w:hAnsi="Wingdings" w:hint="default"/>
+        <w:sz w:val="20"/>
+      </w:rPr>
+    </w:lvl>
+    <w:lvl w:ilvl="3" w:tentative="1">
+      <w:start w:val="1"/>
+      <w:numFmt w:val="bullet"/>
+      <w:lvlText w:val=""/>
+      <w:lvlJc w:val="left"/>
+      <w:pPr>
+        <w:tabs>
+          <w:tab w:val="num" w:pos="2880"/>
+        </w:tabs>
+        <w:ind w:left="2880" w:hanging="360"/>
+      </w:pPr>
+      <w:rPr>
+        <w:rFonts w:ascii="Wingdings" w:hAnsi="Wingdings" w:hint="default"/>
+        <w:sz w:val="20"/>
+      </w:rPr>
+    </w:lvl>
+    <w:lvl w:ilvl="4" w:tentative="1">
+      <w:start w:val="1"/>
+      <w:numFmt w:val="bullet"/>
+      <w:lvlText w:val=""/>
+      <w:lvlJc w:val="left"/>
+      <w:pPr>
+        <w:tabs>
+          <w:tab w:val="num" w:pos="3600"/>
+        </w:tabs>
+        <w:ind w:left="3600" w:hanging="360"/>
+      </w:pPr>
+      <w:rPr>
+        <w:rFonts w:ascii="Wingdings" w:hAnsi="Wingdings" w:hint="default"/>
+        <w:sz w:val="20"/>
+      </w:rPr>
+    </w:lvl>
+    <w:lvl w:ilvl="5" w:tentative="1">
+      <w:start w:val="1"/>
+      <w:numFmt w:val="bullet"/>
+      <w:lvlText w:val=""/>
+      <w:lvlJc w:val="left"/>
+      <w:pPr>
+        <w:tabs>
+          <w:tab w:val="num" w:pos="4320"/>
+        </w:tabs>
+        <w:ind w:left="4320" w:hanging="360"/>
+      </w:pPr>
+      <w:rPr>
+        <w:rFonts w:ascii="Wingdings" w:hAnsi="Wingdings" w:hint="default"/>
+        <w:sz w:val="20"/>
+      </w:rPr>
+    </w:lvl>
+    <w:lvl w:ilvl="6" w:tentative="1">
+      <w:start w:val="1"/>
+      <w:numFmt w:val="bullet"/>
+      <w:lvlText w:val=""/>
+      <w:lvlJc w:val="left"/>
+      <w:pPr>
+        <w:tabs>
+          <w:tab w:val="num" w:pos="5040"/>
+        </w:tabs>
+        <w:ind w:left="5040" w:hanging="360"/>
+      </w:pPr>
+      <w:rPr>
+        <w:rFonts w:ascii="Wingdings" w:hAnsi="Wingdings" w:hint="default"/>
+        <w:sz w:val="20"/>
+      </w:rPr>
+    </w:lvl>
+    <w:lvl w:ilvl="7" w:tentative="1">
+      <w:start w:val="1"/>
+      <w:numFmt w:val="bullet"/>
+      <w:lvlText w:val=""/>
+      <w:lvlJc w:val="left"/>
+      <w:pPr>
+        <w:tabs>
+          <w:tab w:val="num" w:pos="5760"/>
+        </w:tabs>
+        <w:ind w:left="5760" w:hanging="360"/>
+      </w:pPr>
+      <w:rPr>
+        <w:rFonts w:ascii="Wingdings" w:hAnsi="Wingdings" w:hint="default"/>
+        <w:sz w:val="20"/>
+      </w:rPr>
+    </w:lvl>
+    <w:lvl w:ilvl="8" w:tentative="1">
+      <w:start w:val="1"/>
+      <w:numFmt w:val="bullet"/>
+      <w:lvlText w:val=""/>
+      <w:lvlJc w:val="left"/>
+      <w:pPr>
+        <w:tabs>
+          <w:tab w:val="num" w:pos="6480"/>
+        </w:tabs>
+        <w:ind w:left="6480" w:hanging="360"/>
+      </w:pPr>
+      <w:rPr>
+        <w:rFonts w:ascii="Wingdings" w:hAnsi="Wingdings" w:hint="default"/>
+        <w:sz w:val="20"/>
+      </w:rPr>
+    </w:lvl>
+  </w:abstractNum>
+  <w:abstractNum w:abstractNumId="31" w15:restartNumberingAfterBreak="0">
+    <w:nsid w:val="5DFF4C88"/>
+    <w:multiLevelType w:val="multilevel"/>
+    <w:tmpl w:val="A878AAB4"/>
+    <w:lvl w:ilvl="0">
+      <w:start w:val="1"/>
+      <w:numFmt w:val="bullet"/>
+      <w:lvlText w:val=""/>
+      <w:lvlJc w:val="left"/>
+      <w:pPr>
+        <w:tabs>
+          <w:tab w:val="num" w:pos="720"/>
+        </w:tabs>
+        <w:ind w:left="720" w:hanging="360"/>
+      </w:pPr>
+      <w:rPr>
+        <w:rFonts w:ascii="Symbol" w:hAnsi="Symbol" w:hint="default"/>
+        <w:sz w:val="20"/>
+      </w:rPr>
+    </w:lvl>
+    <w:lvl w:ilvl="1" w:tentative="1">
+      <w:start w:val="1"/>
+      <w:numFmt w:val="bullet"/>
+      <w:lvlText w:val="o"/>
+      <w:lvlJc w:val="left"/>
+      <w:pPr>
+        <w:tabs>
+          <w:tab w:val="num" w:pos="1440"/>
+        </w:tabs>
+        <w:ind w:left="1440" w:hanging="360"/>
+      </w:pPr>
+      <w:rPr>
+        <w:rFonts w:ascii="Courier New" w:hAnsi="Courier New" w:hint="default"/>
+        <w:sz w:val="20"/>
+      </w:rPr>
+    </w:lvl>
+    <w:lvl w:ilvl="2" w:tentative="1">
+      <w:start w:val="1"/>
+      <w:numFmt w:val="bullet"/>
+      <w:lvlText w:val=""/>
+      <w:lvlJc w:val="left"/>
+      <w:pPr>
+        <w:tabs>
+          <w:tab w:val="num" w:pos="2160"/>
+        </w:tabs>
+        <w:ind w:left="2160" w:hanging="360"/>
+      </w:pPr>
+      <w:rPr>
+        <w:rFonts w:ascii="Wingdings" w:hAnsi="Wingdings" w:hint="default"/>
+        <w:sz w:val="20"/>
+      </w:rPr>
+    </w:lvl>
+    <w:lvl w:ilvl="3" w:tentative="1">
+      <w:start w:val="1"/>
+      <w:numFmt w:val="bullet"/>
+      <w:lvlText w:val=""/>
+      <w:lvlJc w:val="left"/>
+      <w:pPr>
+        <w:tabs>
+          <w:tab w:val="num" w:pos="2880"/>
+        </w:tabs>
+        <w:ind w:left="2880" w:hanging="360"/>
+      </w:pPr>
+      <w:rPr>
+        <w:rFonts w:ascii="Wingdings" w:hAnsi="Wingdings" w:hint="default"/>
+        <w:sz w:val="20"/>
+      </w:rPr>
+    </w:lvl>
+    <w:lvl w:ilvl="4" w:tentative="1">
+      <w:start w:val="1"/>
+      <w:numFmt w:val="bullet"/>
+      <w:lvlText w:val=""/>
+      <w:lvlJc w:val="left"/>
+      <w:pPr>
+        <w:tabs>
+          <w:tab w:val="num" w:pos="3600"/>
+        </w:tabs>
+        <w:ind w:left="3600" w:hanging="360"/>
+      </w:pPr>
+      <w:rPr>
+        <w:rFonts w:ascii="Wingdings" w:hAnsi="Wingdings" w:hint="default"/>
+        <w:sz w:val="20"/>
+      </w:rPr>
+    </w:lvl>
+    <w:lvl w:ilvl="5" w:tentative="1">
+      <w:start w:val="1"/>
+      <w:numFmt w:val="bullet"/>
+      <w:lvlText w:val=""/>
+      <w:lvlJc w:val="left"/>
+      <w:pPr>
+        <w:tabs>
+          <w:tab w:val="num" w:pos="4320"/>
+        </w:tabs>
+        <w:ind w:left="4320" w:hanging="360"/>
+      </w:pPr>
+      <w:rPr>
+        <w:rFonts w:ascii="Wingdings" w:hAnsi="Wingdings" w:hint="default"/>
+        <w:sz w:val="20"/>
+      </w:rPr>
+    </w:lvl>
+    <w:lvl w:ilvl="6" w:tentative="1">
+      <w:start w:val="1"/>
+      <w:numFmt w:val="bullet"/>
+      <w:lvlText w:val=""/>
+      <w:lvlJc w:val="left"/>
+      <w:pPr>
+        <w:tabs>
+          <w:tab w:val="num" w:pos="5040"/>
+        </w:tabs>
+        <w:ind w:left="5040" w:hanging="360"/>
+      </w:pPr>
+      <w:rPr>
+        <w:rFonts w:ascii="Wingdings" w:hAnsi="Wingdings" w:hint="default"/>
+        <w:sz w:val="20"/>
+      </w:rPr>
+    </w:lvl>
+    <w:lvl w:ilvl="7" w:tentative="1">
+      <w:start w:val="1"/>
+      <w:numFmt w:val="bullet"/>
+      <w:lvlText w:val=""/>
+      <w:lvlJc w:val="left"/>
+      <w:pPr>
+        <w:tabs>
+          <w:tab w:val="num" w:pos="5760"/>
+        </w:tabs>
+        <w:ind w:left="5760" w:hanging="360"/>
+      </w:pPr>
+      <w:rPr>
+        <w:rFonts w:ascii="Wingdings" w:hAnsi="Wingdings" w:hint="default"/>
+        <w:sz w:val="20"/>
+      </w:rPr>
+    </w:lvl>
+    <w:lvl w:ilvl="8" w:tentative="1">
+      <w:start w:val="1"/>
+      <w:numFmt w:val="bullet"/>
+      <w:lvlText w:val=""/>
+      <w:lvlJc w:val="left"/>
+      <w:pPr>
+        <w:tabs>
+          <w:tab w:val="num" w:pos="6480"/>
+        </w:tabs>
+        <w:ind w:left="6480" w:hanging="360"/>
+      </w:pPr>
+      <w:rPr>
+        <w:rFonts w:ascii="Wingdings" w:hAnsi="Wingdings" w:hint="default"/>
+        <w:sz w:val="20"/>
+      </w:rPr>
+    </w:lvl>
+  </w:abstractNum>
+  <w:abstractNum w:abstractNumId="32" w15:restartNumberingAfterBreak="0">
+    <w:nsid w:val="62243BEF"/>
+    <w:multiLevelType w:val="multilevel"/>
+    <w:tmpl w:val="F02EA3CC"/>
+    <w:lvl w:ilvl="0">
+      <w:start w:val="1"/>
+      <w:numFmt w:val="bullet"/>
+      <w:lvlText w:val=""/>
+      <w:lvlJc w:val="left"/>
+      <w:pPr>
+        <w:tabs>
+          <w:tab w:val="num" w:pos="720"/>
+        </w:tabs>
+        <w:ind w:left="720" w:hanging="360"/>
+      </w:pPr>
+      <w:rPr>
+        <w:rFonts w:ascii="Symbol" w:hAnsi="Symbol" w:hint="default"/>
+        <w:sz w:val="20"/>
+      </w:rPr>
+    </w:lvl>
+    <w:lvl w:ilvl="1" w:tentative="1">
+      <w:start w:val="1"/>
+      <w:numFmt w:val="bullet"/>
+      <w:lvlText w:val="o"/>
+      <w:lvlJc w:val="left"/>
+      <w:pPr>
+        <w:tabs>
+          <w:tab w:val="num" w:pos="1440"/>
+        </w:tabs>
+        <w:ind w:left="1440" w:hanging="360"/>
+      </w:pPr>
+      <w:rPr>
+        <w:rFonts w:ascii="Courier New" w:hAnsi="Courier New" w:hint="default"/>
+        <w:sz w:val="20"/>
+      </w:rPr>
+    </w:lvl>
+    <w:lvl w:ilvl="2" w:tentative="1">
+      <w:start w:val="1"/>
+      <w:numFmt w:val="bullet"/>
+      <w:lvlText w:val=""/>
+      <w:lvlJc w:val="left"/>
+      <w:pPr>
+        <w:tabs>
+          <w:tab w:val="num" w:pos="2160"/>
+        </w:tabs>
+        <w:ind w:left="2160" w:hanging="360"/>
+      </w:pPr>
+      <w:rPr>
+        <w:rFonts w:ascii="Wingdings" w:hAnsi="Wingdings" w:hint="default"/>
+        <w:sz w:val="20"/>
+      </w:rPr>
+    </w:lvl>
+    <w:lvl w:ilvl="3" w:tentative="1">
+      <w:start w:val="1"/>
+      <w:numFmt w:val="bullet"/>
+      <w:lvlText w:val=""/>
+      <w:lvlJc w:val="left"/>
+      <w:pPr>
+        <w:tabs>
+          <w:tab w:val="num" w:pos="2880"/>
+        </w:tabs>
+        <w:ind w:left="2880" w:hanging="360"/>
+      </w:pPr>
+      <w:rPr>
+        <w:rFonts w:ascii="Wingdings" w:hAnsi="Wingdings" w:hint="default"/>
+        <w:sz w:val="20"/>
+      </w:rPr>
+    </w:lvl>
+    <w:lvl w:ilvl="4" w:tentative="1">
+      <w:start w:val="1"/>
+      <w:numFmt w:val="bullet"/>
+      <w:lvlText w:val=""/>
+      <w:lvlJc w:val="left"/>
+      <w:pPr>
+        <w:tabs>
+          <w:tab w:val="num" w:pos="3600"/>
+        </w:tabs>
+        <w:ind w:left="3600" w:hanging="360"/>
+      </w:pPr>
+      <w:rPr>
+        <w:rFonts w:ascii="Wingdings" w:hAnsi="Wingdings" w:hint="default"/>
+        <w:sz w:val="20"/>
+      </w:rPr>
+    </w:lvl>
+    <w:lvl w:ilvl="5" w:tentative="1">
+      <w:start w:val="1"/>
+      <w:numFmt w:val="bullet"/>
+      <w:lvlText w:val=""/>
+      <w:lvlJc w:val="left"/>
+      <w:pPr>
+        <w:tabs>
+          <w:tab w:val="num" w:pos="4320"/>
+        </w:tabs>
+        <w:ind w:left="4320" w:hanging="360"/>
+      </w:pPr>
+      <w:rPr>
+        <w:rFonts w:ascii="Wingdings" w:hAnsi="Wingdings" w:hint="default"/>
+        <w:sz w:val="20"/>
+      </w:rPr>
+    </w:lvl>
+    <w:lvl w:ilvl="6" w:tentative="1">
+      <w:start w:val="1"/>
+      <w:numFmt w:val="bullet"/>
+      <w:lvlText w:val=""/>
+      <w:lvlJc w:val="left"/>
+      <w:pPr>
+        <w:tabs>
+          <w:tab w:val="num" w:pos="5040"/>
+        </w:tabs>
+        <w:ind w:left="5040" w:hanging="360"/>
+      </w:pPr>
+      <w:rPr>
+        <w:rFonts w:ascii="Wingdings" w:hAnsi="Wingdings" w:hint="default"/>
+        <w:sz w:val="20"/>
+      </w:rPr>
+    </w:lvl>
+    <w:lvl w:ilvl="7" w:tentative="1">
+      <w:start w:val="1"/>
+      <w:numFmt w:val="bullet"/>
+      <w:lvlText w:val=""/>
+      <w:lvlJc w:val="left"/>
+      <w:pPr>
+        <w:tabs>
+          <w:tab w:val="num" w:pos="5760"/>
+        </w:tabs>
+        <w:ind w:left="5760" w:hanging="360"/>
+      </w:pPr>
+      <w:rPr>
+        <w:rFonts w:ascii="Wingdings" w:hAnsi="Wingdings" w:hint="default"/>
+        <w:sz w:val="20"/>
+      </w:rPr>
+    </w:lvl>
+    <w:lvl w:ilvl="8" w:tentative="1">
+      <w:start w:val="1"/>
+      <w:numFmt w:val="bullet"/>
+      <w:lvlText w:val=""/>
+      <w:lvlJc w:val="left"/>
+      <w:pPr>
+        <w:tabs>
+          <w:tab w:val="num" w:pos="6480"/>
+        </w:tabs>
+        <w:ind w:left="6480" w:hanging="360"/>
+      </w:pPr>
+      <w:rPr>
+        <w:rFonts w:ascii="Wingdings" w:hAnsi="Wingdings" w:hint="default"/>
+        <w:sz w:val="20"/>
+      </w:rPr>
+    </w:lvl>
+  </w:abstractNum>
+  <w:abstractNum w:abstractNumId="33" w15:restartNumberingAfterBreak="0">
+    <w:nsid w:val="68223E5E"/>
+    <w:multiLevelType w:val="multilevel"/>
+    <w:tmpl w:val="CEB47564"/>
+    <w:lvl w:ilvl="0">
+      <w:start w:val="1"/>
+      <w:numFmt w:val="bullet"/>
+      <w:lvlText w:val=""/>
+      <w:lvlJc w:val="left"/>
+      <w:pPr>
+        <w:tabs>
+          <w:tab w:val="num" w:pos="720"/>
+        </w:tabs>
+        <w:ind w:left="720" w:hanging="360"/>
+      </w:pPr>
+      <w:rPr>
+        <w:rFonts w:ascii="Symbol" w:hAnsi="Symbol" w:hint="default"/>
+        <w:sz w:val="20"/>
+      </w:rPr>
+    </w:lvl>
+    <w:lvl w:ilvl="1" w:tentative="1">
+      <w:start w:val="1"/>
+      <w:numFmt w:val="bullet"/>
+      <w:lvlText w:val="o"/>
+      <w:lvlJc w:val="left"/>
+      <w:pPr>
+        <w:tabs>
+          <w:tab w:val="num" w:pos="1440"/>
+        </w:tabs>
+        <w:ind w:left="1440" w:hanging="360"/>
+      </w:pPr>
+      <w:rPr>
+        <w:rFonts w:ascii="Courier New" w:hAnsi="Courier New" w:hint="default"/>
+        <w:sz w:val="20"/>
+      </w:rPr>
+    </w:lvl>
+    <w:lvl w:ilvl="2" w:tentative="1">
+      <w:start w:val="1"/>
+      <w:numFmt w:val="bullet"/>
+      <w:lvlText w:val=""/>
+      <w:lvlJc w:val="left"/>
+      <w:pPr>
+        <w:tabs>
+          <w:tab w:val="num" w:pos="2160"/>
+        </w:tabs>
+        <w:ind w:left="2160" w:hanging="360"/>
+      </w:pPr>
+      <w:rPr>
+        <w:rFonts w:ascii="Wingdings" w:hAnsi="Wingdings" w:hint="default"/>
+        <w:sz w:val="20"/>
+      </w:rPr>
+    </w:lvl>
+    <w:lvl w:ilvl="3" w:tentative="1">
+      <w:start w:val="1"/>
+      <w:numFmt w:val="bullet"/>
+      <w:lvlText w:val=""/>
+      <w:lvlJc w:val="left"/>
+      <w:pPr>
+        <w:tabs>
+          <w:tab w:val="num" w:pos="2880"/>
+        </w:tabs>
+        <w:ind w:left="2880" w:hanging="360"/>
+      </w:pPr>
+      <w:rPr>
+        <w:rFonts w:ascii="Wingdings" w:hAnsi="Wingdings" w:hint="default"/>
+        <w:sz w:val="20"/>
+      </w:rPr>
+    </w:lvl>
+    <w:lvl w:ilvl="4" w:tentative="1">
+      <w:start w:val="1"/>
+      <w:numFmt w:val="bullet"/>
+      <w:lvlText w:val=""/>
+      <w:lvlJc w:val="left"/>
+      <w:pPr>
+        <w:tabs>
+          <w:tab w:val="num" w:pos="3600"/>
+        </w:tabs>
+        <w:ind w:left="3600" w:hanging="360"/>
+      </w:pPr>
+      <w:rPr>
+        <w:rFonts w:ascii="Wingdings" w:hAnsi="Wingdings" w:hint="default"/>
+        <w:sz w:val="20"/>
+      </w:rPr>
+    </w:lvl>
+    <w:lvl w:ilvl="5" w:tentative="1">
+      <w:start w:val="1"/>
+      <w:numFmt w:val="bullet"/>
+      <w:lvlText w:val=""/>
+      <w:lvlJc w:val="left"/>
+      <w:pPr>
+        <w:tabs>
+          <w:tab w:val="num" w:pos="4320"/>
+        </w:tabs>
+        <w:ind w:left="4320" w:hanging="360"/>
+      </w:pPr>
+      <w:rPr>
+        <w:rFonts w:ascii="Wingdings" w:hAnsi="Wingdings" w:hint="default"/>
+        <w:sz w:val="20"/>
+      </w:rPr>
+    </w:lvl>
+    <w:lvl w:ilvl="6" w:tentative="1">
+      <w:start w:val="1"/>
+      <w:numFmt w:val="bullet"/>
+      <w:lvlText w:val=""/>
+      <w:lvlJc w:val="left"/>
+      <w:pPr>
+        <w:tabs>
+          <w:tab w:val="num" w:pos="5040"/>
+        </w:tabs>
+        <w:ind w:left="5040" w:hanging="360"/>
+      </w:pPr>
+      <w:rPr>
+        <w:rFonts w:ascii="Wingdings" w:hAnsi="Wingdings" w:hint="default"/>
+        <w:sz w:val="20"/>
+      </w:rPr>
+    </w:lvl>
+    <w:lvl w:ilvl="7" w:tentative="1">
+      <w:start w:val="1"/>
+      <w:numFmt w:val="bullet"/>
+      <w:lvlText w:val=""/>
+      <w:lvlJc w:val="left"/>
+      <w:pPr>
+        <w:tabs>
+          <w:tab w:val="num" w:pos="5760"/>
+        </w:tabs>
+        <w:ind w:left="5760" w:hanging="360"/>
+      </w:pPr>
+      <w:rPr>
+        <w:rFonts w:ascii="Wingdings" w:hAnsi="Wingdings" w:hint="default"/>
+        <w:sz w:val="20"/>
+      </w:rPr>
+    </w:lvl>
+    <w:lvl w:ilvl="8" w:tentative="1">
+      <w:start w:val="1"/>
+      <w:numFmt w:val="bullet"/>
+      <w:lvlText w:val=""/>
+      <w:lvlJc w:val="left"/>
+      <w:pPr>
+        <w:tabs>
+          <w:tab w:val="num" w:pos="6480"/>
+        </w:tabs>
+        <w:ind w:left="6480" w:hanging="360"/>
+      </w:pPr>
+      <w:rPr>
+        <w:rFonts w:ascii="Wingdings" w:hAnsi="Wingdings" w:hint="default"/>
+        <w:sz w:val="20"/>
+      </w:rPr>
+    </w:lvl>
+  </w:abstractNum>
+  <w:abstractNum w:abstractNumId="34" w15:restartNumberingAfterBreak="0">
+    <w:nsid w:val="6B711C03"/>
+    <w:multiLevelType w:val="multilevel"/>
+    <w:tmpl w:val="C3261A5A"/>
+    <w:lvl w:ilvl="0">
+      <w:start w:val="1"/>
+      <w:numFmt w:val="bullet"/>
+      <w:lvlText w:val=""/>
+      <w:lvlJc w:val="left"/>
+      <w:pPr>
+        <w:tabs>
+          <w:tab w:val="num" w:pos="720"/>
+        </w:tabs>
+        <w:ind w:left="720" w:hanging="360"/>
+      </w:pPr>
+      <w:rPr>
+        <w:rFonts w:ascii="Symbol" w:hAnsi="Symbol" w:hint="default"/>
+        <w:sz w:val="20"/>
+      </w:rPr>
+    </w:lvl>
+    <w:lvl w:ilvl="1" w:tentative="1">
+      <w:start w:val="1"/>
+      <w:numFmt w:val="bullet"/>
+      <w:lvlText w:val="o"/>
+      <w:lvlJc w:val="left"/>
+      <w:pPr>
+        <w:tabs>
+          <w:tab w:val="num" w:pos="1440"/>
+        </w:tabs>
+        <w:ind w:left="1440" w:hanging="360"/>
+      </w:pPr>
+      <w:rPr>
+        <w:rFonts w:ascii="Courier New" w:hAnsi="Courier New" w:hint="default"/>
+        <w:sz w:val="20"/>
+      </w:rPr>
+    </w:lvl>
+    <w:lvl w:ilvl="2" w:tentative="1">
+      <w:start w:val="1"/>
+      <w:numFmt w:val="bullet"/>
+      <w:lvlText w:val=""/>
+      <w:lvlJc w:val="left"/>
+      <w:pPr>
+        <w:tabs>
+          <w:tab w:val="num" w:pos="2160"/>
+        </w:tabs>
+        <w:ind w:left="2160" w:hanging="360"/>
+      </w:pPr>
+      <w:rPr>
+        <w:rFonts w:ascii="Wingdings" w:hAnsi="Wingdings" w:hint="default"/>
+        <w:sz w:val="20"/>
+      </w:rPr>
+    </w:lvl>
+    <w:lvl w:ilvl="3" w:tentative="1">
+      <w:start w:val="1"/>
+      <w:numFmt w:val="bullet"/>
+      <w:lvlText w:val=""/>
+      <w:lvlJc w:val="left"/>
+      <w:pPr>
+        <w:tabs>
+          <w:tab w:val="num" w:pos="2880"/>
+        </w:tabs>
+        <w:ind w:left="2880" w:hanging="360"/>
+      </w:pPr>
+      <w:rPr>
+        <w:rFonts w:ascii="Wingdings" w:hAnsi="Wingdings" w:hint="default"/>
+        <w:sz w:val="20"/>
+      </w:rPr>
+    </w:lvl>
+    <w:lvl w:ilvl="4" w:tentative="1">
+      <w:start w:val="1"/>
+      <w:numFmt w:val="bullet"/>
+      <w:lvlText w:val=""/>
+      <w:lvlJc w:val="left"/>
+      <w:pPr>
+        <w:tabs>
+          <w:tab w:val="num" w:pos="3600"/>
+        </w:tabs>
+        <w:ind w:left="3600" w:hanging="360"/>
+      </w:pPr>
+      <w:rPr>
+        <w:rFonts w:ascii="Wingdings" w:hAnsi="Wingdings" w:hint="default"/>
+        <w:sz w:val="20"/>
+      </w:rPr>
+    </w:lvl>
+    <w:lvl w:ilvl="5" w:tentative="1">
+      <w:start w:val="1"/>
+      <w:numFmt w:val="bullet"/>
+      <w:lvlText w:val=""/>
+      <w:lvlJc w:val="left"/>
+      <w:pPr>
+        <w:tabs>
+          <w:tab w:val="num" w:pos="4320"/>
+        </w:tabs>
+        <w:ind w:left="4320" w:hanging="360"/>
+      </w:pPr>
+      <w:rPr>
+        <w:rFonts w:ascii="Wingdings" w:hAnsi="Wingdings" w:hint="default"/>
+        <w:sz w:val="20"/>
+      </w:rPr>
+    </w:lvl>
+    <w:lvl w:ilvl="6" w:tentative="1">
+      <w:start w:val="1"/>
+      <w:numFmt w:val="bullet"/>
+      <w:lvlText w:val=""/>
+      <w:lvlJc w:val="left"/>
+      <w:pPr>
+        <w:tabs>
+          <w:tab w:val="num" w:pos="5040"/>
+        </w:tabs>
+        <w:ind w:left="5040" w:hanging="360"/>
+      </w:pPr>
+      <w:rPr>
+        <w:rFonts w:ascii="Wingdings" w:hAnsi="Wingdings" w:hint="default"/>
+        <w:sz w:val="20"/>
+      </w:rPr>
+    </w:lvl>
+    <w:lvl w:ilvl="7" w:tentative="1">
+      <w:start w:val="1"/>
+      <w:numFmt w:val="bullet"/>
+      <w:lvlText w:val=""/>
+      <w:lvlJc w:val="left"/>
+      <w:pPr>
+        <w:tabs>
+          <w:tab w:val="num" w:pos="5760"/>
+        </w:tabs>
+        <w:ind w:left="5760" w:hanging="360"/>
+      </w:pPr>
+      <w:rPr>
+        <w:rFonts w:ascii="Wingdings" w:hAnsi="Wingdings" w:hint="default"/>
+        <w:sz w:val="20"/>
+      </w:rPr>
+    </w:lvl>
+    <w:lvl w:ilvl="8" w:tentative="1">
+      <w:start w:val="1"/>
+      <w:numFmt w:val="bullet"/>
+      <w:lvlText w:val=""/>
+      <w:lvlJc w:val="left"/>
+      <w:pPr>
+        <w:tabs>
+          <w:tab w:val="num" w:pos="6480"/>
+        </w:tabs>
+        <w:ind w:left="6480" w:hanging="360"/>
+      </w:pPr>
+      <w:rPr>
+        <w:rFonts w:ascii="Wingdings" w:hAnsi="Wingdings" w:hint="default"/>
+        <w:sz w:val="20"/>
+      </w:rPr>
+    </w:lvl>
+  </w:abstractNum>
+  <w:abstractNum w:abstractNumId="35" w15:restartNumberingAfterBreak="0">
+    <w:nsid w:val="768C38B7"/>
+    <w:multiLevelType w:val="multilevel"/>
+    <w:tmpl w:val="189EE1D8"/>
+    <w:lvl w:ilvl="0">
+      <w:start w:val="1"/>
+      <w:numFmt w:val="decimal"/>
+      <w:lvlText w:val="%1."/>
+      <w:lvlJc w:val="left"/>
+      <w:pPr>
+        <w:tabs>
+          <w:tab w:val="num" w:pos="720"/>
+        </w:tabs>
+        <w:ind w:left="720" w:hanging="360"/>
+      </w:pPr>
+    </w:lvl>
+    <w:lvl w:ilvl="1" w:tentative="1">
+      <w:start w:val="1"/>
+      <w:numFmt w:val="decimal"/>
+      <w:lvlText w:val="%2."/>
+      <w:lvlJc w:val="left"/>
+      <w:pPr>
+        <w:tabs>
+          <w:tab w:val="num" w:pos="1440"/>
+        </w:tabs>
+        <w:ind w:left="1440" w:hanging="360"/>
+      </w:pPr>
+    </w:lvl>
+    <w:lvl w:ilvl="2" w:tentative="1">
+      <w:start w:val="1"/>
+      <w:numFmt w:val="decimal"/>
+      <w:lvlText w:val="%3."/>
+      <w:lvlJc w:val="left"/>
+      <w:pPr>
+        <w:tabs>
+          <w:tab w:val="num" w:pos="2160"/>
+        </w:tabs>
+        <w:ind w:left="2160" w:hanging="360"/>
+      </w:pPr>
+    </w:lvl>
+    <w:lvl w:ilvl="3" w:tentative="1">
+      <w:start w:val="1"/>
+      <w:numFmt w:val="decimal"/>
+      <w:lvlText w:val="%4."/>
+      <w:lvlJc w:val="left"/>
+      <w:pPr>
+        <w:tabs>
+          <w:tab w:val="num" w:pos="2880"/>
+        </w:tabs>
+        <w:ind w:left="2880" w:hanging="360"/>
+      </w:pPr>
+    </w:lvl>
+    <w:lvl w:ilvl="4" w:tentative="1">
+      <w:start w:val="1"/>
+      <w:numFmt w:val="decimal"/>
+      <w:lvlText w:val="%5."/>
+      <w:lvlJc w:val="left"/>
+      <w:pPr>
+        <w:tabs>
+          <w:tab w:val="num" w:pos="3600"/>
+        </w:tabs>
+        <w:ind w:left="3600" w:hanging="360"/>
+      </w:pPr>
+    </w:lvl>
+    <w:lvl w:ilvl="5" w:tentative="1">
+      <w:start w:val="1"/>
+      <w:numFmt w:val="decimal"/>
+      <w:lvlText w:val="%6."/>
+      <w:lvlJc w:val="left"/>
+      <w:pPr>
+        <w:tabs>
+          <w:tab w:val="num" w:pos="4320"/>
+        </w:tabs>
+        <w:ind w:left="4320" w:hanging="360"/>
+      </w:pPr>
+    </w:lvl>
+    <w:lvl w:ilvl="6" w:tentative="1">
+      <w:start w:val="1"/>
+      <w:numFmt w:val="decimal"/>
+      <w:lvlText w:val="%7."/>
+      <w:lvlJc w:val="left"/>
+      <w:pPr>
+        <w:tabs>
+          <w:tab w:val="num" w:pos="5040"/>
+        </w:tabs>
+        <w:ind w:left="5040" w:hanging="360"/>
+      </w:pPr>
+    </w:lvl>
+    <w:lvl w:ilvl="7" w:tentative="1">
+      <w:start w:val="1"/>
+      <w:numFmt w:val="decimal"/>
+      <w:lvlText w:val="%8."/>
+      <w:lvlJc w:val="left"/>
+      <w:pPr>
+        <w:tabs>
+          <w:tab w:val="num" w:pos="5760"/>
+        </w:tabs>
+        <w:ind w:left="5760" w:hanging="360"/>
+      </w:pPr>
+    </w:lvl>
+    <w:lvl w:ilvl="8" w:tentative="1">
+      <w:start w:val="1"/>
+      <w:numFmt w:val="decimal"/>
+      <w:lvlText w:val="%9."/>
+      <w:lvlJc w:val="left"/>
+      <w:pPr>
+        <w:tabs>
+          <w:tab w:val="num" w:pos="6480"/>
+        </w:tabs>
+        <w:ind w:left="6480" w:hanging="360"/>
+      </w:pPr>
+    </w:lvl>
+  </w:abstractNum>
+  <w:abstractNum w:abstractNumId="36" w15:restartNumberingAfterBreak="0">
+    <w:nsid w:val="79A16A69"/>
+    <w:multiLevelType w:val="multilevel"/>
+    <w:tmpl w:val="2C4CA8E6"/>
+    <w:lvl w:ilvl="0">
+      <w:start w:val="1"/>
+      <w:numFmt w:val="bullet"/>
+      <w:lvlText w:val=""/>
+      <w:lvlJc w:val="left"/>
+      <w:pPr>
+        <w:tabs>
+          <w:tab w:val="num" w:pos="720"/>
+        </w:tabs>
+        <w:ind w:left="720" w:hanging="360"/>
+      </w:pPr>
+      <w:rPr>
+        <w:rFonts w:ascii="Symbol" w:hAnsi="Symbol" w:hint="default"/>
+        <w:sz w:val="20"/>
+      </w:rPr>
+    </w:lvl>
+    <w:lvl w:ilvl="1">
+      <w:start w:val="1"/>
+      <w:numFmt w:val="bullet"/>
+      <w:lvlText w:val="o"/>
+      <w:lvlJc w:val="left"/>
+      <w:pPr>
+        <w:tabs>
+          <w:tab w:val="num" w:pos="1440"/>
+        </w:tabs>
+        <w:ind w:left="1440" w:hanging="360"/>
+      </w:pPr>
+      <w:rPr>
+        <w:rFonts w:ascii="Courier New" w:hAnsi="Courier New" w:hint="default"/>
+        <w:sz w:val="20"/>
+      </w:rPr>
+    </w:lvl>
+    <w:lvl w:ilvl="2" w:tentative="1">
+      <w:start w:val="1"/>
+      <w:numFmt w:val="bullet"/>
+      <w:lvlText w:val=""/>
+      <w:lvlJc w:val="left"/>
+      <w:pPr>
+        <w:tabs>
+          <w:tab w:val="num" w:pos="2160"/>
+        </w:tabs>
+        <w:ind w:left="2160" w:hanging="360"/>
+      </w:pPr>
+      <w:rPr>
+        <w:rFonts w:ascii="Wingdings" w:hAnsi="Wingdings" w:hint="default"/>
+        <w:sz w:val="20"/>
+      </w:rPr>
+    </w:lvl>
+    <w:lvl w:ilvl="3" w:tentative="1">
+      <w:start w:val="1"/>
+      <w:numFmt w:val="bullet"/>
+      <w:lvlText w:val=""/>
+      <w:lvlJc w:val="left"/>
+      <w:pPr>
+        <w:tabs>
+          <w:tab w:val="num" w:pos="2880"/>
+        </w:tabs>
+        <w:ind w:left="2880" w:hanging="360"/>
+      </w:pPr>
+      <w:rPr>
+        <w:rFonts w:ascii="Wingdings" w:hAnsi="Wingdings" w:hint="default"/>
+        <w:sz w:val="20"/>
+      </w:rPr>
+    </w:lvl>
+    <w:lvl w:ilvl="4" w:tentative="1">
+      <w:start w:val="1"/>
+      <w:numFmt w:val="bullet"/>
+      <w:lvlText w:val=""/>
+      <w:lvlJc w:val="left"/>
+      <w:pPr>
+        <w:tabs>
+          <w:tab w:val="num" w:pos="3600"/>
+        </w:tabs>
+        <w:ind w:left="3600" w:hanging="360"/>
+      </w:pPr>
+      <w:rPr>
+        <w:rFonts w:ascii="Wingdings" w:hAnsi="Wingdings" w:hint="default"/>
+        <w:sz w:val="20"/>
+      </w:rPr>
+    </w:lvl>
+    <w:lvl w:ilvl="5" w:tentative="1">
+      <w:start w:val="1"/>
+      <w:numFmt w:val="bullet"/>
+      <w:lvlText w:val=""/>
+      <w:lvlJc w:val="left"/>
+      <w:pPr>
+        <w:tabs>
+          <w:tab w:val="num" w:pos="4320"/>
+        </w:tabs>
+        <w:ind w:left="4320" w:hanging="360"/>
+      </w:pPr>
+      <w:rPr>
+        <w:rFonts w:ascii="Wingdings" w:hAnsi="Wingdings" w:hint="default"/>
+        <w:sz w:val="20"/>
+      </w:rPr>
+    </w:lvl>
+    <w:lvl w:ilvl="6" w:tentative="1">
+      <w:start w:val="1"/>
+      <w:numFmt w:val="bullet"/>
+      <w:lvlText w:val=""/>
+      <w:lvlJc w:val="left"/>
+      <w:pPr>
+        <w:tabs>
+          <w:tab w:val="num" w:pos="5040"/>
+        </w:tabs>
+        <w:ind w:left="5040" w:hanging="360"/>
+      </w:pPr>
+      <w:rPr>
+        <w:rFonts w:ascii="Wingdings" w:hAnsi="Wingdings" w:hint="default"/>
+        <w:sz w:val="20"/>
+      </w:rPr>
+    </w:lvl>
+    <w:lvl w:ilvl="7" w:tentative="1">
+      <w:start w:val="1"/>
+      <w:numFmt w:val="bullet"/>
+      <w:lvlText w:val=""/>
+      <w:lvlJc w:val="left"/>
+      <w:pPr>
+        <w:tabs>
+          <w:tab w:val="num" w:pos="5760"/>
+        </w:tabs>
+        <w:ind w:left="5760" w:hanging="360"/>
+      </w:pPr>
+      <w:rPr>
+        <w:rFonts w:ascii="Wingdings" w:hAnsi="Wingdings" w:hint="default"/>
+        <w:sz w:val="20"/>
+      </w:rPr>
+    </w:lvl>
+    <w:lvl w:ilvl="8" w:tentative="1">
+      <w:start w:val="1"/>
+      <w:numFmt w:val="bullet"/>
+      <w:lvlText w:val=""/>
+      <w:lvlJc w:val="left"/>
+      <w:pPr>
+        <w:tabs>
+          <w:tab w:val="num" w:pos="6480"/>
+        </w:tabs>
+        <w:ind w:left="6480" w:hanging="360"/>
+      </w:pPr>
+      <w:rPr>
+        <w:rFonts w:ascii="Wingdings" w:hAnsi="Wingdings" w:hint="default"/>
+        <w:sz w:val="20"/>
+      </w:rPr>
+    </w:lvl>
+  </w:abstractNum>
+  <w:abstractNum w:abstractNumId="37" w15:restartNumberingAfterBreak="0">
+    <w:nsid w:val="7C453B65"/>
+    <w:multiLevelType w:val="multilevel"/>
+    <w:tmpl w:val="902ED008"/>
+    <w:lvl w:ilvl="0">
+      <w:start w:val="1"/>
+      <w:numFmt w:val="bullet"/>
+      <w:lvlText w:val=""/>
+      <w:lvlJc w:val="left"/>
+      <w:pPr>
+        <w:tabs>
+          <w:tab w:val="num" w:pos="720"/>
+        </w:tabs>
+        <w:ind w:left="720" w:hanging="360"/>
+      </w:pPr>
+      <w:rPr>
+        <w:rFonts w:ascii="Symbol" w:hAnsi="Symbol" w:hint="default"/>
+        <w:sz w:val="20"/>
+      </w:rPr>
+    </w:lvl>
+    <w:lvl w:ilvl="1" w:tentative="1">
+      <w:start w:val="1"/>
+      <w:numFmt w:val="bullet"/>
+      <w:lvlText w:val="o"/>
+      <w:lvlJc w:val="left"/>
+      <w:pPr>
+        <w:tabs>
+          <w:tab w:val="num" w:pos="1440"/>
+        </w:tabs>
+        <w:ind w:left="1440" w:hanging="360"/>
+      </w:pPr>
+      <w:rPr>
+        <w:rFonts w:ascii="Courier New" w:hAnsi="Courier New" w:hint="default"/>
+        <w:sz w:val="20"/>
+      </w:rPr>
+    </w:lvl>
+    <w:lvl w:ilvl="2" w:tentative="1">
+      <w:start w:val="1"/>
+      <w:numFmt w:val="bullet"/>
+      <w:lvlText w:val=""/>
+      <w:lvlJc w:val="left"/>
+      <w:pPr>
+        <w:tabs>
+          <w:tab w:val="num" w:pos="2160"/>
+        </w:tabs>
+        <w:ind w:left="2160" w:hanging="360"/>
+      </w:pPr>
+      <w:rPr>
+        <w:rFonts w:ascii="Wingdings" w:hAnsi="Wingdings" w:hint="default"/>
+        <w:sz w:val="20"/>
+      </w:rPr>
+    </w:lvl>
+    <w:lvl w:ilvl="3" w:tentative="1">
+      <w:start w:val="1"/>
+      <w:numFmt w:val="bullet"/>
+      <w:lvlText w:val=""/>
+      <w:lvlJc w:val="left"/>
+      <w:pPr>
+        <w:tabs>
+          <w:tab w:val="num" w:pos="2880"/>
+        </w:tabs>
+        <w:ind w:left="2880" w:hanging="360"/>
+      </w:pPr>
+      <w:rPr>
+        <w:rFonts w:ascii="Wingdings" w:hAnsi="Wingdings" w:hint="default"/>
+        <w:sz w:val="20"/>
+      </w:rPr>
+    </w:lvl>
+    <w:lvl w:ilvl="4" w:tentative="1">
+      <w:start w:val="1"/>
+      <w:numFmt w:val="bullet"/>
+      <w:lvlText w:val=""/>
+      <w:lvlJc w:val="left"/>
+      <w:pPr>
+        <w:tabs>
+          <w:tab w:val="num" w:pos="3600"/>
+        </w:tabs>
+        <w:ind w:left="3600" w:hanging="360"/>
+      </w:pPr>
+      <w:rPr>
+        <w:rFonts w:ascii="Wingdings" w:hAnsi="Wingdings" w:hint="default"/>
+        <w:sz w:val="20"/>
+      </w:rPr>
+    </w:lvl>
+    <w:lvl w:ilvl="5" w:tentative="1">
+      <w:start w:val="1"/>
+      <w:numFmt w:val="bullet"/>
+      <w:lvlText w:val=""/>
+      <w:lvlJc w:val="left"/>
+      <w:pPr>
+        <w:tabs>
+          <w:tab w:val="num" w:pos="4320"/>
+        </w:tabs>
+        <w:ind w:left="4320" w:hanging="360"/>
+      </w:pPr>
+      <w:rPr>
+        <w:rFonts w:ascii="Wingdings" w:hAnsi="Wingdings" w:hint="default"/>
+        <w:sz w:val="20"/>
+      </w:rPr>
+    </w:lvl>
+    <w:lvl w:ilvl="6" w:tentative="1">
+      <w:start w:val="1"/>
+      <w:numFmt w:val="bullet"/>
+      <w:lvlText w:val=""/>
+      <w:lvlJc w:val="left"/>
+      <w:pPr>
+        <w:tabs>
+          <w:tab w:val="num" w:pos="5040"/>
+        </w:tabs>
+        <w:ind w:left="5040" w:hanging="360"/>
+      </w:pPr>
+      <w:rPr>
+        <w:rFonts w:ascii="Wingdings" w:hAnsi="Wingdings" w:hint="default"/>
+        <w:sz w:val="20"/>
+      </w:rPr>
+    </w:lvl>
+    <w:lvl w:ilvl="7" w:tentative="1">
+      <w:start w:val="1"/>
+      <w:numFmt w:val="bullet"/>
+      <w:lvlText w:val=""/>
+      <w:lvlJc w:val="left"/>
+      <w:pPr>
+        <w:tabs>
+          <w:tab w:val="num" w:pos="5760"/>
+        </w:tabs>
+        <w:ind w:left="5760" w:hanging="360"/>
+      </w:pPr>
+      <w:rPr>
+        <w:rFonts w:ascii="Wingdings" w:hAnsi="Wingdings" w:hint="default"/>
+        <w:sz w:val="20"/>
+      </w:rPr>
+    </w:lvl>
+    <w:lvl w:ilvl="8" w:tentative="1">
+      <w:start w:val="1"/>
+      <w:numFmt w:val="bullet"/>
+      <w:lvlText w:val=""/>
+      <w:lvlJc w:val="left"/>
+      <w:pPr>
+        <w:tabs>
+          <w:tab w:val="num" w:pos="6480"/>
+        </w:tabs>
+        <w:ind w:left="6480" w:hanging="360"/>
+      </w:pPr>
+      <w:rPr>
+        <w:rFonts w:ascii="Wingdings" w:hAnsi="Wingdings" w:hint="default"/>
+        <w:sz w:val="20"/>
+      </w:rPr>
+    </w:lvl>
+  </w:abstractNum>
+  <w:abstractNum w:abstractNumId="38" w15:restartNumberingAfterBreak="0">
+    <w:nsid w:val="7D0C13A5"/>
+    <w:multiLevelType w:val="multilevel"/>
+    <w:tmpl w:val="938AB78A"/>
+    <w:lvl w:ilvl="0">
+      <w:start w:val="1"/>
+      <w:numFmt w:val="bullet"/>
+      <w:lvlText w:val=""/>
+      <w:lvlJc w:val="left"/>
+      <w:pPr>
+        <w:tabs>
+          <w:tab w:val="num" w:pos="720"/>
+        </w:tabs>
+        <w:ind w:left="720" w:hanging="360"/>
+      </w:pPr>
+      <w:rPr>
+        <w:rFonts w:ascii="Symbol" w:hAnsi="Symbol" w:hint="default"/>
+        <w:sz w:val="20"/>
+      </w:rPr>
+    </w:lvl>
+    <w:lvl w:ilvl="1" w:tentative="1">
+      <w:start w:val="1"/>
+      <w:numFmt w:val="bullet"/>
+      <w:lvlText w:val="o"/>
+      <w:lvlJc w:val="left"/>
+      <w:pPr>
+        <w:tabs>
+          <w:tab w:val="num" w:pos="1440"/>
+        </w:tabs>
+        <w:ind w:left="1440" w:hanging="360"/>
+      </w:pPr>
+      <w:rPr>
+        <w:rFonts w:ascii="Courier New" w:hAnsi="Courier New" w:hint="default"/>
+        <w:sz w:val="20"/>
+      </w:rPr>
+    </w:lvl>
+    <w:lvl w:ilvl="2" w:tentative="1">
+      <w:start w:val="1"/>
+      <w:numFmt w:val="bullet"/>
+      <w:lvlText w:val=""/>
+      <w:lvlJc w:val="left"/>
+      <w:pPr>
+        <w:tabs>
+          <w:tab w:val="num" w:pos="2160"/>
+        </w:tabs>
+        <w:ind w:left="2160" w:hanging="360"/>
+      </w:pPr>
+      <w:rPr>
+        <w:rFonts w:ascii="Wingdings" w:hAnsi="Wingdings" w:hint="default"/>
+        <w:sz w:val="20"/>
+      </w:rPr>
+    </w:lvl>
+    <w:lvl w:ilvl="3" w:tentative="1">
+      <w:start w:val="1"/>
+      <w:numFmt w:val="bullet"/>
+      <w:lvlText w:val=""/>
+      <w:lvlJc w:val="left"/>
+      <w:pPr>
+        <w:tabs>
+          <w:tab w:val="num" w:pos="2880"/>
+        </w:tabs>
+        <w:ind w:left="2880" w:hanging="360"/>
+      </w:pPr>
+      <w:rPr>
+        <w:rFonts w:ascii="Wingdings" w:hAnsi="Wingdings" w:hint="default"/>
+        <w:sz w:val="20"/>
+      </w:rPr>
+    </w:lvl>
+    <w:lvl w:ilvl="4" w:tentative="1">
+      <w:start w:val="1"/>
+      <w:numFmt w:val="bullet"/>
+      <w:lvlText w:val=""/>
+      <w:lvlJc w:val="left"/>
+      <w:pPr>
+        <w:tabs>
+          <w:tab w:val="num" w:pos="3600"/>
+        </w:tabs>
+        <w:ind w:left="3600" w:hanging="360"/>
+      </w:pPr>
+      <w:rPr>
+        <w:rFonts w:ascii="Wingdings" w:hAnsi="Wingdings" w:hint="default"/>
+        <w:sz w:val="20"/>
+      </w:rPr>
+    </w:lvl>
+    <w:lvl w:ilvl="5" w:tentative="1">
+      <w:start w:val="1"/>
+      <w:numFmt w:val="bullet"/>
+      <w:lvlText w:val=""/>
+      <w:lvlJc w:val="left"/>
+      <w:pPr>
+        <w:tabs>
+          <w:tab w:val="num" w:pos="4320"/>
+        </w:tabs>
+        <w:ind w:left="4320" w:hanging="360"/>
+      </w:pPr>
+      <w:rPr>
+        <w:rFonts w:ascii="Wingdings" w:hAnsi="Wingdings" w:hint="default"/>
+        <w:sz w:val="20"/>
+      </w:rPr>
+    </w:lvl>
+    <w:lvl w:ilvl="6" w:tentative="1">
+      <w:start w:val="1"/>
+      <w:numFmt w:val="bullet"/>
+      <w:lvlText w:val=""/>
+      <w:lvlJc w:val="left"/>
+      <w:pPr>
+        <w:tabs>
+          <w:tab w:val="num" w:pos="5040"/>
+        </w:tabs>
+        <w:ind w:left="5040" w:hanging="360"/>
+      </w:pPr>
+      <w:rPr>
+        <w:rFonts w:ascii="Wingdings" w:hAnsi="Wingdings" w:hint="default"/>
+        <w:sz w:val="20"/>
+      </w:rPr>
+    </w:lvl>
+    <w:lvl w:ilvl="7" w:tentative="1">
+      <w:start w:val="1"/>
+      <w:numFmt w:val="bullet"/>
+      <w:lvlText w:val=""/>
+      <w:lvlJc w:val="left"/>
+      <w:pPr>
+        <w:tabs>
+          <w:tab w:val="num" w:pos="5760"/>
+        </w:tabs>
+        <w:ind w:left="5760" w:hanging="360"/>
+      </w:pPr>
+      <w:rPr>
+        <w:rFonts w:ascii="Wingdings" w:hAnsi="Wingdings" w:hint="default"/>
+        <w:sz w:val="20"/>
+      </w:rPr>
+    </w:lvl>
+    <w:lvl w:ilvl="8" w:tentative="1">
+      <w:start w:val="1"/>
+      <w:numFmt w:val="bullet"/>
+      <w:lvlText w:val=""/>
+      <w:lvlJc w:val="left"/>
+      <w:pPr>
+        <w:tabs>
+          <w:tab w:val="num" w:pos="6480"/>
+        </w:tabs>
+        <w:ind w:left="6480" w:hanging="360"/>
+      </w:pPr>
+      <w:rPr>
+        <w:rFonts w:ascii="Wingdings" w:hAnsi="Wingdings" w:hint="default"/>
+        <w:sz w:val="20"/>
+      </w:rPr>
+    </w:lvl>
+  </w:abstractNum>
   <w:num w:numId="1" w16cid:durableId="509612072">
-    <w:abstractNumId w:val="2"/>
+    <w:abstractNumId w:val="7"/>
   </w:num>
   <w:num w:numId="2" w16cid:durableId="299385491">
-    <w:abstractNumId w:val="2"/>
+    <w:abstractNumId w:val="7"/>
   </w:num>
   <w:num w:numId="3" w16cid:durableId="1131748477">
-    <w:abstractNumId w:val="2"/>
+    <w:abstractNumId w:val="7"/>
   </w:num>
   <w:num w:numId="4" w16cid:durableId="216935641">
-    <w:abstractNumId w:val="4"/>
+    <w:abstractNumId w:val="13"/>
   </w:num>
   <w:num w:numId="5" w16cid:durableId="747963402">
-    <w:abstractNumId w:val="2"/>
+    <w:abstractNumId w:val="7"/>
   </w:num>
   <w:num w:numId="6" w16cid:durableId="68578470">
+    <w:abstractNumId w:val="22"/>
+  </w:num>
+  <w:num w:numId="7" w16cid:durableId="1976373904">
     <w:abstractNumId w:val="7"/>
   </w:num>
-  <w:num w:numId="7" w16cid:durableId="1976373904">
-    <w:abstractNumId w:val="2"/>
-  </w:num>
   <w:num w:numId="8" w16cid:durableId="1645039382">
-    <w:abstractNumId w:val="2"/>
+    <w:abstractNumId w:val="7"/>
   </w:num>
   <w:num w:numId="9" w16cid:durableId="1001203983">
-    <w:abstractNumId w:val="2"/>
+    <w:abstractNumId w:val="7"/>
   </w:num>
   <w:num w:numId="10" w16cid:durableId="1893151633">
-    <w:abstractNumId w:val="4"/>
+    <w:abstractNumId w:val="13"/>
   </w:num>
   <w:num w:numId="11" w16cid:durableId="1491169440">
-    <w:abstractNumId w:val="1"/>
+    <w:abstractNumId w:val="5"/>
   </w:num>
   <w:num w:numId="12" w16cid:durableId="1729184816">
     <w:abstractNumId w:val="0"/>
   </w:num>
   <w:num w:numId="13" w16cid:durableId="71049398">
+    <w:abstractNumId w:val="17"/>
+  </w:num>
+  <w:num w:numId="14" w16cid:durableId="197592692">
+    <w:abstractNumId w:val="15"/>
+  </w:num>
+  <w:num w:numId="15" w16cid:durableId="1332441519">
+    <w:abstractNumId w:val="26"/>
+  </w:num>
+  <w:num w:numId="16" w16cid:durableId="1462381569">
+    <w:abstractNumId w:val="8"/>
+  </w:num>
+  <w:num w:numId="17" w16cid:durableId="732898744">
+    <w:abstractNumId w:val="28"/>
+  </w:num>
+  <w:num w:numId="18" w16cid:durableId="82535100">
+    <w:abstractNumId w:val="33"/>
+  </w:num>
+  <w:num w:numId="19" w16cid:durableId="1513685938">
+    <w:abstractNumId w:val="2"/>
+  </w:num>
+  <w:num w:numId="20" w16cid:durableId="1661809364">
+    <w:abstractNumId w:val="38"/>
+  </w:num>
+  <w:num w:numId="21" w16cid:durableId="1282420333">
+    <w:abstractNumId w:val="16"/>
+  </w:num>
+  <w:num w:numId="22" w16cid:durableId="1099644532">
+    <w:abstractNumId w:val="23"/>
+  </w:num>
+  <w:num w:numId="23" w16cid:durableId="2007902940">
+    <w:abstractNumId w:val="19"/>
+  </w:num>
+  <w:num w:numId="24" w16cid:durableId="406613828">
+    <w:abstractNumId w:val="32"/>
+  </w:num>
+  <w:num w:numId="25" w16cid:durableId="1080372106">
+    <w:abstractNumId w:val="3"/>
+  </w:num>
+  <w:num w:numId="26" w16cid:durableId="180973726">
+    <w:abstractNumId w:val="36"/>
+  </w:num>
+  <w:num w:numId="27" w16cid:durableId="1639066525">
+    <w:abstractNumId w:val="10"/>
+  </w:num>
+  <w:num w:numId="28" w16cid:durableId="395663470">
+    <w:abstractNumId w:val="29"/>
+  </w:num>
+  <w:num w:numId="29" w16cid:durableId="783423149">
+    <w:abstractNumId w:val="20"/>
+  </w:num>
+  <w:num w:numId="30" w16cid:durableId="1560634521">
+    <w:abstractNumId w:val="9"/>
+  </w:num>
+  <w:num w:numId="31" w16cid:durableId="1629822009">
+    <w:abstractNumId w:val="4"/>
+  </w:num>
+  <w:num w:numId="32" w16cid:durableId="555163537">
+    <w:abstractNumId w:val="34"/>
+  </w:num>
+  <w:num w:numId="33" w16cid:durableId="152333593">
+    <w:abstractNumId w:val="18"/>
+  </w:num>
+  <w:num w:numId="34" w16cid:durableId="876964729">
+    <w:abstractNumId w:val="21"/>
+  </w:num>
+  <w:num w:numId="35" w16cid:durableId="1999116963">
+    <w:abstractNumId w:val="27"/>
+  </w:num>
+  <w:num w:numId="36" w16cid:durableId="2145853293">
+    <w:abstractNumId w:val="14"/>
+  </w:num>
+  <w:num w:numId="37" w16cid:durableId="773794128">
+    <w:abstractNumId w:val="30"/>
+  </w:num>
+  <w:num w:numId="38" w16cid:durableId="1296258985">
+    <w:abstractNumId w:val="12"/>
+  </w:num>
+  <w:num w:numId="39" w16cid:durableId="1239288114">
     <w:abstractNumId w:val="6"/>
   </w:num>
-  <w:num w:numId="14" w16cid:durableId="197592692">
-    <w:abstractNumId w:val="5"/>
+  <w:num w:numId="40" w16cid:durableId="1614825281">
+    <w:abstractNumId w:val="35"/>
   </w:num>
-  <w:num w:numId="15" w16cid:durableId="1332441519">
-    <w:abstractNumId w:val="8"/>
+  <w:num w:numId="41" w16cid:durableId="460269492">
+    <w:abstractNumId w:val="25"/>
   </w:num>
-  <w:num w:numId="16" w16cid:durableId="1462381569">
-    <w:abstractNumId w:val="3"/>
+  <w:num w:numId="42" w16cid:durableId="1525948077">
+    <w:abstractNumId w:val="24"/>
   </w:num>
-  <w:num w:numId="17" w16cid:durableId="732898744">
-    <w:abstractNumId w:val="9"/>
+  <w:num w:numId="43" w16cid:durableId="2092307704">
+    <w:abstractNumId w:val="1"/>
+  </w:num>
+  <w:num w:numId="44" w16cid:durableId="1489318831">
+    <w:abstractNumId w:val="11"/>
+  </w:num>
+  <w:num w:numId="45" w16cid:durableId="676691324">
+    <w:abstractNumId w:val="37"/>
+  </w:num>
+  <w:num w:numId="46" w16cid:durableId="547179897">
+    <w:abstractNumId w:val="31"/>
   </w:num>
 </w:numbering>
 </file>
